--- a/docs/NeAR-user-manual.docx
+++ b/docs/NeAR-user-manual.docx
@@ -31,7 +31,7 @@
             <w:tblLook w:val="04A0" w:firstRow="1" w:lastRow="0" w:firstColumn="1" w:lastColumn="0" w:noHBand="0" w:noVBand="1"/>
           </w:tblPr>
           <w:tblGrid>
-            <w:gridCol w:w="9396"/>
+            <w:gridCol w:w="9570"/>
           </w:tblGrid>
           <w:tr>
             <w:trPr>
@@ -608,7 +608,7 @@
           <w:pPr>
             <w:pStyle w:val="TOC1"/>
             <w:tabs>
-              <w:tab w:val="right" w:leader="dot" w:pos="9170"/>
+              <w:tab w:val="right" w:leader="dot" w:pos="9344"/>
             </w:tabs>
             <w:rPr>
               <w:rFonts w:asciiTheme="minorHAnsi" w:eastAsiaTheme="minorEastAsia" w:hAnsiTheme="minorHAnsi" w:cstheme="minorBidi"/>
@@ -627,7 +627,7 @@
           <w:r>
             <w:fldChar w:fldCharType="separate"/>
           </w:r>
-          <w:hyperlink w:anchor="_Toc241782597" w:history="1">
+          <w:hyperlink w:anchor="_Toc241786180" w:history="1">
             <w:r>
               <w:rPr>
                 <w:rStyle w:val="Hyperlink"/>
@@ -654,7 +654,7 @@
                 <w:noProof/>
                 <w:webHidden/>
               </w:rPr>
-              <w:instrText xml:space="preserve"> PAGEREF _Toc241782597 \h </w:instrText>
+              <w:instrText xml:space="preserve"> PAGEREF _Toc241786180 \h </w:instrText>
             </w:r>
             <w:r>
               <w:rPr>
@@ -689,7 +689,7 @@
           <w:pPr>
             <w:pStyle w:val="TOC2"/>
             <w:tabs>
-              <w:tab w:val="right" w:leader="dot" w:pos="9170"/>
+              <w:tab w:val="right" w:leader="dot" w:pos="9344"/>
             </w:tabs>
             <w:rPr>
               <w:rFonts w:asciiTheme="minorHAnsi" w:eastAsiaTheme="minorEastAsia" w:hAnsiTheme="minorHAnsi" w:cstheme="minorBidi"/>
@@ -699,7 +699,7 @@
               <w14:ligatures w14:val="standardContextual"/>
             </w:rPr>
           </w:pPr>
-          <w:hyperlink w:anchor="_Toc241782598" w:history="1">
+          <w:hyperlink w:anchor="_Toc241786181" w:history="1">
             <w:r>
               <w:rPr>
                 <w:rStyle w:val="Hyperlink"/>
@@ -726,7 +726,7 @@
                 <w:noProof/>
                 <w:webHidden/>
               </w:rPr>
-              <w:instrText xml:space="preserve"> PAGEREF _Toc241782598 \h </w:instrText>
+              <w:instrText xml:space="preserve"> PAGEREF _Toc241786181 \h </w:instrText>
             </w:r>
             <w:r>
               <w:rPr>
@@ -761,7 +761,7 @@
           <w:pPr>
             <w:pStyle w:val="TOC2"/>
             <w:tabs>
-              <w:tab w:val="right" w:leader="dot" w:pos="9170"/>
+              <w:tab w:val="right" w:leader="dot" w:pos="9344"/>
             </w:tabs>
             <w:rPr>
               <w:rFonts w:asciiTheme="minorHAnsi" w:eastAsiaTheme="minorEastAsia" w:hAnsiTheme="minorHAnsi" w:cstheme="minorBidi"/>
@@ -771,13 +771,13 @@
               <w14:ligatures w14:val="standardContextual"/>
             </w:rPr>
           </w:pPr>
-          <w:hyperlink w:anchor="_Toc241782599" w:history="1">
+          <w:hyperlink w:anchor="_Toc241786182" w:history="1">
             <w:r>
               <w:rPr>
                 <w:rStyle w:val="Hyperlink"/>
                 <w:noProof/>
               </w:rPr>
-              <w:t>Getting the file format right</w:t>
+              <w:t>Try it out with the example files</w:t>
             </w:r>
             <w:r>
               <w:rPr>
@@ -798,7 +798,7 @@
                 <w:noProof/>
                 <w:webHidden/>
               </w:rPr>
-              <w:instrText xml:space="preserve"> PAGEREF _Toc241782599 \h </w:instrText>
+              <w:instrText xml:space="preserve"> PAGEREF _Toc241786182 \h </w:instrText>
             </w:r>
             <w:r>
               <w:rPr>
@@ -833,7 +833,7 @@
           <w:pPr>
             <w:pStyle w:val="TOC2"/>
             <w:tabs>
-              <w:tab w:val="right" w:leader="dot" w:pos="9170"/>
+              <w:tab w:val="right" w:leader="dot" w:pos="9344"/>
             </w:tabs>
             <w:rPr>
               <w:rFonts w:asciiTheme="minorHAnsi" w:eastAsiaTheme="minorEastAsia" w:hAnsiTheme="minorHAnsi" w:cstheme="minorBidi"/>
@@ -843,13 +843,13 @@
               <w14:ligatures w14:val="standardContextual"/>
             </w:rPr>
           </w:pPr>
-          <w:hyperlink w:anchor="_Toc241782600" w:history="1">
+          <w:hyperlink w:anchor="_Toc241786183" w:history="1">
             <w:r>
               <w:rPr>
                 <w:rStyle w:val="Hyperlink"/>
                 <w:noProof/>
               </w:rPr>
-              <w:t>Put together the rating folder</w:t>
+              <w:t>Getting the file format right</w:t>
             </w:r>
             <w:r>
               <w:rPr>
@@ -870,7 +870,7 @@
                 <w:noProof/>
                 <w:webHidden/>
               </w:rPr>
-              <w:instrText xml:space="preserve"> PAGEREF _Toc241782600 \h </w:instrText>
+              <w:instrText xml:space="preserve"> PAGEREF _Toc241786183 \h </w:instrText>
             </w:r>
             <w:r>
               <w:rPr>
@@ -905,7 +905,7 @@
           <w:pPr>
             <w:pStyle w:val="TOC2"/>
             <w:tabs>
-              <w:tab w:val="right" w:leader="dot" w:pos="9170"/>
+              <w:tab w:val="right" w:leader="dot" w:pos="9344"/>
             </w:tabs>
             <w:rPr>
               <w:rFonts w:asciiTheme="minorHAnsi" w:eastAsiaTheme="minorEastAsia" w:hAnsiTheme="minorHAnsi" w:cstheme="minorBidi"/>
@@ -915,13 +915,13 @@
               <w14:ligatures w14:val="standardContextual"/>
             </w:rPr>
           </w:pPr>
-          <w:hyperlink w:anchor="_Toc241782601" w:history="1">
+          <w:hyperlink w:anchor="_Toc241786184" w:history="1">
             <w:r>
               <w:rPr>
                 <w:rStyle w:val="Hyperlink"/>
                 <w:noProof/>
               </w:rPr>
-              <w:t>Optionally, put together a reference folder</w:t>
+              <w:t>Put together the rating folder</w:t>
             </w:r>
             <w:r>
               <w:rPr>
@@ -942,7 +942,7 @@
                 <w:noProof/>
                 <w:webHidden/>
               </w:rPr>
-              <w:instrText xml:space="preserve"> PAGEREF _Toc241782601 \h </w:instrText>
+              <w:instrText xml:space="preserve"> PAGEREF _Toc241786184 \h </w:instrText>
             </w:r>
             <w:r>
               <w:rPr>
@@ -975,9 +975,9 @@
         </w:p>
         <w:p>
           <w:pPr>
-            <w:pStyle w:val="TOC1"/>
+            <w:pStyle w:val="TOC2"/>
             <w:tabs>
-              <w:tab w:val="right" w:leader="dot" w:pos="9170"/>
+              <w:tab w:val="right" w:leader="dot" w:pos="9344"/>
             </w:tabs>
             <w:rPr>
               <w:rFonts w:asciiTheme="minorHAnsi" w:eastAsiaTheme="minorEastAsia" w:hAnsiTheme="minorHAnsi" w:cstheme="minorBidi"/>
@@ -987,13 +987,13 @@
               <w14:ligatures w14:val="standardContextual"/>
             </w:rPr>
           </w:pPr>
-          <w:hyperlink w:anchor="_Toc241782602" w:history="1">
+          <w:hyperlink w:anchor="_Toc241786185" w:history="1">
             <w:r>
               <w:rPr>
                 <w:rStyle w:val="Hyperlink"/>
                 <w:noProof/>
               </w:rPr>
-              <w:t>Preparing the rating session</w:t>
+              <w:t>Optionally, put together a reference folder</w:t>
             </w:r>
             <w:r>
               <w:rPr>
@@ -1014,7 +1014,7 @@
                 <w:noProof/>
                 <w:webHidden/>
               </w:rPr>
-              <w:instrText xml:space="preserve"> PAGEREF _Toc241782602 \h </w:instrText>
+              <w:instrText xml:space="preserve"> PAGEREF _Toc241786185 \h </w:instrText>
             </w:r>
             <w:r>
               <w:rPr>
@@ -1034,7 +1034,7 @@
                 <w:noProof/>
                 <w:webHidden/>
               </w:rPr>
-              <w:t>3</w:t>
+              <w:t>2</w:t>
             </w:r>
             <w:r>
               <w:rPr>
@@ -1047,9 +1047,9 @@
         </w:p>
         <w:p>
           <w:pPr>
-            <w:pStyle w:val="TOC2"/>
+            <w:pStyle w:val="TOC1"/>
             <w:tabs>
-              <w:tab w:val="right" w:leader="dot" w:pos="9170"/>
+              <w:tab w:val="right" w:leader="dot" w:pos="9344"/>
             </w:tabs>
             <w:rPr>
               <w:rFonts w:asciiTheme="minorHAnsi" w:eastAsiaTheme="minorEastAsia" w:hAnsiTheme="minorHAnsi" w:cstheme="minorBidi"/>
@@ -1059,13 +1059,13 @@
               <w14:ligatures w14:val="standardContextual"/>
             </w:rPr>
           </w:pPr>
-          <w:hyperlink w:anchor="_Toc241782603" w:history="1">
+          <w:hyperlink w:anchor="_Toc241786186" w:history="1">
             <w:r>
               <w:rPr>
                 <w:rStyle w:val="Hyperlink"/>
                 <w:noProof/>
               </w:rPr>
-              <w:t>Select the files for rating</w:t>
+              <w:t>Preparing the rating session</w:t>
             </w:r>
             <w:r>
               <w:rPr>
@@ -1086,7 +1086,7 @@
                 <w:noProof/>
                 <w:webHidden/>
               </w:rPr>
-              <w:instrText xml:space="preserve"> PAGEREF _Toc241782603 \h </w:instrText>
+              <w:instrText xml:space="preserve"> PAGEREF _Toc241786186 \h </w:instrText>
             </w:r>
             <w:r>
               <w:rPr>
@@ -1121,7 +1121,7 @@
           <w:pPr>
             <w:pStyle w:val="TOC2"/>
             <w:tabs>
-              <w:tab w:val="right" w:leader="dot" w:pos="9170"/>
+              <w:tab w:val="right" w:leader="dot" w:pos="9344"/>
             </w:tabs>
             <w:rPr>
               <w:rFonts w:asciiTheme="minorHAnsi" w:eastAsiaTheme="minorEastAsia" w:hAnsiTheme="minorHAnsi" w:cstheme="minorBidi"/>
@@ -1131,13 +1131,13 @@
               <w14:ligatures w14:val="standardContextual"/>
             </w:rPr>
           </w:pPr>
-          <w:hyperlink w:anchor="_Toc241782604" w:history="1">
+          <w:hyperlink w:anchor="_Toc241786187" w:history="1">
             <w:r>
               <w:rPr>
                 <w:rStyle w:val="Hyperlink"/>
                 <w:noProof/>
               </w:rPr>
-              <w:t>If necessary, select your reference files</w:t>
+              <w:t>Select the files for rating</w:t>
             </w:r>
             <w:r>
               <w:rPr>
@@ -1158,7 +1158,7 @@
                 <w:noProof/>
                 <w:webHidden/>
               </w:rPr>
-              <w:instrText xml:space="preserve"> PAGEREF _Toc241782604 \h </w:instrText>
+              <w:instrText xml:space="preserve"> PAGEREF _Toc241786187 \h </w:instrText>
             </w:r>
             <w:r>
               <w:rPr>
@@ -1193,7 +1193,7 @@
           <w:pPr>
             <w:pStyle w:val="TOC2"/>
             <w:tabs>
-              <w:tab w:val="right" w:leader="dot" w:pos="9170"/>
+              <w:tab w:val="right" w:leader="dot" w:pos="9344"/>
             </w:tabs>
             <w:rPr>
               <w:rFonts w:asciiTheme="minorHAnsi" w:eastAsiaTheme="minorEastAsia" w:hAnsiTheme="minorHAnsi" w:cstheme="minorBidi"/>
@@ -1203,13 +1203,13 @@
               <w14:ligatures w14:val="standardContextual"/>
             </w:rPr>
           </w:pPr>
-          <w:hyperlink w:anchor="_Toc241782605" w:history="1">
+          <w:hyperlink w:anchor="_Toc241786188" w:history="1">
             <w:r>
               <w:rPr>
                 <w:rStyle w:val="Hyperlink"/>
                 <w:noProof/>
               </w:rPr>
-              <w:t>Choose a name to identify the rating session</w:t>
+              <w:t>If necessary, select your reference files</w:t>
             </w:r>
             <w:r>
               <w:rPr>
@@ -1230,7 +1230,7 @@
                 <w:noProof/>
                 <w:webHidden/>
               </w:rPr>
-              <w:instrText xml:space="preserve"> PAGEREF _Toc241782605 \h </w:instrText>
+              <w:instrText xml:space="preserve"> PAGEREF _Toc241786188 \h </w:instrText>
             </w:r>
             <w:r>
               <w:rPr>
@@ -1265,7 +1265,7 @@
           <w:pPr>
             <w:pStyle w:val="TOC2"/>
             <w:tabs>
-              <w:tab w:val="right" w:leader="dot" w:pos="9170"/>
+              <w:tab w:val="right" w:leader="dot" w:pos="9344"/>
             </w:tabs>
             <w:rPr>
               <w:rFonts w:asciiTheme="minorHAnsi" w:eastAsiaTheme="minorEastAsia" w:hAnsiTheme="minorHAnsi" w:cstheme="minorBidi"/>
@@ -1275,13 +1275,13 @@
               <w14:ligatures w14:val="standardContextual"/>
             </w:rPr>
           </w:pPr>
-          <w:hyperlink w:anchor="_Toc241782606" w:history="1">
+          <w:hyperlink w:anchor="_Toc241786189" w:history="1">
             <w:r>
               <w:rPr>
                 <w:rStyle w:val="Hyperlink"/>
                 <w:noProof/>
               </w:rPr>
-              <w:t>Tick the rating options you want to use</w:t>
+              <w:t>Choose a name to identify the rating session</w:t>
             </w:r>
             <w:r>
               <w:rPr>
@@ -1302,7 +1302,7 @@
                 <w:noProof/>
                 <w:webHidden/>
               </w:rPr>
-              <w:instrText xml:space="preserve"> PAGEREF _Toc241782606 \h </w:instrText>
+              <w:instrText xml:space="preserve"> PAGEREF _Toc241786189 \h </w:instrText>
             </w:r>
             <w:r>
               <w:rPr>
@@ -1335,9 +1335,9 @@
         </w:p>
         <w:p>
           <w:pPr>
-            <w:pStyle w:val="TOC1"/>
+            <w:pStyle w:val="TOC2"/>
             <w:tabs>
-              <w:tab w:val="right" w:leader="dot" w:pos="9170"/>
+              <w:tab w:val="right" w:leader="dot" w:pos="9344"/>
             </w:tabs>
             <w:rPr>
               <w:rFonts w:asciiTheme="minorHAnsi" w:eastAsiaTheme="minorEastAsia" w:hAnsiTheme="minorHAnsi" w:cstheme="minorBidi"/>
@@ -1347,13 +1347,13 @@
               <w14:ligatures w14:val="standardContextual"/>
             </w:rPr>
           </w:pPr>
-          <w:hyperlink w:anchor="_Toc241782607" w:history="1">
+          <w:hyperlink w:anchor="_Toc241786190" w:history="1">
             <w:r>
               <w:rPr>
                 <w:rStyle w:val="Hyperlink"/>
                 <w:noProof/>
               </w:rPr>
-              <w:t>Starting the rating session</w:t>
+              <w:t>Tick the rating options you want to use</w:t>
             </w:r>
             <w:r>
               <w:rPr>
@@ -1374,7 +1374,7 @@
                 <w:noProof/>
                 <w:webHidden/>
               </w:rPr>
-              <w:instrText xml:space="preserve"> PAGEREF _Toc241782607 \h </w:instrText>
+              <w:instrText xml:space="preserve"> PAGEREF _Toc241786190 \h </w:instrText>
             </w:r>
             <w:r>
               <w:rPr>
@@ -1394,7 +1394,7 @@
                 <w:noProof/>
                 <w:webHidden/>
               </w:rPr>
-              <w:t>4</w:t>
+              <w:t>3</w:t>
             </w:r>
             <w:r>
               <w:rPr>
@@ -1409,7 +1409,7 @@
           <w:pPr>
             <w:pStyle w:val="TOC1"/>
             <w:tabs>
-              <w:tab w:val="right" w:leader="dot" w:pos="9170"/>
+              <w:tab w:val="right" w:leader="dot" w:pos="9344"/>
             </w:tabs>
             <w:rPr>
               <w:rFonts w:asciiTheme="minorHAnsi" w:eastAsiaTheme="minorEastAsia" w:hAnsiTheme="minorHAnsi" w:cstheme="minorBidi"/>
@@ -1419,13 +1419,13 @@
               <w14:ligatures w14:val="standardContextual"/>
             </w:rPr>
           </w:pPr>
-          <w:hyperlink w:anchor="_Toc241782608" w:history="1">
+          <w:hyperlink w:anchor="_Toc241786191" w:history="1">
             <w:r>
               <w:rPr>
                 <w:rStyle w:val="Hyperlink"/>
                 <w:noProof/>
               </w:rPr>
-              <w:t>Performing the rating</w:t>
+              <w:t>Starting the rating session</w:t>
             </w:r>
             <w:r>
               <w:rPr>
@@ -1446,7 +1446,7 @@
                 <w:noProof/>
                 <w:webHidden/>
               </w:rPr>
-              <w:instrText xml:space="preserve"> PAGEREF _Toc241782608 \h </w:instrText>
+              <w:instrText xml:space="preserve"> PAGEREF _Toc241786191 \h </w:instrText>
             </w:r>
             <w:r>
               <w:rPr>
@@ -1466,7 +1466,7 @@
                 <w:noProof/>
                 <w:webHidden/>
               </w:rPr>
-              <w:t>6</w:t>
+              <w:t>4</w:t>
             </w:r>
             <w:r>
               <w:rPr>
@@ -1479,9 +1479,9 @@
         </w:p>
         <w:p>
           <w:pPr>
-            <w:pStyle w:val="TOC2"/>
+            <w:pStyle w:val="TOC1"/>
             <w:tabs>
-              <w:tab w:val="right" w:leader="dot" w:pos="9170"/>
+              <w:tab w:val="right" w:leader="dot" w:pos="9344"/>
             </w:tabs>
             <w:rPr>
               <w:rFonts w:asciiTheme="minorHAnsi" w:eastAsiaTheme="minorEastAsia" w:hAnsiTheme="minorHAnsi" w:cstheme="minorBidi"/>
@@ -1491,13 +1491,13 @@
               <w14:ligatures w14:val="standardContextual"/>
             </w:rPr>
           </w:pPr>
-          <w:hyperlink w:anchor="_Toc241782609" w:history="1">
+          <w:hyperlink w:anchor="_Toc241786192" w:history="1">
             <w:r>
               <w:rPr>
                 <w:rStyle w:val="Hyperlink"/>
                 <w:noProof/>
               </w:rPr>
-              <w:t>End the rating session</w:t>
+              <w:t>Performing the rating</w:t>
             </w:r>
             <w:r>
               <w:rPr>
@@ -1518,7 +1518,7 @@
                 <w:noProof/>
                 <w:webHidden/>
               </w:rPr>
-              <w:instrText xml:space="preserve"> PAGEREF _Toc241782609 \h </w:instrText>
+              <w:instrText xml:space="preserve"> PAGEREF _Toc241786192 \h </w:instrText>
             </w:r>
             <w:r>
               <w:rPr>
@@ -1538,7 +1538,7 @@
                 <w:noProof/>
                 <w:webHidden/>
               </w:rPr>
-              <w:t>6</w:t>
+              <w:t>5</w:t>
             </w:r>
             <w:r>
               <w:rPr>
@@ -1551,9 +1551,9 @@
         </w:p>
         <w:p>
           <w:pPr>
-            <w:pStyle w:val="TOC2"/>
+            <w:pStyle w:val="TOC1"/>
             <w:tabs>
-              <w:tab w:val="right" w:leader="dot" w:pos="9170"/>
+              <w:tab w:val="right" w:leader="dot" w:pos="9344"/>
             </w:tabs>
             <w:rPr>
               <w:rFonts w:asciiTheme="minorHAnsi" w:eastAsiaTheme="minorEastAsia" w:hAnsiTheme="minorHAnsi" w:cstheme="minorBidi"/>
@@ -1563,13 +1563,13 @@
               <w14:ligatures w14:val="standardContextual"/>
             </w:rPr>
           </w:pPr>
-          <w:hyperlink w:anchor="_Toc241782610" w:history="1">
+          <w:hyperlink w:anchor="_Toc241786193" w:history="1">
             <w:r>
               <w:rPr>
                 <w:rStyle w:val="Hyperlink"/>
                 <w:noProof/>
               </w:rPr>
-              <w:t>Look at the results</w:t>
+              <w:t>And then…</w:t>
             </w:r>
             <w:r>
               <w:rPr>
@@ -1590,7 +1590,7 @@
                 <w:noProof/>
                 <w:webHidden/>
               </w:rPr>
-              <w:instrText xml:space="preserve"> PAGEREF _Toc241782610 \h </w:instrText>
+              <w:instrText xml:space="preserve"> PAGEREF _Toc241786193 \h </w:instrText>
             </w:r>
             <w:r>
               <w:rPr>
@@ -1610,7 +1610,7 @@
                 <w:noProof/>
                 <w:webHidden/>
               </w:rPr>
-              <w:t>6</w:t>
+              <w:t>7</w:t>
             </w:r>
             <w:r>
               <w:rPr>
@@ -1623,9 +1623,9 @@
         </w:p>
         <w:p>
           <w:pPr>
-            <w:pStyle w:val="TOC1"/>
+            <w:pStyle w:val="TOC2"/>
             <w:tabs>
-              <w:tab w:val="right" w:leader="dot" w:pos="9170"/>
+              <w:tab w:val="right" w:leader="dot" w:pos="9344"/>
             </w:tabs>
             <w:rPr>
               <w:rFonts w:asciiTheme="minorHAnsi" w:eastAsiaTheme="minorEastAsia" w:hAnsiTheme="minorHAnsi" w:cstheme="minorBidi"/>
@@ -1635,13 +1635,13 @@
               <w14:ligatures w14:val="standardContextual"/>
             </w:rPr>
           </w:pPr>
-          <w:hyperlink w:anchor="_Toc241782611" w:history="1">
+          <w:hyperlink w:anchor="_Toc241786194" w:history="1">
             <w:r>
               <w:rPr>
                 <w:rStyle w:val="Hyperlink"/>
                 <w:noProof/>
               </w:rPr>
-              <w:t>Finer details</w:t>
+              <w:t>End the rating session</w:t>
             </w:r>
             <w:r>
               <w:rPr>
@@ -1662,7 +1662,7 @@
                 <w:noProof/>
                 <w:webHidden/>
               </w:rPr>
-              <w:instrText xml:space="preserve"> PAGEREF _Toc241782611 \h </w:instrText>
+              <w:instrText xml:space="preserve"> PAGEREF _Toc241786194 \h </w:instrText>
             </w:r>
             <w:r>
               <w:rPr>
@@ -1682,7 +1682,7 @@
                 <w:noProof/>
                 <w:webHidden/>
               </w:rPr>
-              <w:t>8</w:t>
+              <w:t>7</w:t>
             </w:r>
             <w:r>
               <w:rPr>
@@ -1697,7 +1697,7 @@
           <w:pPr>
             <w:pStyle w:val="TOC2"/>
             <w:tabs>
-              <w:tab w:val="right" w:leader="dot" w:pos="9170"/>
+              <w:tab w:val="right" w:leader="dot" w:pos="9344"/>
             </w:tabs>
             <w:rPr>
               <w:rFonts w:asciiTheme="minorHAnsi" w:eastAsiaTheme="minorEastAsia" w:hAnsiTheme="minorHAnsi" w:cstheme="minorBidi"/>
@@ -1707,13 +1707,13 @@
               <w14:ligatures w14:val="standardContextual"/>
             </w:rPr>
           </w:pPr>
-          <w:hyperlink w:anchor="_Toc241782612" w:history="1">
+          <w:hyperlink w:anchor="_Toc241786195" w:history="1">
             <w:r>
               <w:rPr>
                 <w:rStyle w:val="Hyperlink"/>
                 <w:noProof/>
               </w:rPr>
-              <w:t>How does the program deal with the results file NeAR.csv?</w:t>
+              <w:t>Look at the results</w:t>
             </w:r>
             <w:r>
               <w:rPr>
@@ -1734,7 +1734,7 @@
                 <w:noProof/>
                 <w:webHidden/>
               </w:rPr>
-              <w:instrText xml:space="preserve"> PAGEREF _Toc241782612 \h </w:instrText>
+              <w:instrText xml:space="preserve"> PAGEREF _Toc241786195 \h </w:instrText>
             </w:r>
             <w:r>
               <w:rPr>
@@ -1754,7 +1754,7 @@
                 <w:noProof/>
                 <w:webHidden/>
               </w:rPr>
-              <w:t>8</w:t>
+              <w:t>7</w:t>
             </w:r>
             <w:r>
               <w:rPr>
@@ -1769,7 +1769,7 @@
           <w:pPr>
             <w:pStyle w:val="TOC1"/>
             <w:tabs>
-              <w:tab w:val="right" w:leader="dot" w:pos="9170"/>
+              <w:tab w:val="right" w:leader="dot" w:pos="9344"/>
             </w:tabs>
             <w:rPr>
               <w:rFonts w:asciiTheme="minorHAnsi" w:eastAsiaTheme="minorEastAsia" w:hAnsiTheme="minorHAnsi" w:cstheme="minorBidi"/>
@@ -1779,13 +1779,13 @@
               <w14:ligatures w14:val="standardContextual"/>
             </w:rPr>
           </w:pPr>
-          <w:hyperlink w:anchor="_Toc241782613" w:history="1">
+          <w:hyperlink w:anchor="_Toc241786196" w:history="1">
             <w:r>
               <w:rPr>
                 <w:rStyle w:val="Hyperlink"/>
                 <w:noProof/>
               </w:rPr>
-              <w:t>Loading the data into Excel</w:t>
+              <w:t>Finer details</w:t>
             </w:r>
             <w:r>
               <w:rPr>
@@ -1806,7 +1806,7 @@
                 <w:noProof/>
                 <w:webHidden/>
               </w:rPr>
-              <w:instrText xml:space="preserve"> PAGEREF _Toc241782613 \h </w:instrText>
+              <w:instrText xml:space="preserve"> PAGEREF _Toc241786196 \h </w:instrText>
             </w:r>
             <w:r>
               <w:rPr>
@@ -1826,7 +1826,7 @@
                 <w:noProof/>
                 <w:webHidden/>
               </w:rPr>
-              <w:t>9</w:t>
+              <w:t>7</w:t>
             </w:r>
             <w:r>
               <w:rPr>
@@ -1839,9 +1839,9 @@
         </w:p>
         <w:p>
           <w:pPr>
-            <w:pStyle w:val="TOC1"/>
+            <w:pStyle w:val="TOC2"/>
             <w:tabs>
-              <w:tab w:val="right" w:leader="dot" w:pos="9170"/>
+              <w:tab w:val="right" w:leader="dot" w:pos="9344"/>
             </w:tabs>
             <w:rPr>
               <w:rFonts w:asciiTheme="minorHAnsi" w:eastAsiaTheme="minorEastAsia" w:hAnsiTheme="minorHAnsi" w:cstheme="minorBidi"/>
@@ -1851,13 +1851,13 @@
               <w14:ligatures w14:val="standardContextual"/>
             </w:rPr>
           </w:pPr>
-          <w:hyperlink w:anchor="_Toc241782614" w:history="1">
+          <w:hyperlink w:anchor="_Toc241786197" w:history="1">
             <w:r>
               <w:rPr>
                 <w:rStyle w:val="Hyperlink"/>
                 <w:noProof/>
               </w:rPr>
-              <w:t>The file format</w:t>
+              <w:t>How does the program deal with the results file NeAR.csv?</w:t>
             </w:r>
             <w:r>
               <w:rPr>
@@ -1878,7 +1878,7 @@
                 <w:noProof/>
                 <w:webHidden/>
               </w:rPr>
-              <w:instrText xml:space="preserve"> PAGEREF _Toc241782614 \h </w:instrText>
+              <w:instrText xml:space="preserve"> PAGEREF _Toc241786197 \h </w:instrText>
             </w:r>
             <w:r>
               <w:rPr>
@@ -1898,7 +1898,7 @@
                 <w:noProof/>
                 <w:webHidden/>
               </w:rPr>
-              <w:t>10</w:t>
+              <w:t>7</w:t>
             </w:r>
             <w:r>
               <w:rPr>
@@ -1911,9 +1911,9 @@
         </w:p>
         <w:p>
           <w:pPr>
-            <w:pStyle w:val="TOC2"/>
+            <w:pStyle w:val="TOC1"/>
             <w:tabs>
-              <w:tab w:val="right" w:leader="dot" w:pos="9170"/>
+              <w:tab w:val="right" w:leader="dot" w:pos="9344"/>
             </w:tabs>
             <w:rPr>
               <w:rFonts w:asciiTheme="minorHAnsi" w:eastAsiaTheme="minorEastAsia" w:hAnsiTheme="minorHAnsi" w:cstheme="minorBidi"/>
@@ -1923,13 +1923,13 @@
               <w14:ligatures w14:val="standardContextual"/>
             </w:rPr>
           </w:pPr>
-          <w:hyperlink w:anchor="_Toc241782615" w:history="1">
+          <w:hyperlink w:anchor="_Toc241786198" w:history="1">
             <w:r>
               <w:rPr>
                 <w:rStyle w:val="Hyperlink"/>
                 <w:noProof/>
               </w:rPr>
-              <w:t>Using reference files</w:t>
+              <w:t>Loading the data into Excel</w:t>
             </w:r>
             <w:r>
               <w:rPr>
@@ -1950,7 +1950,7 @@
                 <w:noProof/>
                 <w:webHidden/>
               </w:rPr>
-              <w:instrText xml:space="preserve"> PAGEREF _Toc241782615 \h </w:instrText>
+              <w:instrText xml:space="preserve"> PAGEREF _Toc241786198 \h </w:instrText>
             </w:r>
             <w:r>
               <w:rPr>
@@ -1970,7 +1970,7 @@
                 <w:noProof/>
                 <w:webHidden/>
               </w:rPr>
-              <w:t>10</w:t>
+              <w:t>8</w:t>
             </w:r>
             <w:r>
               <w:rPr>
@@ -1985,7 +1985,7 @@
           <w:pPr>
             <w:pStyle w:val="TOC1"/>
             <w:tabs>
-              <w:tab w:val="right" w:leader="dot" w:pos="9170"/>
+              <w:tab w:val="right" w:leader="dot" w:pos="9344"/>
             </w:tabs>
             <w:rPr>
               <w:rFonts w:asciiTheme="minorHAnsi" w:eastAsiaTheme="minorEastAsia" w:hAnsiTheme="minorHAnsi" w:cstheme="minorBidi"/>
@@ -1995,13 +1995,13 @@
               <w14:ligatures w14:val="standardContextual"/>
             </w:rPr>
           </w:pPr>
-          <w:hyperlink w:anchor="_Toc241782616" w:history="1">
+          <w:hyperlink w:anchor="_Toc241786199" w:history="1">
             <w:r>
               <w:rPr>
                 <w:rStyle w:val="Hyperlink"/>
                 <w:noProof/>
               </w:rPr>
-              <w:t>What’s different from the 2012 Windows version</w:t>
+              <w:t>The file format</w:t>
             </w:r>
             <w:r>
               <w:rPr>
@@ -2022,7 +2022,7 @@
                 <w:noProof/>
                 <w:webHidden/>
               </w:rPr>
-              <w:instrText xml:space="preserve"> PAGEREF _Toc241782616 \h </w:instrText>
+              <w:instrText xml:space="preserve"> PAGEREF _Toc241786199 \h </w:instrText>
             </w:r>
             <w:r>
               <w:rPr>
@@ -2042,7 +2042,7 @@
                 <w:noProof/>
                 <w:webHidden/>
               </w:rPr>
-              <w:t>10</w:t>
+              <w:t>9</w:t>
             </w:r>
             <w:r>
               <w:rPr>
@@ -2055,9 +2055,9 @@
         </w:p>
         <w:p>
           <w:pPr>
-            <w:pStyle w:val="TOC1"/>
+            <w:pStyle w:val="TOC2"/>
             <w:tabs>
-              <w:tab w:val="right" w:leader="dot" w:pos="9170"/>
+              <w:tab w:val="right" w:leader="dot" w:pos="9344"/>
             </w:tabs>
             <w:rPr>
               <w:rFonts w:asciiTheme="minorHAnsi" w:eastAsiaTheme="minorEastAsia" w:hAnsiTheme="minorHAnsi" w:cstheme="minorBidi"/>
@@ -2067,13 +2067,13 @@
               <w14:ligatures w14:val="standardContextual"/>
             </w:rPr>
           </w:pPr>
-          <w:hyperlink w:anchor="_Toc241782617" w:history="1">
+          <w:hyperlink w:anchor="_Toc241786200" w:history="1">
             <w:r>
               <w:rPr>
                 <w:rStyle w:val="Hyperlink"/>
                 <w:noProof/>
               </w:rPr>
-              <w:t>Analysing the data</w:t>
+              <w:t>Using reference files</w:t>
             </w:r>
             <w:r>
               <w:rPr>
@@ -2094,7 +2094,7 @@
                 <w:noProof/>
                 <w:webHidden/>
               </w:rPr>
-              <w:instrText xml:space="preserve"> PAGEREF _Toc241782617 \h </w:instrText>
+              <w:instrText xml:space="preserve"> PAGEREF _Toc241786200 \h </w:instrText>
             </w:r>
             <w:r>
               <w:rPr>
@@ -2114,7 +2114,7 @@
                 <w:noProof/>
                 <w:webHidden/>
               </w:rPr>
-              <w:t>11</w:t>
+              <w:t>9</w:t>
             </w:r>
             <w:r>
               <w:rPr>
@@ -2127,9 +2127,9 @@
         </w:p>
         <w:p>
           <w:pPr>
-            <w:pStyle w:val="TOC2"/>
+            <w:pStyle w:val="TOC1"/>
             <w:tabs>
-              <w:tab w:val="right" w:leader="dot" w:pos="9170"/>
+              <w:tab w:val="right" w:leader="dot" w:pos="9344"/>
             </w:tabs>
             <w:rPr>
               <w:rFonts w:asciiTheme="minorHAnsi" w:eastAsiaTheme="minorEastAsia" w:hAnsiTheme="minorHAnsi" w:cstheme="minorBidi"/>
@@ -2139,13 +2139,13 @@
               <w14:ligatures w14:val="standardContextual"/>
             </w:rPr>
           </w:pPr>
-          <w:hyperlink w:anchor="_Toc241782618" w:history="1">
+          <w:hyperlink w:anchor="_Toc241786201" w:history="1">
             <w:r>
               <w:rPr>
                 <w:rStyle w:val="Hyperlink"/>
                 <w:noProof/>
               </w:rPr>
-              <w:t>Measures of agreement</w:t>
+              <w:t>Analysing the data</w:t>
             </w:r>
             <w:r>
               <w:rPr>
@@ -2166,7 +2166,7 @@
                 <w:noProof/>
                 <w:webHidden/>
               </w:rPr>
-              <w:instrText xml:space="preserve"> PAGEREF _Toc241782618 \h </w:instrText>
+              <w:instrText xml:space="preserve"> PAGEREF _Toc241786201 \h </w:instrText>
             </w:r>
             <w:r>
               <w:rPr>
@@ -2186,7 +2186,7 @@
                 <w:noProof/>
                 <w:webHidden/>
               </w:rPr>
-              <w:t>11</w:t>
+              <w:t>10</w:t>
             </w:r>
             <w:r>
               <w:rPr>
@@ -2201,7 +2201,7 @@
           <w:pPr>
             <w:pStyle w:val="TOC2"/>
             <w:tabs>
-              <w:tab w:val="right" w:leader="dot" w:pos="9170"/>
+              <w:tab w:val="right" w:leader="dot" w:pos="9344"/>
             </w:tabs>
             <w:rPr>
               <w:rFonts w:asciiTheme="minorHAnsi" w:eastAsiaTheme="minorEastAsia" w:hAnsiTheme="minorHAnsi" w:cstheme="minorBidi"/>
@@ -2211,13 +2211,13 @@
               <w14:ligatures w14:val="standardContextual"/>
             </w:rPr>
           </w:pPr>
-          <w:hyperlink w:anchor="_Toc241782619" w:history="1">
+          <w:hyperlink w:anchor="_Toc241786202" w:history="1">
             <w:r>
               <w:rPr>
                 <w:rStyle w:val="Hyperlink"/>
                 <w:noProof/>
               </w:rPr>
-              <w:t>Unrated samples</w:t>
+              <w:t>Measures of agreement</w:t>
             </w:r>
             <w:r>
               <w:rPr>
@@ -2238,7 +2238,7 @@
                 <w:noProof/>
                 <w:webHidden/>
               </w:rPr>
-              <w:instrText xml:space="preserve"> PAGEREF _Toc241782619 \h </w:instrText>
+              <w:instrText xml:space="preserve"> PAGEREF _Toc241786202 \h </w:instrText>
             </w:r>
             <w:r>
               <w:rPr>
@@ -2258,7 +2258,7 @@
                 <w:noProof/>
                 <w:webHidden/>
               </w:rPr>
-              <w:t>11</w:t>
+              <w:t>10</w:t>
             </w:r>
             <w:r>
               <w:rPr>
@@ -2273,7 +2273,7 @@
           <w:pPr>
             <w:pStyle w:val="TOC2"/>
             <w:tabs>
-              <w:tab w:val="right" w:leader="dot" w:pos="9170"/>
+              <w:tab w:val="right" w:leader="dot" w:pos="9344"/>
             </w:tabs>
             <w:rPr>
               <w:rFonts w:asciiTheme="minorHAnsi" w:eastAsiaTheme="minorEastAsia" w:hAnsiTheme="minorHAnsi" w:cstheme="minorBidi"/>
@@ -2283,13 +2283,13 @@
               <w14:ligatures w14:val="standardContextual"/>
             </w:rPr>
           </w:pPr>
-          <w:hyperlink w:anchor="_Toc241782620" w:history="1">
+          <w:hyperlink w:anchor="_Toc241786203" w:history="1">
             <w:r>
               <w:rPr>
                 <w:rStyle w:val="Hyperlink"/>
                 <w:noProof/>
               </w:rPr>
-              <w:t>Using reference files</w:t>
+              <w:t>Unrated samples</w:t>
             </w:r>
             <w:r>
               <w:rPr>
@@ -2310,7 +2310,7 @@
                 <w:noProof/>
                 <w:webHidden/>
               </w:rPr>
-              <w:instrText xml:space="preserve"> PAGEREF _Toc241782620 \h </w:instrText>
+              <w:instrText xml:space="preserve"> PAGEREF _Toc241786203 \h </w:instrText>
             </w:r>
             <w:r>
               <w:rPr>
@@ -2330,7 +2330,7 @@
                 <w:noProof/>
                 <w:webHidden/>
               </w:rPr>
-              <w:t>11</w:t>
+              <w:t>10</w:t>
             </w:r>
             <w:r>
               <w:rPr>
@@ -2343,9 +2343,9 @@
         </w:p>
         <w:p>
           <w:pPr>
-            <w:pStyle w:val="TOC1"/>
+            <w:pStyle w:val="TOC2"/>
             <w:tabs>
-              <w:tab w:val="right" w:leader="dot" w:pos="9170"/>
+              <w:tab w:val="right" w:leader="dot" w:pos="9344"/>
             </w:tabs>
             <w:rPr>
               <w:rFonts w:asciiTheme="minorHAnsi" w:eastAsiaTheme="minorEastAsia" w:hAnsiTheme="minorHAnsi" w:cstheme="minorBidi"/>
@@ -2355,13 +2355,13 @@
               <w14:ligatures w14:val="standardContextual"/>
             </w:rPr>
           </w:pPr>
-          <w:hyperlink w:anchor="_Toc241782621" w:history="1">
+          <w:hyperlink w:anchor="_Toc241786204" w:history="1">
             <w:r>
               <w:rPr>
                 <w:rStyle w:val="Hyperlink"/>
                 <w:noProof/>
               </w:rPr>
-              <w:t>References</w:t>
+              <w:t>Using reference files</w:t>
             </w:r>
             <w:r>
               <w:rPr>
@@ -2382,7 +2382,7 @@
                 <w:noProof/>
                 <w:webHidden/>
               </w:rPr>
-              <w:instrText xml:space="preserve"> PAGEREF _Toc241782621 \h </w:instrText>
+              <w:instrText xml:space="preserve"> PAGEREF _Toc241786204 \h </w:instrText>
             </w:r>
             <w:r>
               <w:rPr>
@@ -2402,7 +2402,7 @@
                 <w:noProof/>
                 <w:webHidden/>
               </w:rPr>
-              <w:t>11</w:t>
+              <w:t>10</w:t>
             </w:r>
             <w:r>
               <w:rPr>
@@ -2417,7 +2417,7 @@
           <w:pPr>
             <w:pStyle w:val="TOC1"/>
             <w:tabs>
-              <w:tab w:val="right" w:leader="dot" w:pos="9170"/>
+              <w:tab w:val="right" w:leader="dot" w:pos="9344"/>
             </w:tabs>
             <w:rPr>
               <w:rFonts w:asciiTheme="minorHAnsi" w:eastAsiaTheme="minorEastAsia" w:hAnsiTheme="minorHAnsi" w:cstheme="minorBidi"/>
@@ -2427,12 +2427,156 @@
               <w14:ligatures w14:val="standardContextual"/>
             </w:rPr>
           </w:pPr>
-          <w:hyperlink w:anchor="_Toc241782622" w:history="1">
+          <w:hyperlink w:anchor="_Toc241786205" w:history="1">
             <w:r>
               <w:rPr>
                 <w:rStyle w:val="Hyperlink"/>
                 <w:noProof/>
               </w:rPr>
+              <w:t>What’s different from the 2012 Windows version</w:t>
+            </w:r>
+            <w:r>
+              <w:rPr>
+                <w:noProof/>
+                <w:webHidden/>
+              </w:rPr>
+              <w:tab/>
+            </w:r>
+            <w:r>
+              <w:rPr>
+                <w:noProof/>
+                <w:webHidden/>
+              </w:rPr>
+              <w:fldChar w:fldCharType="begin"/>
+            </w:r>
+            <w:r>
+              <w:rPr>
+                <w:noProof/>
+                <w:webHidden/>
+              </w:rPr>
+              <w:instrText xml:space="preserve"> PAGEREF _Toc241786205 \h </w:instrText>
+            </w:r>
+            <w:r>
+              <w:rPr>
+                <w:noProof/>
+                <w:webHidden/>
+              </w:rPr>
+            </w:r>
+            <w:r>
+              <w:rPr>
+                <w:noProof/>
+                <w:webHidden/>
+              </w:rPr>
+              <w:fldChar w:fldCharType="separate"/>
+            </w:r>
+            <w:r>
+              <w:rPr>
+                <w:noProof/>
+                <w:webHidden/>
+              </w:rPr>
+              <w:t>11</w:t>
+            </w:r>
+            <w:r>
+              <w:rPr>
+                <w:noProof/>
+                <w:webHidden/>
+              </w:rPr>
+              <w:fldChar w:fldCharType="end"/>
+            </w:r>
+          </w:hyperlink>
+        </w:p>
+        <w:p>
+          <w:pPr>
+            <w:pStyle w:val="TOC1"/>
+            <w:tabs>
+              <w:tab w:val="right" w:leader="dot" w:pos="9344"/>
+            </w:tabs>
+            <w:rPr>
+              <w:rFonts w:asciiTheme="minorHAnsi" w:eastAsiaTheme="minorEastAsia" w:hAnsiTheme="minorHAnsi" w:cstheme="minorBidi"/>
+              <w:noProof/>
+              <w:kern w:val="2"/>
+              <w:sz w:val="24"/>
+              <w14:ligatures w14:val="standardContextual"/>
+            </w:rPr>
+          </w:pPr>
+          <w:hyperlink w:anchor="_Toc241786206" w:history="1">
+            <w:r>
+              <w:rPr>
+                <w:rStyle w:val="Hyperlink"/>
+                <w:noProof/>
+              </w:rPr>
+              <w:t>References</w:t>
+            </w:r>
+            <w:r>
+              <w:rPr>
+                <w:noProof/>
+                <w:webHidden/>
+              </w:rPr>
+              <w:tab/>
+            </w:r>
+            <w:r>
+              <w:rPr>
+                <w:noProof/>
+                <w:webHidden/>
+              </w:rPr>
+              <w:fldChar w:fldCharType="begin"/>
+            </w:r>
+            <w:r>
+              <w:rPr>
+                <w:noProof/>
+                <w:webHidden/>
+              </w:rPr>
+              <w:instrText xml:space="preserve"> PAGEREF _Toc241786206 \h </w:instrText>
+            </w:r>
+            <w:r>
+              <w:rPr>
+                <w:noProof/>
+                <w:webHidden/>
+              </w:rPr>
+            </w:r>
+            <w:r>
+              <w:rPr>
+                <w:noProof/>
+                <w:webHidden/>
+              </w:rPr>
+              <w:fldChar w:fldCharType="separate"/>
+            </w:r>
+            <w:r>
+              <w:rPr>
+                <w:noProof/>
+                <w:webHidden/>
+              </w:rPr>
+              <w:t>11</w:t>
+            </w:r>
+            <w:r>
+              <w:rPr>
+                <w:noProof/>
+                <w:webHidden/>
+              </w:rPr>
+              <w:fldChar w:fldCharType="end"/>
+            </w:r>
+          </w:hyperlink>
+        </w:p>
+        <w:p>
+          <w:pPr>
+            <w:pStyle w:val="TOC1"/>
+            <w:tabs>
+              <w:tab w:val="right" w:leader="dot" w:pos="9344"/>
+            </w:tabs>
+            <w:rPr>
+              <w:rFonts w:asciiTheme="minorHAnsi" w:eastAsiaTheme="minorEastAsia" w:hAnsiTheme="minorHAnsi" w:cstheme="minorBidi"/>
+              <w:noProof/>
+              <w:kern w:val="2"/>
+              <w:sz w:val="24"/>
+              <w14:ligatures w14:val="standardContextual"/>
+            </w:rPr>
+          </w:pPr>
+          <w:hyperlink w:anchor="_Toc241786207" w:history="1">
+            <w:r>
+              <w:rPr>
+                <w:rStyle w:val="Hyperlink"/>
+                <w:noProof/>
+              </w:rPr>
               <w:t>Acknowledgements</w:t>
             </w:r>
             <w:r>
@@ -2454,7 +2598,7 @@
                 <w:noProof/>
                 <w:webHidden/>
               </w:rPr>
-              <w:instrText xml:space="preserve"> PAGEREF _Toc241782622 \h </w:instrText>
+              <w:instrText xml:space="preserve"> PAGEREF _Toc241786207 \h </w:instrText>
             </w:r>
             <w:r>
               <w:rPr>
@@ -2517,7 +2661,7 @@
       <w:pPr>
         <w:pStyle w:val="Heading1"/>
       </w:pPr>
-      <w:bookmarkStart w:id="0" w:name="_Toc241782597"/>
+      <w:bookmarkStart w:id="0" w:name="_Toc241786180"/>
       <w:r>
         <w:lastRenderedPageBreak/>
         <w:t>Getting started and preparing the audio files</w:t>
@@ -2533,7 +2677,7 @@
       <w:pPr>
         <w:pStyle w:val="Heading2"/>
       </w:pPr>
-      <w:bookmarkStart w:id="1" w:name="_Toc241782598"/>
+      <w:bookmarkStart w:id="1" w:name="_Toc241786181"/>
       <w:r>
         <w:t>Opening the app</w:t>
       </w:r>
@@ -2553,7 +2697,6 @@
         <w:t xml:space="preserve"> in a web browser. The program runs entirely on your own computer: your audio files are never uploaded anywhere, and once the page has been opened it carries on working without an internet connection.</w:t>
       </w:r>
     </w:p>
-    <w:p/>
     <w:p>
       <w:r>
         <w:t xml:space="preserve">Which browser? If you can, use </w:t>
@@ -2604,7 +2747,6 @@
         <w:t xml:space="preserve"> below.</w:t>
       </w:r>
     </w:p>
-    <w:p/>
     <w:p>
       <w:r>
         <w:t xml:space="preserve">If you’d like NeAR to behave like an ordinary program, with its own icon and window, you can install it. In Chrome or Edge (and on Android), click the </w:t>
@@ -2646,16 +2788,139 @@
         <w:t xml:space="preserve"> button appears at the top of the window; click it when you’re ready.</w:t>
       </w:r>
     </w:p>
-    <w:p/>
     <w:p>
       <w:pPr>
         <w:pStyle w:val="Heading2"/>
       </w:pPr>
-      <w:bookmarkStart w:id="2" w:name="_Toc241782599"/>
+      <w:bookmarkStart w:id="2" w:name="_Toc241786182"/>
+      <w:r>
+        <w:t>Try it out with the example files</w:t>
+      </w:r>
+      <w:bookmarkEnd w:id="2"/>
+    </w:p>
+    <w:p>
+      <w:r>
+        <w:t>NeAR comes with a set of example files, so you can try it before preparing your own. They are synthetic recordings of a sustained “ah”, made with increasing amounts of hoarseness, so there is a right answer: 8 samples to rate (</w:t>
+      </w:r>
+      <w:r>
+        <w:rPr>
+          <w:i/>
+        </w:rPr>
+        <w:t>sample-A</w:t>
+      </w:r>
+      <w:r>
+        <w:t xml:space="preserve"> … </w:t>
+      </w:r>
+      <w:r>
+        <w:rPr>
+          <w:i/>
+        </w:rPr>
+        <w:t>sample-H</w:t>
+      </w:r>
+      <w:r>
+        <w:t xml:space="preserve">) and 5 references, from </w:t>
+      </w:r>
+      <w:r>
+        <w:rPr>
+          <w:i/>
+        </w:rPr>
+        <w:t>ref-1</w:t>
+      </w:r>
+      <w:r>
+        <w:t xml:space="preserve"> (the clearest) to </w:t>
+      </w:r>
+      <w:r>
+        <w:rPr>
+          <w:i/>
+        </w:rPr>
+        <w:t>ref-5</w:t>
+      </w:r>
+      <w:r>
+        <w:t xml:space="preserve"> (the roughest).</w:t>
+      </w:r>
+    </w:p>
+    <w:p>
+      <w:r>
+        <w:t xml:space="preserve">Click </w:t>
+      </w:r>
+      <w:r>
+        <w:rPr>
+          <w:i/>
+        </w:rPr>
+        <w:t>Try with example files</w:t>
+      </w:r>
+      <w:r>
+        <w:t xml:space="preserve"> at the top of the start screen. The samples and references are loaded, the reference box is ticked and the session is named </w:t>
+      </w:r>
+      <w:r>
+        <w:rPr>
+          <w:i/>
+        </w:rPr>
+        <w:t>Demo</w:t>
+      </w:r>
+      <w:r>
+        <w:t xml:space="preserve">: just click </w:t>
+      </w:r>
+      <w:r>
+        <w:rPr>
+          <w:i/>
+        </w:rPr>
+        <w:t>Start</w:t>
+      </w:r>
+      <w:r>
+        <w:t>. The results of example sessions are kept in the browser under “Example files”, so they never mix with your own studies.</w:t>
+      </w:r>
+    </w:p>
+    <w:p>
+      <w:r>
+        <w:t xml:space="preserve">To practise the full routine with real folders instead, use the </w:t>
+      </w:r>
+      <w:r>
+        <w:rPr>
+          <w:i/>
+        </w:rPr>
+        <w:t>download them (.zip)</w:t>
+      </w:r>
+      <w:r>
+        <w:t xml:space="preserve"> link next to the button. Unzip the file, then choose its </w:t>
+      </w:r>
+      <w:r>
+        <w:rPr>
+          <w:i/>
+        </w:rPr>
+        <w:t>TestItems</w:t>
+      </w:r>
+      <w:r>
+        <w:t xml:space="preserve"> and </w:t>
+      </w:r>
+      <w:r>
+        <w:rPr>
+          <w:i/>
+        </w:rPr>
+        <w:t>RefItems</w:t>
+      </w:r>
+      <w:r>
+        <w:t xml:space="preserve"> folders. The file </w:t>
+      </w:r>
+      <w:r>
+        <w:rPr>
+          <w:i/>
+        </w:rPr>
+        <w:t>ANSWER-KEY.txt</w:t>
+      </w:r>
+      <w:r>
+        <w:t xml:space="preserve"> in the zip gives the correct order, so you can check your ranking.</w:t>
+      </w:r>
+    </w:p>
+    <w:p>
+      <w:pPr>
+        <w:pStyle w:val="Heading2"/>
+      </w:pPr>
+      <w:bookmarkStart w:id="3" w:name="_Toc241786183"/>
       <w:r>
         <w:t>Getting the file format right</w:t>
       </w:r>
-      <w:bookmarkEnd w:id="2"/>
+      <w:bookmarkEnd w:id="3"/>
     </w:p>
     <w:p>
       <w:r>
@@ -2682,79 +2947,75 @@
         <w:t>), which will do the job, and will also let you edit down the audio files to the right size for your rating tasks.</w:t>
       </w:r>
     </w:p>
+    <w:p>
+      <w:r>
+        <w:rPr>
+          <w:i/>
+        </w:rPr>
+        <w:t>NOTE:</w:t>
+      </w:r>
+      <w:r>
+        <w:t xml:space="preserve"> If you’ve got an over-riding reason to need to use wma or mp3 and you really can’t convert them to WAVs, then it would be fairly straightforward to adapt the software – I just didn’t do it yet.</w:t>
+      </w:r>
+    </w:p>
+    <w:p>
+      <w:pPr>
+        <w:pStyle w:val="Heading2"/>
+      </w:pPr>
+      <w:bookmarkStart w:id="4" w:name="_Toc241786184"/>
+      <w:r>
+        <w:t>Put together the rating folder</w:t>
+      </w:r>
+      <w:bookmarkEnd w:id="4"/>
+    </w:p>
+    <w:p>
+      <w:r>
+        <w:t xml:space="preserve">Create a folder on your hard disk. Put there a copy of all the WAV files you want to be rated. Any WAV file in this folder will be included in the rating task; files in sub-folders are ignored. The results file </w:t>
+      </w:r>
+      <w:r>
+        <w:rPr>
+          <w:i/>
+        </w:rPr>
+        <w:t>NeAR.csv</w:t>
+      </w:r>
+      <w:r>
+        <w:t xml:space="preserve"> is kept in this folder too, so use one folder for each rating study.</w:t>
+      </w:r>
+    </w:p>
+    <w:p>
+      <w:pPr>
+        <w:pStyle w:val="Heading2"/>
+      </w:pPr>
+      <w:bookmarkStart w:id="5" w:name="_Toc241786185"/>
+      <w:r>
+        <w:t>Optionally, put together a reference folder</w:t>
+      </w:r>
+      <w:bookmarkEnd w:id="5"/>
+    </w:p>
+    <w:p>
+      <w:r>
+        <w:t>You only need to do this if you want to rate the samples against some reference files you have already created. Create a different folder on your hard disk. Put there a copy of all the WAV files you want to use as references. They will always be displayed in ascending alphanumeric order: 0…9, then A…Z (capital and small letters are treated alike).</w:t>
+      </w:r>
+    </w:p>
+    <w:p>
+      <w:r>
+        <w:t>When you come to do the rating, you won’t be able to move the reference files around. Therefore they need to be named correctly from the start. For example, if you’ve got 12 reference files you could name them: 01.wav … 12.wav, or A.wav … L.wav. The lowest number or letter will appear to the left on the screen, and should correspond to the ‘best’ sample – however you choose to interpret ‘best’.</w:t>
+      </w:r>
+    </w:p>
     <w:p/>
     <w:p>
-      <w:r>
-        <w:rPr>
-          <w:i/>
-        </w:rPr>
-        <w:t>NOTE:</w:t>
-      </w:r>
-      <w:r>
-        <w:t xml:space="preserve"> If you’ve got an over-riding reason to need to use wma or mp3 and you really can’t convert them to WAVs, then it would be fairly straightforward to adapt the software – I just didn’t do it yet.</w:t>
-      </w:r>
-    </w:p>
-    <w:p/>
-    <w:p>
-      <w:pPr>
-        <w:pStyle w:val="Heading2"/>
-      </w:pPr>
-      <w:bookmarkStart w:id="3" w:name="_Toc241782600"/>
-      <w:r>
-        <w:t>Put together the rating folder</w:t>
-      </w:r>
-      <w:bookmarkEnd w:id="3"/>
-    </w:p>
-    <w:p>
-      <w:r>
-        <w:t xml:space="preserve">Create a folder on your hard disk. Put there a copy of all the WAV files you want to be rated. Any WAV file in this folder will be included in the rating task; files in sub-folders are ignored. The results file </w:t>
-      </w:r>
-      <w:r>
-        <w:rPr>
-          <w:i/>
-        </w:rPr>
-        <w:t>NeAR.csv</w:t>
-      </w:r>
-      <w:r>
-        <w:t xml:space="preserve"> is kept in this folder too, so use one folder for each rating study.</w:t>
-      </w:r>
-    </w:p>
-    <w:p/>
-    <w:p>
-      <w:pPr>
-        <w:pStyle w:val="Heading2"/>
-      </w:pPr>
-      <w:bookmarkStart w:id="4" w:name="_Toc241782601"/>
-      <w:r>
-        <w:t>Optionally, put together a reference folder</w:t>
-      </w:r>
-      <w:bookmarkEnd w:id="4"/>
-    </w:p>
-    <w:p>
-      <w:r>
-        <w:t>You only need to do this if you want to rate the samples against some reference files you have already created. Create a different folder on your hard disk. Put there a copy of all the WAV files you want to use as references. They will always be displayed in ascending alphanumeric order: 0…9, then A…Z (capital and small letters are treated alike).</w:t>
-      </w:r>
-    </w:p>
-    <w:p/>
-    <w:p>
-      <w:r>
-        <w:t>When you come to do the rating, you won’t be able to move the reference files around. Therefore they need to be named correctly from the start. For example, if you’ve got 12 reference files you could name them: 01.wav … 12.wav, or A.wav … L.wav. The lowest number or letter will appear to the left on the screen, and should correspond to the ‘best’ sample – however you choose to interpret ‘best’.</w:t>
-      </w:r>
-    </w:p>
-    <w:p/>
-    <w:p>
       <w:pPr>
         <w:pStyle w:val="Heading1"/>
       </w:pPr>
       <w:r>
         <w:br w:type="page"/>
       </w:r>
-      <w:bookmarkStart w:id="5" w:name="_Toc241782602"/>
+      <w:bookmarkStart w:id="6" w:name="_Toc241786186"/>
       <w:r>
         <w:lastRenderedPageBreak/>
         <w:t>Preparing the rating session</w:t>
       </w:r>
-      <w:bookmarkEnd w:id="5"/>
+      <w:bookmarkEnd w:id="6"/>
       <w:r>
         <w:t xml:space="preserve"> </w:t>
       </w:r>
@@ -2763,11 +3024,11 @@
       <w:pPr>
         <w:pStyle w:val="Heading2"/>
       </w:pPr>
-      <w:bookmarkStart w:id="6" w:name="_Toc241782603"/>
+      <w:bookmarkStart w:id="7" w:name="_Toc241786187"/>
       <w:r>
         <w:t>Select the files for rating</w:t>
       </w:r>
-      <w:bookmarkEnd w:id="6"/>
+      <w:bookmarkEnd w:id="7"/>
     </w:p>
     <w:p>
       <w:r>
@@ -2783,7 +3044,6 @@
         <w:t xml:space="preserve"> button at the top to pick out the folder you just created. Underneath, NeAR shows the name of the folder and the number of WAV files found there to rate.</w:t>
       </w:r>
     </w:p>
-    <w:p/>
     <w:p>
       <w:r>
         <w:t xml:space="preserve">In Chrome and Edge, the browser asks whether NeAR may view the files in the folder, and then whether it may save changes there. Allow both: NeAR needs to read the audio files and to write </w:t>
@@ -2798,7 +3058,6 @@
         <w:t>. It never changes or deletes your audio files.</w:t>
       </w:r>
     </w:p>
-    <w:p/>
     <w:p>
       <w:r>
         <w:t xml:space="preserve">NeAR remembers the folders you used last time. When you come back, a button such as </w:t>
@@ -2813,7 +3072,6 @@
         <w:t xml:space="preserve"> appears; click it and confirm, rather than finding the folder again.</w:t>
       </w:r>
     </w:p>
-    <w:p/>
     <w:p>
       <w:r>
         <w:t xml:space="preserve">In other browsers there are two buttons, </w:t>
@@ -2850,11 +3108,11 @@
       <w:pPr>
         <w:pStyle w:val="Heading2"/>
       </w:pPr>
-      <w:bookmarkStart w:id="7" w:name="_Toc241782604"/>
+      <w:bookmarkStart w:id="8" w:name="_Toc241786188"/>
       <w:r>
         <w:t>If necessary, select your reference files</w:t>
       </w:r>
-      <w:bookmarkEnd w:id="7"/>
+      <w:bookmarkEnd w:id="8"/>
     </w:p>
     <w:p>
       <w:r>
@@ -2874,11 +3132,11 @@
       <w:pPr>
         <w:pStyle w:val="Heading2"/>
       </w:pPr>
-      <w:bookmarkStart w:id="8" w:name="_Toc241782605"/>
+      <w:bookmarkStart w:id="9" w:name="_Toc241786189"/>
       <w:r>
         <w:t>Choose a name to identify the rating session</w:t>
       </w:r>
-      <w:bookmarkEnd w:id="8"/>
+      <w:bookmarkEnd w:id="9"/>
     </w:p>
     <w:p>
       <w:r>
@@ -2889,18 +3147,17 @@
       <w:pPr>
         <w:pStyle w:val="Heading2"/>
       </w:pPr>
-      <w:bookmarkStart w:id="9" w:name="_Toc241782606"/>
+      <w:bookmarkStart w:id="10" w:name="_Toc241786190"/>
       <w:r>
         <w:t>Tick the rating options you want to use</w:t>
       </w:r>
-      <w:bookmarkEnd w:id="9"/>
+      <w:bookmarkEnd w:id="10"/>
     </w:p>
     <w:p>
       <w:r>
         <w:t>Most of these are self–explanatory. It’s probably easier to have a trial run and just watch what happens when you pick the various options, but here is a short explanation of each (on the next page is a picture that might help guide you). NeAR remembers your choices for next time.</w:t>
       </w:r>
     </w:p>
-    <w:p/>
     <w:p>
       <w:pPr>
         <w:pStyle w:val="ListParagraph"/>
@@ -2908,7 +3165,7 @@
           <w:ilvl w:val="0"/>
           <w:numId w:val="5"/>
         </w:numPr>
-        <w:ind w:left="360"/>
+        <w:ind w:left="357"/>
       </w:pPr>
       <w:r>
         <w:t xml:space="preserve">If you tick the first box, then the audio samples are presented in a different random order each time you run the rating test. This would be useful if you are giving the same test to the same person on multiple occasions to assess test-retest agreement, for example. Otherwise, the audio samples are presented in alphabetical order by file name. This means </w:t>
@@ -2919,12 +3176,6 @@
       <w:r>
         <w:t>.</w:t>
       </w:r>
-    </w:p>
-    <w:p>
-      <w:pPr>
-        <w:pStyle w:val="ListParagraph"/>
-        <w:ind w:left="360"/>
-      </w:pPr>
     </w:p>
     <w:p>
       <w:pPr>
@@ -2933,7 +3184,7 @@
           <w:ilvl w:val="0"/>
           <w:numId w:val="5"/>
         </w:numPr>
-        <w:ind w:left="360"/>
+        <w:ind w:left="357"/>
       </w:pPr>
       <w:r>
         <w:t xml:space="preserve">If you tick the second box, then the samples will be </w:t>
@@ -2948,7 +3199,6 @@
         <w:t>ery helpful.</w:t>
       </w:r>
     </w:p>
-    <w:p/>
     <w:p>
       <w:pPr>
         <w:pStyle w:val="ListParagraph"/>
@@ -2956,7 +3206,7 @@
           <w:ilvl w:val="0"/>
           <w:numId w:val="5"/>
         </w:numPr>
-        <w:ind w:left="360"/>
+        <w:ind w:left="357"/>
       </w:pPr>
       <w:r>
         <w:t xml:space="preserve">If you tick the third box, then the samples will be labelled with their file name. </w:t>
@@ -2971,7 +3221,6 @@
         <w:t xml:space="preserve"> Be careful using this option; it’s quite likely you used meaningful file names for the original audio samples. For example, they might give away the fact that two samples came from the same patient.</w:t>
       </w:r>
     </w:p>
-    <w:p/>
     <w:p>
       <w:pPr>
         <w:pStyle w:val="ListParagraph"/>
@@ -2979,16 +3228,15 @@
           <w:ilvl w:val="0"/>
           <w:numId w:val="5"/>
         </w:numPr>
-        <w:ind w:left="360"/>
+        <w:ind w:left="357"/>
       </w:pPr>
       <w:r>
         <w:t>The fourth tick box indicates how many times each sample has been played. Initially, it was in mind to restrict the users to playing the samples only a fixed number of times but this hasn’t proven necessary. If it would be useful then it would be a reasonably easy change.</w:t>
       </w:r>
     </w:p>
-    <w:p/>
-    <w:p>
-      <w:pPr>
-        <w:ind w:left="360"/>
+    <w:p>
+      <w:pPr>
+        <w:ind w:left="357"/>
       </w:pPr>
       <w:r>
         <w:t xml:space="preserve">NOTE: the count only goes up when the sample’s own </w:t>
@@ -3002,12 +3250,6 @@
       <w:r>
         <w:t xml:space="preserve"> button is clicked. If the rater replays a sample using the player bar at the bottom of the window, that isn’t counted.</w:t>
       </w:r>
-    </w:p>
-    <w:p>
-      <w:pPr>
-        <w:pStyle w:val="ListParagraph"/>
-        <w:ind w:left="360"/>
-      </w:pPr>
     </w:p>
     <w:p>
       <w:pPr>
@@ -3016,7 +3258,7 @@
           <w:ilvl w:val="0"/>
           <w:numId w:val="5"/>
         </w:numPr>
-        <w:ind w:left="360"/>
+        <w:ind w:left="357"/>
       </w:pPr>
       <w:r>
         <w:t xml:space="preserve">The </w:t>
@@ -3046,7 +3288,7 @@
       <w:r>
         <w:br w:type="page"/>
       </w:r>
-      <w:bookmarkStart w:id="10" w:name="_Toc241782607"/>
+      <w:bookmarkStart w:id="11" w:name="_Toc241786191"/>
       <w:r>
         <w:lastRenderedPageBreak/>
         <w:t>Start</w:t>
@@ -3057,14 +3299,13 @@
       <w:r>
         <w:t xml:space="preserve"> the rating session</w:t>
       </w:r>
-      <w:bookmarkEnd w:id="10"/>
+      <w:bookmarkEnd w:id="11"/>
     </w:p>
     <w:p>
       <w:r>
         <w:t>If you’ve done everything correctly, it should look a bit like this:</w:t>
       </w:r>
     </w:p>
-    <w:p/>
     <w:p>
       <w:pPr>
         <w:jc w:val="center"/>
@@ -3074,9 +3315,9 @@
           <w:noProof/>
         </w:rPr>
         <w:drawing>
-          <wp:inline distT="0" distB="0" distL="0" distR="0" wp14:anchorId="2CD82FCE" wp14:editId="7CAEB5DE">
-            <wp:extent cx="4114800" cy="4166235"/>
-            <wp:effectExtent l="0" t="0" r="0" b="0"/>
+          <wp:inline distT="0" distB="0" distL="0" distR="0" wp14:anchorId="2CD82FCE" wp14:editId="7C9E0A79">
+            <wp:extent cx="3949430" cy="4295005"/>
+            <wp:effectExtent l="0" t="0" r="635" b="1905"/>
             <wp:docPr id="13" name="Picture 1"/>
             <wp:cNvGraphicFramePr>
               <a:graphicFrameLocks xmlns:a="http://schemas.openxmlformats.org/drawingml/2006/main" noChangeAspect="1"/>
@@ -3106,7 +3347,7 @@
                   <pic:spPr bwMode="auto">
                     <a:xfrm>
                       <a:off x="0" y="0"/>
-                      <a:ext cx="4114800" cy="4166235"/>
+                      <a:ext cx="3949430" cy="4295005"/>
                     </a:xfrm>
                     <a:prstGeom prst="rect">
                       <a:avLst/>
@@ -3123,7 +3364,6 @@
         </w:drawing>
       </w:r>
     </w:p>
-    <w:p/>
     <w:p>
       <w:r>
         <w:t xml:space="preserve">Click the </w:t>
@@ -3138,7 +3378,6 @@
         <w:t xml:space="preserve"> button, and the rating screen appears like in the picture below. On a computer you can make the browser window bigger, or press F11 for full screen, to fit more samples on the screen.</w:t>
       </w:r>
     </w:p>
-    <w:p/>
     <w:p>
       <w:pPr>
         <w:numPr>
@@ -3179,7 +3418,6 @@
         <w:t>If you’ve specified any reference files, they will appear at the top of the screen in plain blue, as in the example below.</w:t>
       </w:r>
     </w:p>
-    <w:p/>
     <w:p>
       <w:pPr>
         <w:jc w:val="center"/>
@@ -3193,9 +3431,9 @@
         </w:rPr>
         <w:lastRenderedPageBreak/>
         <w:drawing>
-          <wp:inline distT="0" distB="0" distL="0" distR="0" wp14:anchorId="27AEEDCF" wp14:editId="7CE5ECCC">
-            <wp:extent cx="5486400" cy="4128516"/>
-            <wp:effectExtent l="0" t="0" r="0" b="0"/>
+          <wp:inline distT="0" distB="0" distL="0" distR="0" wp14:anchorId="27AEEDCF" wp14:editId="0D9F084E">
+            <wp:extent cx="4434003" cy="3336587"/>
+            <wp:effectExtent l="0" t="0" r="0" b="3810"/>
             <wp:docPr id="17" name="Picture 1"/>
             <wp:cNvGraphicFramePr>
               <a:graphicFrameLocks xmlns:a="http://schemas.openxmlformats.org/drawingml/2006/main" noChangeAspect="1"/>
@@ -3225,7 +3463,7 @@
                   <pic:spPr bwMode="auto">
                     <a:xfrm>
                       <a:off x="0" y="0"/>
-                      <a:ext cx="5486400" cy="4128516"/>
+                      <a:ext cx="4446116" cy="3345702"/>
                     </a:xfrm>
                     <a:prstGeom prst="rect">
                       <a:avLst/>
@@ -3244,21 +3482,10 @@
     </w:p>
     <w:p>
       <w:pPr>
-        <w:rPr>
-          <w:noProof/>
-        </w:rPr>
-      </w:pPr>
-    </w:p>
-    <w:p>
-      <w:pPr>
         <w:pStyle w:val="Heading1"/>
       </w:pPr>
-      <w:r>
-        <w:br w:type="page"/>
-      </w:r>
-      <w:bookmarkStart w:id="11" w:name="_Toc241782608"/>
-      <w:r>
-        <w:lastRenderedPageBreak/>
+      <w:bookmarkStart w:id="12" w:name="_Toc241786192"/>
+      <w:r>
         <w:t>Perform</w:t>
       </w:r>
       <w:r>
@@ -3267,7 +3494,7 @@
       <w:r>
         <w:t xml:space="preserve"> the rating</w:t>
       </w:r>
-      <w:bookmarkEnd w:id="11"/>
+      <w:bookmarkEnd w:id="12"/>
     </w:p>
     <w:p>
       <w:r>
@@ -3380,15 +3607,19 @@
         <w:t>Use the player bar at the bottom of the window to pause, skip forward or back, or change the volume.</w:t>
       </w:r>
     </w:p>
-    <w:p/>
+    <w:p>
+      <w:pPr>
+        <w:ind w:left="360"/>
+      </w:pPr>
+    </w:p>
     <w:p>
       <w:r>
         <w:t>Here is a rating session after five of the eight samples have been rated:</w:t>
       </w:r>
     </w:p>
-    <w:p/>
-    <w:p>
-      <w:pPr>
+    <w:p>
+      <w:pPr>
+        <w:jc w:val="center"/>
         <w:rPr>
           <w:noProof/>
         </w:rPr>
@@ -3397,9 +3628,10 @@
         <w:rPr>
           <w:noProof/>
         </w:rPr>
+        <w:lastRenderedPageBreak/>
         <w:drawing>
-          <wp:inline distT="0" distB="0" distL="0" distR="0" wp14:anchorId="1BBA3CB5" wp14:editId="52B7A320">
-            <wp:extent cx="5486400" cy="4128516"/>
+          <wp:inline distT="0" distB="0" distL="0" distR="0" wp14:anchorId="1BBA3CB5" wp14:editId="69BE188E">
+            <wp:extent cx="5351829" cy="4027251"/>
             <wp:effectExtent l="0" t="0" r="0" b="0"/>
             <wp:docPr id="23" name="Picture 1"/>
             <wp:cNvGraphicFramePr>
@@ -3430,7 +3662,7 @@
                   <pic:spPr bwMode="auto">
                     <a:xfrm>
                       <a:off x="0" y="0"/>
-                      <a:ext cx="5486400" cy="4128516"/>
+                      <a:ext cx="5373786" cy="4043773"/>
                     </a:xfrm>
                     <a:prstGeom prst="rect">
                       <a:avLst/>
@@ -3449,13 +3681,41 @@
     </w:p>
     <w:p>
       <w:pPr>
+        <w:spacing w:before="0"/>
+        <w:rPr>
+          <w:rFonts w:ascii="Arial" w:hAnsi="Arial" w:cs="Arial"/>
+          <w:b/>
+          <w:bCs/>
+          <w:i/>
+          <w:iCs/>
+          <w:color w:val="000080"/>
+          <w:szCs w:val="28"/>
+        </w:rPr>
+      </w:pPr>
+      <w:r>
+        <w:br w:type="page"/>
+      </w:r>
+    </w:p>
+    <w:p>
+      <w:pPr>
+        <w:pStyle w:val="Heading1"/>
+      </w:pPr>
+      <w:bookmarkStart w:id="13" w:name="_Toc241786193"/>
+      <w:r>
+        <w:lastRenderedPageBreak/>
+        <w:t>And then…</w:t>
+      </w:r>
+      <w:bookmarkEnd w:id="13"/>
+    </w:p>
+    <w:p>
+      <w:pPr>
         <w:pStyle w:val="Heading2"/>
       </w:pPr>
-      <w:bookmarkStart w:id="12" w:name="_Toc241782609"/>
+      <w:bookmarkStart w:id="14" w:name="_Toc241786194"/>
       <w:r>
         <w:t>End the rating session</w:t>
       </w:r>
-      <w:bookmarkEnd w:id="12"/>
+      <w:bookmarkEnd w:id="14"/>
     </w:p>
     <w:p>
       <w:r>
@@ -3471,7 +3731,6 @@
         <w:t xml:space="preserve"> button and confirm. That’s it – the results are saved automatically, and you can start another rating session. The folders, options and session name stay filled in, so for the next rater you only need to change the name.</w:t>
       </w:r>
     </w:p>
-    <w:p/>
     <w:p>
       <w:r>
         <w:rPr>
@@ -3492,16 +3751,15 @@
         <w:t xml:space="preserve"> button. This feature isn’t advertised to the user in the software.</w:t>
       </w:r>
     </w:p>
-    <w:p/>
     <w:p>
       <w:pPr>
         <w:pStyle w:val="Heading2"/>
       </w:pPr>
-      <w:bookmarkStart w:id="13" w:name="_Toc241782610"/>
+      <w:bookmarkStart w:id="15" w:name="_Toc241786195"/>
       <w:r>
         <w:t>Look at the results</w:t>
       </w:r>
-      <w:bookmarkEnd w:id="13"/>
+      <w:bookmarkEnd w:id="15"/>
     </w:p>
     <w:p>
       <w:r>
@@ -3517,10 +3775,8 @@
         <w:t xml:space="preserve"> in the same folder as your WAV files. The file can be opened straight into Microsoft Excel, or just about any text editor or statistics package. There is some more detail about the intricacies of the file format on the next pages.</w:t>
       </w:r>
     </w:p>
-    <w:p/>
-    <w:p>
-      <w:r>
-        <w:lastRenderedPageBreak/>
+    <w:p>
+      <w:r>
         <w:t xml:space="preserve">In other browsers, the results are kept inside the browser, separately for each samples folder, and after each session NeAR offers to download an up-to-date copy of </w:t>
       </w:r>
       <w:r>
@@ -3555,29 +3811,30 @@
       <w:pPr>
         <w:pStyle w:val="Heading1"/>
       </w:pPr>
-      <w:r>
-        <w:br w:type="page"/>
-      </w:r>
-      <w:bookmarkStart w:id="14" w:name="_Toc241782611"/>
+    </w:p>
+    <w:p>
+      <w:pPr>
+        <w:pStyle w:val="Heading1"/>
+      </w:pPr>
+      <w:bookmarkStart w:id="16" w:name="_Toc241786196"/>
       <w:r>
         <w:t>Finer</w:t>
       </w:r>
       <w:r>
         <w:t xml:space="preserve"> details</w:t>
       </w:r>
-      <w:bookmarkEnd w:id="14"/>
+      <w:bookmarkEnd w:id="16"/>
     </w:p>
     <w:p>
       <w:r>
         <w:t>There might be odd occasions when the program does something unexpected. The error messages are quite informative, but the detail here might help explain what is going on.</w:t>
       </w:r>
     </w:p>
-    <w:p/>
     <w:p>
       <w:pPr>
         <w:pStyle w:val="Heading2"/>
       </w:pPr>
-      <w:bookmarkStart w:id="15" w:name="_Toc241782612"/>
+      <w:bookmarkStart w:id="17" w:name="_Toc241786197"/>
       <w:r>
         <w:t>How does the program deal with the results file NeAR</w:t>
       </w:r>
@@ -3587,7 +3844,7 @@
       <w:r>
         <w:t>?</w:t>
       </w:r>
-      <w:bookmarkEnd w:id="15"/>
+      <w:bookmarkEnd w:id="17"/>
     </w:p>
     <w:p>
       <w:pPr>
@@ -3611,11 +3868,6 @@
     </w:p>
     <w:p>
       <w:pPr>
-        <w:ind w:left="360"/>
-      </w:pPr>
-    </w:p>
-    <w:p>
-      <w:pPr>
         <w:numPr>
           <w:ilvl w:val="0"/>
           <w:numId w:val="3"/>
@@ -3651,11 +3903,6 @@
     </w:p>
     <w:p>
       <w:pPr>
-        <w:pStyle w:val="ListParagraph"/>
-      </w:pPr>
-    </w:p>
-    <w:p>
-      <w:pPr>
         <w:numPr>
           <w:ilvl w:val="0"/>
           <w:numId w:val="3"/>
@@ -3667,11 +3914,6 @@
     </w:p>
     <w:p>
       <w:pPr>
-        <w:ind w:left="360"/>
-      </w:pPr>
-    </w:p>
-    <w:p>
-      <w:pPr>
         <w:numPr>
           <w:ilvl w:val="0"/>
           <w:numId w:val="3"/>
@@ -3683,11 +3925,6 @@
     </w:p>
     <w:p>
       <w:pPr>
-        <w:ind w:left="360"/>
-      </w:pPr>
-    </w:p>
-    <w:p>
-      <w:pPr>
         <w:numPr>
           <w:ilvl w:val="0"/>
           <w:numId w:val="3"/>
@@ -3714,11 +3951,6 @@
     </w:p>
     <w:p>
       <w:pPr>
-        <w:ind w:left="360"/>
-      </w:pPr>
-    </w:p>
-    <w:p>
-      <w:pPr>
         <w:numPr>
           <w:ilvl w:val="0"/>
           <w:numId w:val="3"/>
@@ -3747,11 +3979,11 @@
       <w:pPr>
         <w:pStyle w:val="Heading1"/>
       </w:pPr>
-      <w:bookmarkStart w:id="16" w:name="_Toc241782613"/>
+      <w:bookmarkStart w:id="18" w:name="_Toc241786198"/>
       <w:r>
         <w:t>Loading the data into Excel</w:t>
       </w:r>
-      <w:bookmarkEnd w:id="16"/>
+      <w:bookmarkEnd w:id="18"/>
     </w:p>
     <w:p>
       <w:r>
@@ -3767,7 +3999,13 @@
         <w:t>. The CSV (comma separated value) file is in a text format and can be read by any text editor, word processor, spreadsheet or statistics package. However, it is probably best suited to Microsoft Excel for initial viewing. Here’s how:</w:t>
       </w:r>
     </w:p>
-    <w:p/>
+    <w:p>
+      <w:pPr>
+        <w:rPr>
+          <w:rStyle w:val="Strong"/>
+        </w:rPr>
+      </w:pPr>
+    </w:p>
     <w:p>
       <w:pPr>
         <w:rPr>
@@ -3983,7 +4221,7 @@
           </mc:Choice>
           <mc:Fallback>
             <w:pict>
-              <v:rect id="Rectangle 3" o:spid="_x0000_s1026" style="position:absolute;margin-left:34.5pt;margin-top:19.65pt;width:17pt;height:26pt;z-index:251659264;visibility:visible;mso-wrap-style:square;mso-width-percent:0;mso-wrap-distance-left:9pt;mso-wrap-distance-top:0;mso-wrap-distance-right:9pt;mso-wrap-distance-bottom:0;mso-position-horizontal:absolute;mso-position-horizontal-relative:text;mso-position-vertical:absolute;mso-position-vertical-relative:text;mso-width-percent:0;mso-width-relative:margin;v-text-anchor:middle" o:gfxdata="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" filled="f" strokecolor="#c00000" strokeweight="2pt"/>
+              <v:rect w14:anchorId="774F889C" id="Rectangle 3" o:spid="_x0000_s1026" style="position:absolute;margin-left:34.5pt;margin-top:19.65pt;width:17pt;height:26pt;z-index:251659264;visibility:visible;mso-wrap-style:square;mso-width-percent:0;mso-wrap-distance-left:9pt;mso-wrap-distance-top:0;mso-wrap-distance-right:9pt;mso-wrap-distance-bottom:0;mso-position-horizontal:absolute;mso-position-horizontal-relative:text;mso-position-vertical:absolute;mso-position-vertical-relative:text;mso-width-percent:0;mso-width-relative:margin;v-text-anchor:middle" o:gfxdata="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" filled="f" strokecolor="#c00000" strokeweight="2pt"/>
             </w:pict>
           </mc:Fallback>
         </mc:AlternateContent>
@@ -4186,11 +4424,11 @@
       <w:pPr>
         <w:pStyle w:val="Heading1"/>
       </w:pPr>
-      <w:bookmarkStart w:id="17" w:name="_Toc241782614"/>
+      <w:bookmarkStart w:id="19" w:name="_Toc241786199"/>
       <w:r>
         <w:t>The file format</w:t>
       </w:r>
-      <w:bookmarkEnd w:id="17"/>
+      <w:bookmarkEnd w:id="19"/>
     </w:p>
     <w:p>
       <w:r>
@@ -4201,6 +4439,1427 @@
       </w:r>
       <w:r>
         <w:t xml:space="preserve"> in Excel:</w:t>
+      </w:r>
+    </w:p>
+    <w:tbl>
+      <w:tblPr>
+        <w:tblW w:w="9569" w:type="dxa"/>
+        <w:tblInd w:w="93" w:type="dxa"/>
+        <w:tblLook w:val="0000" w:firstRow="0" w:lastRow="0" w:firstColumn="0" w:lastColumn="0" w:noHBand="0" w:noVBand="0"/>
+      </w:tblPr>
+      <w:tblGrid>
+        <w:gridCol w:w="890"/>
+        <w:gridCol w:w="1075"/>
+        <w:gridCol w:w="924"/>
+        <w:gridCol w:w="901"/>
+        <w:gridCol w:w="1286"/>
+        <w:gridCol w:w="759"/>
+        <w:gridCol w:w="974"/>
+        <w:gridCol w:w="974"/>
+        <w:gridCol w:w="883"/>
+        <w:gridCol w:w="903"/>
+      </w:tblGrid>
+      <w:tr>
+        <w:trPr>
+          <w:trHeight w:val="255"/>
+        </w:trPr>
+        <w:tc>
+          <w:tcPr>
+            <w:tcW w:w="890" w:type="dxa"/>
+            <w:tcBorders>
+              <w:top w:val="nil"/>
+              <w:left w:val="nil"/>
+              <w:bottom w:val="nil"/>
+              <w:right w:val="nil"/>
+            </w:tcBorders>
+            <w:noWrap/>
+            <w:vAlign w:val="center"/>
+          </w:tcPr>
+          <w:p>
+            <w:pPr>
+              <w:jc w:val="center"/>
+              <w:rPr>
+                <w:rFonts w:ascii="Arial" w:hAnsi="Arial" w:cs="Arial"/>
+                <w:sz w:val="16"/>
+                <w:szCs w:val="16"/>
+              </w:rPr>
+            </w:pPr>
+            <w:r>
+              <w:rPr>
+                <w:rFonts w:ascii="Arial" w:hAnsi="Arial" w:cs="Arial"/>
+                <w:sz w:val="16"/>
+                <w:szCs w:val="16"/>
+              </w:rPr>
+              <w:t>RATER</w:t>
+            </w:r>
+          </w:p>
+        </w:tc>
+        <w:tc>
+          <w:tcPr>
+            <w:tcW w:w="1075" w:type="dxa"/>
+            <w:tcBorders>
+              <w:top w:val="nil"/>
+              <w:left w:val="nil"/>
+              <w:bottom w:val="nil"/>
+              <w:right w:val="nil"/>
+            </w:tcBorders>
+            <w:noWrap/>
+            <w:vAlign w:val="center"/>
+          </w:tcPr>
+          <w:p>
+            <w:pPr>
+              <w:jc w:val="center"/>
+              <w:rPr>
+                <w:rFonts w:ascii="Arial" w:hAnsi="Arial" w:cs="Arial"/>
+                <w:sz w:val="16"/>
+                <w:szCs w:val="16"/>
+              </w:rPr>
+            </w:pPr>
+            <w:r>
+              <w:rPr>
+                <w:rFonts w:ascii="Arial" w:hAnsi="Arial" w:cs="Arial"/>
+                <w:sz w:val="16"/>
+                <w:szCs w:val="16"/>
+              </w:rPr>
+              <w:t>DATE</w:t>
+            </w:r>
+          </w:p>
+        </w:tc>
+        <w:tc>
+          <w:tcPr>
+            <w:tcW w:w="924" w:type="dxa"/>
+            <w:tcBorders>
+              <w:top w:val="nil"/>
+              <w:left w:val="nil"/>
+              <w:bottom w:val="nil"/>
+              <w:right w:val="nil"/>
+            </w:tcBorders>
+            <w:noWrap/>
+            <w:vAlign w:val="center"/>
+          </w:tcPr>
+          <w:p>
+            <w:pPr>
+              <w:jc w:val="center"/>
+              <w:rPr>
+                <w:rFonts w:ascii="Arial" w:hAnsi="Arial" w:cs="Arial"/>
+                <w:sz w:val="16"/>
+                <w:szCs w:val="16"/>
+              </w:rPr>
+            </w:pPr>
+            <w:r>
+              <w:rPr>
+                <w:rFonts w:ascii="Arial" w:hAnsi="Arial" w:cs="Arial"/>
+                <w:sz w:val="16"/>
+                <w:szCs w:val="16"/>
+              </w:rPr>
+              <w:t>TIME</w:t>
+            </w:r>
+          </w:p>
+        </w:tc>
+        <w:tc>
+          <w:tcPr>
+            <w:tcW w:w="899" w:type="dxa"/>
+            <w:tcBorders>
+              <w:top w:val="nil"/>
+              <w:left w:val="nil"/>
+              <w:bottom w:val="nil"/>
+              <w:right w:val="nil"/>
+            </w:tcBorders>
+            <w:vAlign w:val="center"/>
+          </w:tcPr>
+          <w:p>
+            <w:pPr>
+              <w:jc w:val="center"/>
+              <w:rPr>
+                <w:rFonts w:ascii="Arial" w:hAnsi="Arial" w:cs="Arial"/>
+                <w:sz w:val="16"/>
+                <w:szCs w:val="16"/>
+              </w:rPr>
+            </w:pPr>
+            <w:r>
+              <w:rPr>
+                <w:rFonts w:ascii="Arial" w:hAnsi="Arial" w:cs="Arial"/>
+                <w:sz w:val="16"/>
+                <w:szCs w:val="16"/>
+              </w:rPr>
+              <w:t>SOURCE</w:t>
+            </w:r>
+          </w:p>
+        </w:tc>
+        <w:tc>
+          <w:tcPr>
+            <w:tcW w:w="1292" w:type="dxa"/>
+            <w:tcBorders>
+              <w:top w:val="nil"/>
+              <w:left w:val="nil"/>
+              <w:bottom w:val="nil"/>
+              <w:right w:val="nil"/>
+            </w:tcBorders>
+            <w:vAlign w:val="center"/>
+          </w:tcPr>
+          <w:p>
+            <w:pPr>
+              <w:jc w:val="center"/>
+              <w:rPr>
+                <w:rFonts w:ascii="Arial" w:hAnsi="Arial" w:cs="Arial"/>
+                <w:sz w:val="16"/>
+                <w:szCs w:val="16"/>
+              </w:rPr>
+            </w:pPr>
+            <w:r>
+              <w:rPr>
+                <w:rFonts w:ascii="Arial" w:hAnsi="Arial" w:cs="Arial"/>
+                <w:sz w:val="16"/>
+                <w:szCs w:val="16"/>
+              </w:rPr>
+              <w:t>REFERENCE</w:t>
+            </w:r>
+          </w:p>
+        </w:tc>
+        <w:tc>
+          <w:tcPr>
+            <w:tcW w:w="757" w:type="dxa"/>
+            <w:tcBorders>
+              <w:top w:val="nil"/>
+              <w:left w:val="nil"/>
+              <w:bottom w:val="nil"/>
+              <w:right w:val="nil"/>
+            </w:tcBorders>
+            <w:vAlign w:val="center"/>
+          </w:tcPr>
+          <w:p>
+            <w:pPr>
+              <w:jc w:val="center"/>
+              <w:rPr>
+                <w:rFonts w:ascii="Arial" w:hAnsi="Arial" w:cs="Arial"/>
+                <w:sz w:val="16"/>
+                <w:szCs w:val="16"/>
+              </w:rPr>
+            </w:pPr>
+            <w:r>
+              <w:rPr>
+                <w:rFonts w:ascii="Arial" w:hAnsi="Arial" w:cs="Arial"/>
+                <w:sz w:val="16"/>
+                <w:szCs w:val="16"/>
+              </w:rPr>
+              <w:t>NREFS</w:t>
+            </w:r>
+          </w:p>
+        </w:tc>
+        <w:tc>
+          <w:tcPr>
+            <w:tcW w:w="974" w:type="dxa"/>
+            <w:tcBorders>
+              <w:top w:val="nil"/>
+              <w:left w:val="nil"/>
+              <w:bottom w:val="nil"/>
+              <w:right w:val="nil"/>
+            </w:tcBorders>
+            <w:noWrap/>
+            <w:vAlign w:val="center"/>
+          </w:tcPr>
+          <w:p>
+            <w:pPr>
+              <w:jc w:val="center"/>
+              <w:rPr>
+                <w:rFonts w:ascii="Arial" w:hAnsi="Arial" w:cs="Arial"/>
+                <w:sz w:val="16"/>
+                <w:szCs w:val="16"/>
+              </w:rPr>
+            </w:pPr>
+            <w:r>
+              <w:rPr>
+                <w:rFonts w:ascii="Arial" w:hAnsi="Arial" w:cs="Arial"/>
+                <w:sz w:val="16"/>
+                <w:szCs w:val="16"/>
+              </w:rPr>
+              <w:t>zz10.wav</w:t>
+            </w:r>
+          </w:p>
+        </w:tc>
+        <w:tc>
+          <w:tcPr>
+            <w:tcW w:w="974" w:type="dxa"/>
+            <w:tcBorders>
+              <w:top w:val="nil"/>
+              <w:left w:val="nil"/>
+              <w:bottom w:val="nil"/>
+              <w:right w:val="nil"/>
+            </w:tcBorders>
+            <w:noWrap/>
+            <w:vAlign w:val="center"/>
+          </w:tcPr>
+          <w:p>
+            <w:pPr>
+              <w:jc w:val="center"/>
+              <w:rPr>
+                <w:rFonts w:ascii="Arial" w:hAnsi="Arial" w:cs="Arial"/>
+                <w:sz w:val="16"/>
+                <w:szCs w:val="16"/>
+              </w:rPr>
+            </w:pPr>
+            <w:r>
+              <w:rPr>
+                <w:rFonts w:ascii="Arial" w:hAnsi="Arial" w:cs="Arial"/>
+                <w:sz w:val="16"/>
+                <w:szCs w:val="16"/>
+              </w:rPr>
+              <w:t>zz24.wav</w:t>
+            </w:r>
+          </w:p>
+        </w:tc>
+        <w:tc>
+          <w:tcPr>
+            <w:tcW w:w="881" w:type="dxa"/>
+            <w:tcBorders>
+              <w:top w:val="nil"/>
+              <w:left w:val="nil"/>
+              <w:bottom w:val="nil"/>
+              <w:right w:val="nil"/>
+            </w:tcBorders>
+            <w:noWrap/>
+            <w:vAlign w:val="center"/>
+          </w:tcPr>
+          <w:p>
+            <w:pPr>
+              <w:jc w:val="center"/>
+              <w:rPr>
+                <w:rFonts w:ascii="Arial" w:hAnsi="Arial" w:cs="Arial"/>
+                <w:sz w:val="16"/>
+                <w:szCs w:val="16"/>
+              </w:rPr>
+            </w:pPr>
+            <w:r>
+              <w:rPr>
+                <w:rFonts w:ascii="Arial" w:hAnsi="Arial" w:cs="Arial"/>
+                <w:sz w:val="16"/>
+                <w:szCs w:val="16"/>
+              </w:rPr>
+              <w:t>zz89.wav</w:t>
+            </w:r>
+          </w:p>
+        </w:tc>
+        <w:tc>
+          <w:tcPr>
+            <w:tcW w:w="903" w:type="dxa"/>
+            <w:tcBorders>
+              <w:top w:val="nil"/>
+              <w:left w:val="nil"/>
+              <w:bottom w:val="nil"/>
+              <w:right w:val="nil"/>
+            </w:tcBorders>
+            <w:noWrap/>
+            <w:vAlign w:val="center"/>
+          </w:tcPr>
+          <w:p>
+            <w:pPr>
+              <w:jc w:val="center"/>
+              <w:rPr>
+                <w:rFonts w:ascii="Arial" w:hAnsi="Arial" w:cs="Arial"/>
+                <w:sz w:val="16"/>
+                <w:szCs w:val="16"/>
+              </w:rPr>
+            </w:pPr>
+            <w:r>
+              <w:rPr>
+                <w:rFonts w:ascii="Arial" w:hAnsi="Arial" w:cs="Arial"/>
+                <w:sz w:val="16"/>
+                <w:szCs w:val="16"/>
+              </w:rPr>
+              <w:t>zz90.wav</w:t>
+            </w:r>
+          </w:p>
+        </w:tc>
+      </w:tr>
+      <w:tr>
+        <w:trPr>
+          <w:trHeight w:val="255"/>
+        </w:trPr>
+        <w:tc>
+          <w:tcPr>
+            <w:tcW w:w="890" w:type="dxa"/>
+            <w:tcBorders>
+              <w:top w:val="nil"/>
+              <w:left w:val="nil"/>
+              <w:bottom w:val="nil"/>
+              <w:right w:val="nil"/>
+            </w:tcBorders>
+            <w:noWrap/>
+            <w:vAlign w:val="center"/>
+          </w:tcPr>
+          <w:p>
+            <w:pPr>
+              <w:jc w:val="center"/>
+              <w:rPr>
+                <w:rFonts w:ascii="Arial" w:hAnsi="Arial" w:cs="Arial"/>
+                <w:sz w:val="16"/>
+                <w:szCs w:val="16"/>
+              </w:rPr>
+            </w:pPr>
+            <w:r>
+              <w:rPr>
+                <w:rFonts w:ascii="Arial" w:hAnsi="Arial" w:cs="Arial"/>
+                <w:sz w:val="16"/>
+                <w:szCs w:val="16"/>
+              </w:rPr>
+              <w:t>Anne</w:t>
+            </w:r>
+          </w:p>
+        </w:tc>
+        <w:tc>
+          <w:tcPr>
+            <w:tcW w:w="1075" w:type="dxa"/>
+            <w:tcBorders>
+              <w:top w:val="nil"/>
+              <w:left w:val="nil"/>
+              <w:bottom w:val="nil"/>
+              <w:right w:val="nil"/>
+            </w:tcBorders>
+            <w:noWrap/>
+            <w:vAlign w:val="center"/>
+          </w:tcPr>
+          <w:p>
+            <w:pPr>
+              <w:jc w:val="center"/>
+              <w:rPr>
+                <w:rFonts w:ascii="Arial" w:hAnsi="Arial" w:cs="Arial"/>
+                <w:sz w:val="16"/>
+                <w:szCs w:val="16"/>
+              </w:rPr>
+            </w:pPr>
+            <w:r>
+              <w:rPr>
+                <w:rFonts w:ascii="Arial" w:hAnsi="Arial" w:cs="Arial"/>
+                <w:sz w:val="16"/>
+                <w:szCs w:val="16"/>
+              </w:rPr>
+              <w:t>2008-07-25</w:t>
+            </w:r>
+          </w:p>
+        </w:tc>
+        <w:tc>
+          <w:tcPr>
+            <w:tcW w:w="924" w:type="dxa"/>
+            <w:tcBorders>
+              <w:top w:val="nil"/>
+              <w:left w:val="nil"/>
+              <w:bottom w:val="nil"/>
+              <w:right w:val="nil"/>
+            </w:tcBorders>
+            <w:noWrap/>
+            <w:vAlign w:val="center"/>
+          </w:tcPr>
+          <w:p>
+            <w:pPr>
+              <w:jc w:val="center"/>
+              <w:rPr>
+                <w:rFonts w:ascii="Arial" w:hAnsi="Arial" w:cs="Arial"/>
+                <w:sz w:val="16"/>
+                <w:szCs w:val="16"/>
+              </w:rPr>
+            </w:pPr>
+            <w:r>
+              <w:rPr>
+                <w:rFonts w:ascii="Arial" w:hAnsi="Arial" w:cs="Arial"/>
+                <w:sz w:val="16"/>
+                <w:szCs w:val="16"/>
+              </w:rPr>
+              <w:t>18:59:12</w:t>
+            </w:r>
+          </w:p>
+        </w:tc>
+        <w:tc>
+          <w:tcPr>
+            <w:tcW w:w="899" w:type="dxa"/>
+            <w:tcBorders>
+              <w:top w:val="nil"/>
+              <w:left w:val="nil"/>
+              <w:bottom w:val="nil"/>
+              <w:right w:val="nil"/>
+            </w:tcBorders>
+            <w:vAlign w:val="center"/>
+          </w:tcPr>
+          <w:p>
+            <w:pPr>
+              <w:jc w:val="center"/>
+              <w:rPr>
+                <w:rFonts w:ascii="Arial" w:hAnsi="Arial" w:cs="Arial"/>
+                <w:sz w:val="16"/>
+                <w:szCs w:val="16"/>
+              </w:rPr>
+            </w:pPr>
+            <w:r>
+              <w:rPr>
+                <w:rFonts w:ascii="Arial" w:hAnsi="Arial" w:cs="Arial"/>
+                <w:sz w:val="16"/>
+                <w:szCs w:val="16"/>
+              </w:rPr>
+              <w:t>src</w:t>
+            </w:r>
+          </w:p>
+        </w:tc>
+        <w:tc>
+          <w:tcPr>
+            <w:tcW w:w="1292" w:type="dxa"/>
+            <w:tcBorders>
+              <w:top w:val="nil"/>
+              <w:left w:val="nil"/>
+              <w:bottom w:val="nil"/>
+              <w:right w:val="nil"/>
+            </w:tcBorders>
+            <w:vAlign w:val="center"/>
+          </w:tcPr>
+          <w:p>
+            <w:pPr>
+              <w:jc w:val="center"/>
+              <w:rPr>
+                <w:rFonts w:ascii="Arial" w:hAnsi="Arial" w:cs="Arial"/>
+                <w:sz w:val="16"/>
+                <w:szCs w:val="16"/>
+              </w:rPr>
+            </w:pPr>
+          </w:p>
+        </w:tc>
+        <w:tc>
+          <w:tcPr>
+            <w:tcW w:w="757" w:type="dxa"/>
+            <w:tcBorders>
+              <w:top w:val="nil"/>
+              <w:left w:val="nil"/>
+              <w:bottom w:val="nil"/>
+              <w:right w:val="nil"/>
+            </w:tcBorders>
+            <w:vAlign w:val="center"/>
+          </w:tcPr>
+          <w:p>
+            <w:pPr>
+              <w:jc w:val="center"/>
+              <w:rPr>
+                <w:rFonts w:ascii="Arial" w:hAnsi="Arial" w:cs="Arial"/>
+                <w:sz w:val="16"/>
+                <w:szCs w:val="16"/>
+              </w:rPr>
+            </w:pPr>
+            <w:r>
+              <w:rPr>
+                <w:rFonts w:ascii="Arial" w:hAnsi="Arial" w:cs="Arial"/>
+                <w:sz w:val="16"/>
+                <w:szCs w:val="16"/>
+              </w:rPr>
+              <w:t>0</w:t>
+            </w:r>
+          </w:p>
+        </w:tc>
+        <w:tc>
+          <w:tcPr>
+            <w:tcW w:w="974" w:type="dxa"/>
+            <w:tcBorders>
+              <w:top w:val="nil"/>
+              <w:left w:val="nil"/>
+              <w:bottom w:val="nil"/>
+              <w:right w:val="nil"/>
+            </w:tcBorders>
+            <w:noWrap/>
+            <w:vAlign w:val="center"/>
+          </w:tcPr>
+          <w:p>
+            <w:pPr>
+              <w:jc w:val="center"/>
+              <w:rPr>
+                <w:rFonts w:ascii="Arial" w:hAnsi="Arial" w:cs="Arial"/>
+                <w:sz w:val="16"/>
+                <w:szCs w:val="16"/>
+              </w:rPr>
+            </w:pPr>
+            <w:r>
+              <w:rPr>
+                <w:rFonts w:ascii="Arial" w:hAnsi="Arial" w:cs="Arial"/>
+                <w:sz w:val="16"/>
+                <w:szCs w:val="16"/>
+              </w:rPr>
+              <w:t>4</w:t>
+            </w:r>
+          </w:p>
+        </w:tc>
+        <w:tc>
+          <w:tcPr>
+            <w:tcW w:w="974" w:type="dxa"/>
+            <w:tcBorders>
+              <w:top w:val="nil"/>
+              <w:left w:val="nil"/>
+              <w:bottom w:val="nil"/>
+              <w:right w:val="nil"/>
+            </w:tcBorders>
+            <w:noWrap/>
+            <w:vAlign w:val="center"/>
+          </w:tcPr>
+          <w:p>
+            <w:pPr>
+              <w:jc w:val="center"/>
+              <w:rPr>
+                <w:rFonts w:ascii="Arial" w:hAnsi="Arial" w:cs="Arial"/>
+                <w:sz w:val="16"/>
+                <w:szCs w:val="16"/>
+              </w:rPr>
+            </w:pPr>
+            <w:r>
+              <w:rPr>
+                <w:rFonts w:ascii="Arial" w:hAnsi="Arial" w:cs="Arial"/>
+                <w:sz w:val="16"/>
+                <w:szCs w:val="16"/>
+              </w:rPr>
+              <w:t>3</w:t>
+            </w:r>
+          </w:p>
+        </w:tc>
+        <w:tc>
+          <w:tcPr>
+            <w:tcW w:w="881" w:type="dxa"/>
+            <w:tcBorders>
+              <w:top w:val="nil"/>
+              <w:left w:val="nil"/>
+              <w:bottom w:val="nil"/>
+              <w:right w:val="nil"/>
+            </w:tcBorders>
+            <w:noWrap/>
+            <w:vAlign w:val="center"/>
+          </w:tcPr>
+          <w:p>
+            <w:pPr>
+              <w:jc w:val="center"/>
+              <w:rPr>
+                <w:rFonts w:ascii="Arial" w:hAnsi="Arial" w:cs="Arial"/>
+                <w:sz w:val="16"/>
+                <w:szCs w:val="16"/>
+              </w:rPr>
+            </w:pPr>
+            <w:r>
+              <w:rPr>
+                <w:rFonts w:ascii="Arial" w:hAnsi="Arial" w:cs="Arial"/>
+                <w:sz w:val="16"/>
+                <w:szCs w:val="16"/>
+              </w:rPr>
+              <w:t>2</w:t>
+            </w:r>
+          </w:p>
+        </w:tc>
+        <w:tc>
+          <w:tcPr>
+            <w:tcW w:w="903" w:type="dxa"/>
+            <w:tcBorders>
+              <w:top w:val="nil"/>
+              <w:left w:val="nil"/>
+              <w:bottom w:val="nil"/>
+              <w:right w:val="nil"/>
+            </w:tcBorders>
+            <w:noWrap/>
+            <w:vAlign w:val="center"/>
+          </w:tcPr>
+          <w:p>
+            <w:pPr>
+              <w:jc w:val="center"/>
+              <w:rPr>
+                <w:rFonts w:ascii="Arial" w:hAnsi="Arial" w:cs="Arial"/>
+                <w:sz w:val="16"/>
+                <w:szCs w:val="16"/>
+              </w:rPr>
+            </w:pPr>
+            <w:r>
+              <w:rPr>
+                <w:rFonts w:ascii="Arial" w:hAnsi="Arial" w:cs="Arial"/>
+                <w:sz w:val="16"/>
+                <w:szCs w:val="16"/>
+              </w:rPr>
+              <w:t>1</w:t>
+            </w:r>
+          </w:p>
+        </w:tc>
+      </w:tr>
+      <w:tr>
+        <w:trPr>
+          <w:trHeight w:val="255"/>
+        </w:trPr>
+        <w:tc>
+          <w:tcPr>
+            <w:tcW w:w="890" w:type="dxa"/>
+            <w:tcBorders>
+              <w:top w:val="nil"/>
+              <w:left w:val="nil"/>
+              <w:bottom w:val="nil"/>
+              <w:right w:val="nil"/>
+            </w:tcBorders>
+            <w:noWrap/>
+            <w:vAlign w:val="center"/>
+          </w:tcPr>
+          <w:p>
+            <w:pPr>
+              <w:jc w:val="center"/>
+              <w:rPr>
+                <w:rFonts w:ascii="Arial" w:hAnsi="Arial" w:cs="Arial"/>
+                <w:sz w:val="16"/>
+                <w:szCs w:val="16"/>
+              </w:rPr>
+            </w:pPr>
+            <w:r>
+              <w:rPr>
+                <w:rFonts w:ascii="Arial" w:hAnsi="Arial" w:cs="Arial"/>
+                <w:sz w:val="16"/>
+                <w:szCs w:val="16"/>
+              </w:rPr>
+              <w:t>Brian</w:t>
+            </w:r>
+          </w:p>
+        </w:tc>
+        <w:tc>
+          <w:tcPr>
+            <w:tcW w:w="1075" w:type="dxa"/>
+            <w:tcBorders>
+              <w:top w:val="nil"/>
+              <w:left w:val="nil"/>
+              <w:bottom w:val="nil"/>
+              <w:right w:val="nil"/>
+            </w:tcBorders>
+            <w:noWrap/>
+            <w:vAlign w:val="center"/>
+          </w:tcPr>
+          <w:p>
+            <w:pPr>
+              <w:jc w:val="center"/>
+              <w:rPr>
+                <w:rFonts w:ascii="Arial" w:hAnsi="Arial" w:cs="Arial"/>
+                <w:sz w:val="16"/>
+                <w:szCs w:val="16"/>
+              </w:rPr>
+            </w:pPr>
+            <w:r>
+              <w:rPr>
+                <w:rFonts w:ascii="Arial" w:hAnsi="Arial" w:cs="Arial"/>
+                <w:sz w:val="16"/>
+                <w:szCs w:val="16"/>
+              </w:rPr>
+              <w:t>2008-07-25</w:t>
+            </w:r>
+          </w:p>
+        </w:tc>
+        <w:tc>
+          <w:tcPr>
+            <w:tcW w:w="924" w:type="dxa"/>
+            <w:tcBorders>
+              <w:top w:val="nil"/>
+              <w:left w:val="nil"/>
+              <w:bottom w:val="nil"/>
+              <w:right w:val="nil"/>
+            </w:tcBorders>
+            <w:noWrap/>
+            <w:vAlign w:val="center"/>
+          </w:tcPr>
+          <w:p>
+            <w:pPr>
+              <w:jc w:val="center"/>
+              <w:rPr>
+                <w:rFonts w:ascii="Arial" w:hAnsi="Arial" w:cs="Arial"/>
+                <w:sz w:val="16"/>
+                <w:szCs w:val="16"/>
+              </w:rPr>
+            </w:pPr>
+            <w:r>
+              <w:rPr>
+                <w:rFonts w:ascii="Arial" w:hAnsi="Arial" w:cs="Arial"/>
+                <w:sz w:val="16"/>
+                <w:szCs w:val="16"/>
+              </w:rPr>
+              <w:t>18:59:37</w:t>
+            </w:r>
+          </w:p>
+        </w:tc>
+        <w:tc>
+          <w:tcPr>
+            <w:tcW w:w="899" w:type="dxa"/>
+            <w:tcBorders>
+              <w:top w:val="nil"/>
+              <w:left w:val="nil"/>
+              <w:bottom w:val="nil"/>
+              <w:right w:val="nil"/>
+            </w:tcBorders>
+            <w:vAlign w:val="center"/>
+          </w:tcPr>
+          <w:p>
+            <w:pPr>
+              <w:jc w:val="center"/>
+              <w:rPr>
+                <w:rFonts w:ascii="Arial" w:hAnsi="Arial" w:cs="Arial"/>
+                <w:sz w:val="16"/>
+                <w:szCs w:val="16"/>
+              </w:rPr>
+            </w:pPr>
+            <w:r>
+              <w:rPr>
+                <w:rFonts w:ascii="Arial" w:hAnsi="Arial" w:cs="Arial"/>
+                <w:sz w:val="16"/>
+                <w:szCs w:val="16"/>
+              </w:rPr>
+              <w:t>src</w:t>
+            </w:r>
+          </w:p>
+        </w:tc>
+        <w:tc>
+          <w:tcPr>
+            <w:tcW w:w="1292" w:type="dxa"/>
+            <w:tcBorders>
+              <w:top w:val="nil"/>
+              <w:left w:val="nil"/>
+              <w:bottom w:val="nil"/>
+              <w:right w:val="nil"/>
+            </w:tcBorders>
+            <w:vAlign w:val="center"/>
+          </w:tcPr>
+          <w:p>
+            <w:pPr>
+              <w:jc w:val="center"/>
+              <w:rPr>
+                <w:rFonts w:ascii="Arial" w:hAnsi="Arial" w:cs="Arial"/>
+                <w:sz w:val="16"/>
+                <w:szCs w:val="16"/>
+              </w:rPr>
+            </w:pPr>
+          </w:p>
+        </w:tc>
+        <w:tc>
+          <w:tcPr>
+            <w:tcW w:w="757" w:type="dxa"/>
+            <w:tcBorders>
+              <w:top w:val="nil"/>
+              <w:left w:val="nil"/>
+              <w:bottom w:val="nil"/>
+              <w:right w:val="nil"/>
+            </w:tcBorders>
+            <w:vAlign w:val="center"/>
+          </w:tcPr>
+          <w:p>
+            <w:pPr>
+              <w:jc w:val="center"/>
+              <w:rPr>
+                <w:rFonts w:ascii="Arial" w:hAnsi="Arial" w:cs="Arial"/>
+                <w:sz w:val="16"/>
+                <w:szCs w:val="16"/>
+              </w:rPr>
+            </w:pPr>
+            <w:r>
+              <w:rPr>
+                <w:rFonts w:ascii="Arial" w:hAnsi="Arial" w:cs="Arial"/>
+                <w:sz w:val="16"/>
+                <w:szCs w:val="16"/>
+              </w:rPr>
+              <w:t>0</w:t>
+            </w:r>
+          </w:p>
+        </w:tc>
+        <w:tc>
+          <w:tcPr>
+            <w:tcW w:w="974" w:type="dxa"/>
+            <w:tcBorders>
+              <w:top w:val="nil"/>
+              <w:left w:val="nil"/>
+              <w:bottom w:val="nil"/>
+              <w:right w:val="nil"/>
+            </w:tcBorders>
+            <w:noWrap/>
+            <w:vAlign w:val="center"/>
+          </w:tcPr>
+          <w:p>
+            <w:pPr>
+              <w:jc w:val="center"/>
+              <w:rPr>
+                <w:rFonts w:ascii="Arial" w:hAnsi="Arial" w:cs="Arial"/>
+                <w:sz w:val="16"/>
+                <w:szCs w:val="16"/>
+              </w:rPr>
+            </w:pPr>
+            <w:r>
+              <w:rPr>
+                <w:rFonts w:ascii="Arial" w:hAnsi="Arial" w:cs="Arial"/>
+                <w:sz w:val="16"/>
+                <w:szCs w:val="16"/>
+              </w:rPr>
+              <w:t>1</w:t>
+            </w:r>
+          </w:p>
+        </w:tc>
+        <w:tc>
+          <w:tcPr>
+            <w:tcW w:w="974" w:type="dxa"/>
+            <w:tcBorders>
+              <w:top w:val="nil"/>
+              <w:left w:val="nil"/>
+              <w:bottom w:val="nil"/>
+              <w:right w:val="nil"/>
+            </w:tcBorders>
+            <w:noWrap/>
+            <w:vAlign w:val="center"/>
+          </w:tcPr>
+          <w:p>
+            <w:pPr>
+              <w:jc w:val="center"/>
+              <w:rPr>
+                <w:rFonts w:ascii="Arial" w:hAnsi="Arial" w:cs="Arial"/>
+                <w:sz w:val="16"/>
+                <w:szCs w:val="16"/>
+              </w:rPr>
+            </w:pPr>
+            <w:r>
+              <w:rPr>
+                <w:rFonts w:ascii="Arial" w:hAnsi="Arial" w:cs="Arial"/>
+                <w:sz w:val="16"/>
+                <w:szCs w:val="16"/>
+              </w:rPr>
+              <w:t>4</w:t>
+            </w:r>
+          </w:p>
+        </w:tc>
+        <w:tc>
+          <w:tcPr>
+            <w:tcW w:w="881" w:type="dxa"/>
+            <w:tcBorders>
+              <w:top w:val="nil"/>
+              <w:left w:val="nil"/>
+              <w:bottom w:val="nil"/>
+              <w:right w:val="nil"/>
+            </w:tcBorders>
+            <w:noWrap/>
+            <w:vAlign w:val="center"/>
+          </w:tcPr>
+          <w:p>
+            <w:pPr>
+              <w:jc w:val="center"/>
+              <w:rPr>
+                <w:rFonts w:ascii="Arial" w:hAnsi="Arial" w:cs="Arial"/>
+                <w:sz w:val="16"/>
+                <w:szCs w:val="16"/>
+              </w:rPr>
+            </w:pPr>
+            <w:r>
+              <w:rPr>
+                <w:rFonts w:ascii="Arial" w:hAnsi="Arial" w:cs="Arial"/>
+                <w:sz w:val="16"/>
+                <w:szCs w:val="16"/>
+              </w:rPr>
+              <w:t>3</w:t>
+            </w:r>
+          </w:p>
+        </w:tc>
+        <w:tc>
+          <w:tcPr>
+            <w:tcW w:w="903" w:type="dxa"/>
+            <w:tcBorders>
+              <w:top w:val="nil"/>
+              <w:left w:val="nil"/>
+              <w:bottom w:val="nil"/>
+              <w:right w:val="nil"/>
+            </w:tcBorders>
+            <w:noWrap/>
+            <w:vAlign w:val="center"/>
+          </w:tcPr>
+          <w:p>
+            <w:pPr>
+              <w:jc w:val="center"/>
+              <w:rPr>
+                <w:rFonts w:ascii="Arial" w:hAnsi="Arial" w:cs="Arial"/>
+                <w:sz w:val="16"/>
+                <w:szCs w:val="16"/>
+              </w:rPr>
+            </w:pPr>
+            <w:r>
+              <w:rPr>
+                <w:rFonts w:ascii="Arial" w:hAnsi="Arial" w:cs="Arial"/>
+                <w:sz w:val="16"/>
+                <w:szCs w:val="16"/>
+              </w:rPr>
+              <w:t>2</w:t>
+            </w:r>
+          </w:p>
+        </w:tc>
+      </w:tr>
+      <w:tr>
+        <w:trPr>
+          <w:trHeight w:val="255"/>
+        </w:trPr>
+        <w:tc>
+          <w:tcPr>
+            <w:tcW w:w="890" w:type="dxa"/>
+            <w:tcBorders>
+              <w:top w:val="nil"/>
+              <w:left w:val="nil"/>
+              <w:bottom w:val="nil"/>
+              <w:right w:val="nil"/>
+            </w:tcBorders>
+            <w:noWrap/>
+            <w:vAlign w:val="center"/>
+          </w:tcPr>
+          <w:p>
+            <w:pPr>
+              <w:jc w:val="center"/>
+              <w:rPr>
+                <w:rFonts w:ascii="Arial" w:hAnsi="Arial" w:cs="Arial"/>
+                <w:sz w:val="16"/>
+                <w:szCs w:val="16"/>
+              </w:rPr>
+            </w:pPr>
+            <w:r>
+              <w:rPr>
+                <w:rFonts w:ascii="Arial" w:hAnsi="Arial" w:cs="Arial"/>
+                <w:sz w:val="16"/>
+                <w:szCs w:val="16"/>
+              </w:rPr>
+              <w:t>Claire</w:t>
+            </w:r>
+          </w:p>
+        </w:tc>
+        <w:tc>
+          <w:tcPr>
+            <w:tcW w:w="1075" w:type="dxa"/>
+            <w:tcBorders>
+              <w:top w:val="nil"/>
+              <w:left w:val="nil"/>
+              <w:bottom w:val="nil"/>
+              <w:right w:val="nil"/>
+            </w:tcBorders>
+            <w:noWrap/>
+            <w:vAlign w:val="center"/>
+          </w:tcPr>
+          <w:p>
+            <w:pPr>
+              <w:jc w:val="center"/>
+              <w:rPr>
+                <w:rFonts w:ascii="Arial" w:hAnsi="Arial" w:cs="Arial"/>
+                <w:sz w:val="16"/>
+                <w:szCs w:val="16"/>
+              </w:rPr>
+            </w:pPr>
+            <w:r>
+              <w:rPr>
+                <w:rFonts w:ascii="Arial" w:hAnsi="Arial" w:cs="Arial"/>
+                <w:sz w:val="16"/>
+                <w:szCs w:val="16"/>
+              </w:rPr>
+              <w:t>2008-07-25</w:t>
+            </w:r>
+          </w:p>
+        </w:tc>
+        <w:tc>
+          <w:tcPr>
+            <w:tcW w:w="924" w:type="dxa"/>
+            <w:tcBorders>
+              <w:top w:val="nil"/>
+              <w:left w:val="nil"/>
+              <w:bottom w:val="nil"/>
+              <w:right w:val="nil"/>
+            </w:tcBorders>
+            <w:noWrap/>
+            <w:vAlign w:val="center"/>
+          </w:tcPr>
+          <w:p>
+            <w:pPr>
+              <w:jc w:val="center"/>
+              <w:rPr>
+                <w:rFonts w:ascii="Arial" w:hAnsi="Arial" w:cs="Arial"/>
+                <w:sz w:val="16"/>
+                <w:szCs w:val="16"/>
+              </w:rPr>
+            </w:pPr>
+            <w:r>
+              <w:rPr>
+                <w:rFonts w:ascii="Arial" w:hAnsi="Arial" w:cs="Arial"/>
+                <w:sz w:val="16"/>
+                <w:szCs w:val="16"/>
+              </w:rPr>
+              <w:t>18:59:57</w:t>
+            </w:r>
+          </w:p>
+        </w:tc>
+        <w:tc>
+          <w:tcPr>
+            <w:tcW w:w="899" w:type="dxa"/>
+            <w:tcBorders>
+              <w:top w:val="nil"/>
+              <w:left w:val="nil"/>
+              <w:bottom w:val="nil"/>
+              <w:right w:val="nil"/>
+            </w:tcBorders>
+            <w:vAlign w:val="center"/>
+          </w:tcPr>
+          <w:p>
+            <w:pPr>
+              <w:jc w:val="center"/>
+              <w:rPr>
+                <w:rFonts w:ascii="Arial" w:hAnsi="Arial" w:cs="Arial"/>
+                <w:sz w:val="16"/>
+                <w:szCs w:val="16"/>
+              </w:rPr>
+            </w:pPr>
+            <w:r>
+              <w:rPr>
+                <w:rFonts w:ascii="Arial" w:hAnsi="Arial" w:cs="Arial"/>
+                <w:sz w:val="16"/>
+                <w:szCs w:val="16"/>
+              </w:rPr>
+              <w:t>src</w:t>
+            </w:r>
+          </w:p>
+        </w:tc>
+        <w:tc>
+          <w:tcPr>
+            <w:tcW w:w="1292" w:type="dxa"/>
+            <w:tcBorders>
+              <w:top w:val="nil"/>
+              <w:left w:val="nil"/>
+              <w:bottom w:val="nil"/>
+              <w:right w:val="nil"/>
+            </w:tcBorders>
+            <w:vAlign w:val="center"/>
+          </w:tcPr>
+          <w:p>
+            <w:pPr>
+              <w:jc w:val="center"/>
+              <w:rPr>
+                <w:rFonts w:ascii="Arial" w:hAnsi="Arial" w:cs="Arial"/>
+                <w:sz w:val="16"/>
+                <w:szCs w:val="16"/>
+              </w:rPr>
+            </w:pPr>
+          </w:p>
+        </w:tc>
+        <w:tc>
+          <w:tcPr>
+            <w:tcW w:w="757" w:type="dxa"/>
+            <w:tcBorders>
+              <w:top w:val="nil"/>
+              <w:left w:val="nil"/>
+              <w:bottom w:val="nil"/>
+              <w:right w:val="nil"/>
+            </w:tcBorders>
+            <w:vAlign w:val="center"/>
+          </w:tcPr>
+          <w:p>
+            <w:pPr>
+              <w:jc w:val="center"/>
+              <w:rPr>
+                <w:rFonts w:ascii="Arial" w:hAnsi="Arial" w:cs="Arial"/>
+                <w:sz w:val="16"/>
+                <w:szCs w:val="16"/>
+              </w:rPr>
+            </w:pPr>
+            <w:r>
+              <w:rPr>
+                <w:rFonts w:ascii="Arial" w:hAnsi="Arial" w:cs="Arial"/>
+                <w:sz w:val="16"/>
+                <w:szCs w:val="16"/>
+              </w:rPr>
+              <w:t>0</w:t>
+            </w:r>
+          </w:p>
+        </w:tc>
+        <w:tc>
+          <w:tcPr>
+            <w:tcW w:w="974" w:type="dxa"/>
+            <w:tcBorders>
+              <w:top w:val="nil"/>
+              <w:left w:val="nil"/>
+              <w:bottom w:val="nil"/>
+              <w:right w:val="nil"/>
+            </w:tcBorders>
+            <w:noWrap/>
+            <w:vAlign w:val="center"/>
+          </w:tcPr>
+          <w:p>
+            <w:pPr>
+              <w:jc w:val="center"/>
+              <w:rPr>
+                <w:rFonts w:ascii="Arial" w:hAnsi="Arial" w:cs="Arial"/>
+                <w:sz w:val="16"/>
+                <w:szCs w:val="16"/>
+              </w:rPr>
+            </w:pPr>
+            <w:r>
+              <w:rPr>
+                <w:rFonts w:ascii="Arial" w:hAnsi="Arial" w:cs="Arial"/>
+                <w:sz w:val="16"/>
+                <w:szCs w:val="16"/>
+              </w:rPr>
+              <w:t>0</w:t>
+            </w:r>
+          </w:p>
+        </w:tc>
+        <w:tc>
+          <w:tcPr>
+            <w:tcW w:w="974" w:type="dxa"/>
+            <w:tcBorders>
+              <w:top w:val="nil"/>
+              <w:left w:val="nil"/>
+              <w:bottom w:val="nil"/>
+              <w:right w:val="nil"/>
+            </w:tcBorders>
+            <w:noWrap/>
+            <w:vAlign w:val="center"/>
+          </w:tcPr>
+          <w:p>
+            <w:pPr>
+              <w:jc w:val="center"/>
+              <w:rPr>
+                <w:rFonts w:ascii="Arial" w:hAnsi="Arial" w:cs="Arial"/>
+                <w:sz w:val="16"/>
+                <w:szCs w:val="16"/>
+              </w:rPr>
+            </w:pPr>
+            <w:r>
+              <w:rPr>
+                <w:rFonts w:ascii="Arial" w:hAnsi="Arial" w:cs="Arial"/>
+                <w:sz w:val="16"/>
+                <w:szCs w:val="16"/>
+              </w:rPr>
+              <w:t>3</w:t>
+            </w:r>
+          </w:p>
+        </w:tc>
+        <w:tc>
+          <w:tcPr>
+            <w:tcW w:w="881" w:type="dxa"/>
+            <w:tcBorders>
+              <w:top w:val="nil"/>
+              <w:left w:val="nil"/>
+              <w:bottom w:val="nil"/>
+              <w:right w:val="nil"/>
+            </w:tcBorders>
+            <w:noWrap/>
+            <w:vAlign w:val="center"/>
+          </w:tcPr>
+          <w:p>
+            <w:pPr>
+              <w:jc w:val="center"/>
+              <w:rPr>
+                <w:rFonts w:ascii="Arial" w:hAnsi="Arial" w:cs="Arial"/>
+                <w:sz w:val="16"/>
+                <w:szCs w:val="16"/>
+              </w:rPr>
+            </w:pPr>
+            <w:r>
+              <w:rPr>
+                <w:rFonts w:ascii="Arial" w:hAnsi="Arial" w:cs="Arial"/>
+                <w:sz w:val="16"/>
+                <w:szCs w:val="16"/>
+              </w:rPr>
+              <w:t>2</w:t>
+            </w:r>
+          </w:p>
+        </w:tc>
+        <w:tc>
+          <w:tcPr>
+            <w:tcW w:w="903" w:type="dxa"/>
+            <w:tcBorders>
+              <w:top w:val="nil"/>
+              <w:left w:val="nil"/>
+              <w:bottom w:val="nil"/>
+              <w:right w:val="nil"/>
+            </w:tcBorders>
+            <w:noWrap/>
+            <w:vAlign w:val="center"/>
+          </w:tcPr>
+          <w:p>
+            <w:pPr>
+              <w:jc w:val="center"/>
+              <w:rPr>
+                <w:rFonts w:ascii="Arial" w:hAnsi="Arial" w:cs="Arial"/>
+                <w:sz w:val="16"/>
+                <w:szCs w:val="16"/>
+              </w:rPr>
+            </w:pPr>
+            <w:r>
+              <w:rPr>
+                <w:rFonts w:ascii="Arial" w:hAnsi="Arial" w:cs="Arial"/>
+                <w:sz w:val="16"/>
+                <w:szCs w:val="16"/>
+              </w:rPr>
+              <w:t>1</w:t>
+            </w:r>
+          </w:p>
+        </w:tc>
+      </w:tr>
+    </w:tbl>
+    <w:p/>
+    <w:p>
+      <w:pPr>
+        <w:numPr>
+          <w:ilvl w:val="0"/>
+          <w:numId w:val="2"/>
+        </w:numPr>
+      </w:pPr>
+      <w:r>
+        <w:t xml:space="preserve">The folder </w:t>
+      </w:r>
+      <w:r>
+        <w:rPr>
+          <w:i/>
+        </w:rPr>
+        <w:t>src</w:t>
+      </w:r>
+      <w:r>
+        <w:t xml:space="preserve"> contained 4 WAV files, named </w:t>
+      </w:r>
+      <w:r>
+        <w:rPr>
+          <w:i/>
+        </w:rPr>
+        <w:t>zz10</w:t>
+      </w:r>
+      <w:r>
+        <w:t xml:space="preserve">, </w:t>
+      </w:r>
+      <w:r>
+        <w:rPr>
+          <w:i/>
+        </w:rPr>
+        <w:t>zz24</w:t>
+      </w:r>
+      <w:r>
+        <w:t xml:space="preserve">, </w:t>
+      </w:r>
+      <w:r>
+        <w:rPr>
+          <w:i/>
+        </w:rPr>
+        <w:t>zz89</w:t>
+      </w:r>
+      <w:r>
+        <w:t xml:space="preserve"> and </w:t>
+      </w:r>
+      <w:r>
+        <w:rPr>
+          <w:i/>
+        </w:rPr>
+        <w:t>zz90.wav</w:t>
+      </w:r>
+      <w:r>
+        <w:t xml:space="preserve"> respectively.</w:t>
+      </w:r>
+    </w:p>
+    <w:p>
+      <w:pPr>
+        <w:numPr>
+          <w:ilvl w:val="0"/>
+          <w:numId w:val="2"/>
+        </w:numPr>
+      </w:pPr>
+      <w:r>
+        <w:t>Three rating sessions had been conducted to date, with the dates and times as shown. Dates are written year-month-day, and times use the 24-hour clock.</w:t>
+      </w:r>
+    </w:p>
+    <w:p>
+      <w:pPr>
+        <w:numPr>
+          <w:ilvl w:val="0"/>
+          <w:numId w:val="2"/>
+        </w:numPr>
+      </w:pPr>
+      <w:r>
+        <w:t xml:space="preserve">Anne thought </w:t>
+      </w:r>
+      <w:r>
+        <w:rPr>
+          <w:i/>
+        </w:rPr>
+        <w:t>zz90</w:t>
+      </w:r>
+      <w:r>
+        <w:t xml:space="preserve"> was the best audio sample, and </w:t>
+      </w:r>
+      <w:r>
+        <w:rPr>
+          <w:i/>
+        </w:rPr>
+        <w:t>zz10</w:t>
+      </w:r>
+      <w:r>
+        <w:t xml:space="preserve"> was the worst.</w:t>
+      </w:r>
+    </w:p>
+    <w:p>
+      <w:pPr>
+        <w:numPr>
+          <w:ilvl w:val="0"/>
+          <w:numId w:val="2"/>
+        </w:numPr>
+      </w:pPr>
+      <w:r>
+        <w:t xml:space="preserve">Brian thought </w:t>
+      </w:r>
+      <w:r>
+        <w:rPr>
+          <w:i/>
+        </w:rPr>
+        <w:t>zz10</w:t>
+      </w:r>
+      <w:r>
+        <w:t xml:space="preserve"> was best, but the others were in the same order as before.</w:t>
+      </w:r>
+    </w:p>
+    <w:p>
+      <w:pPr>
+        <w:numPr>
+          <w:ilvl w:val="0"/>
+          <w:numId w:val="2"/>
+        </w:numPr>
+      </w:pPr>
+      <w:r>
+        <w:t xml:space="preserve">Claire was unable to rate </w:t>
+      </w:r>
+      <w:r>
+        <w:rPr>
+          <w:i/>
+        </w:rPr>
+        <w:t>zz10</w:t>
+      </w:r>
+      <w:r>
+        <w:t>, but had the other three samples in the same order as before.</w:t>
+      </w:r>
+    </w:p>
+    <w:p/>
+    <w:p>
+      <w:r>
+        <w:t xml:space="preserve">Claire was only able to leave a sample unrated because the corresponding option was ticked on the front page. If it wasn’t ticked, then she would have been obliged to rate all the audio samples to complete the task. See the </w:t>
+      </w:r>
+      <w:r>
+        <w:t>discussion of unrated samples</w:t>
+      </w:r>
+      <w:r>
+        <w:t xml:space="preserve"> below.</w:t>
+      </w:r>
+    </w:p>
+    <w:p>
+      <w:r>
+        <w:t>SOURCE and REFERENCE give the name of the folder, because web browsers can’t see the full path. Rows written by the 2012 Windows version show the full path instead (C:\src), and dates in the style 25-Jul-08; old and new rows can sit in the same file without any problem.</w:t>
+      </w:r>
+    </w:p>
+    <w:p>
+      <w:pPr>
+        <w:pStyle w:val="Heading2"/>
+      </w:pPr>
+      <w:bookmarkStart w:id="20" w:name="_Toc241786200"/>
+      <w:r>
+        <w:t>Using reference files</w:t>
+      </w:r>
+      <w:bookmarkEnd w:id="20"/>
+    </w:p>
+    <w:p>
+      <w:r>
+        <w:t xml:space="preserve">If you’ve used 10 reference samples stored in a folder called </w:t>
+      </w:r>
+      <w:r>
+        <w:rPr>
+          <w:i/>
+        </w:rPr>
+        <w:t>ref</w:t>
+      </w:r>
+      <w:r>
+        <w:t>, the file might look like this:</w:t>
       </w:r>
     </w:p>
     <w:p/>
@@ -4211,16 +5870,16 @@
         <w:tblLook w:val="0000" w:firstRow="0" w:lastRow="0" w:firstColumn="0" w:lastColumn="0" w:noHBand="0" w:noVBand="0"/>
       </w:tblPr>
       <w:tblGrid>
-        <w:gridCol w:w="899"/>
-        <w:gridCol w:w="1085"/>
-        <w:gridCol w:w="932"/>
-        <w:gridCol w:w="901"/>
-        <w:gridCol w:w="1203"/>
-        <w:gridCol w:w="759"/>
-        <w:gridCol w:w="982"/>
-        <w:gridCol w:w="982"/>
-        <w:gridCol w:w="883"/>
-        <w:gridCol w:w="911"/>
+        <w:gridCol w:w="893"/>
+        <w:gridCol w:w="1078"/>
+        <w:gridCol w:w="926"/>
+        <w:gridCol w:w="895"/>
+        <w:gridCol w:w="1195"/>
+        <w:gridCol w:w="755"/>
+        <w:gridCol w:w="976"/>
+        <w:gridCol w:w="976"/>
+        <w:gridCol w:w="878"/>
+        <w:gridCol w:w="905"/>
       </w:tblGrid>
       <w:tr>
         <w:trPr>
@@ -4681,6 +6340,14 @@
                 <w:szCs w:val="16"/>
               </w:rPr>
             </w:pPr>
+            <w:r>
+              <w:rPr>
+                <w:rFonts w:ascii="Arial" w:hAnsi="Arial" w:cs="Arial"/>
+                <w:sz w:val="16"/>
+                <w:szCs w:val="16"/>
+              </w:rPr>
+              <w:t>ref</w:t>
+            </w:r>
           </w:p>
         </w:tc>
         <w:tc>
@@ -4709,7 +6376,7 @@
                 <w:sz w:val="16"/>
                 <w:szCs w:val="16"/>
               </w:rPr>
-              <w:t>0</w:t>
+              <w:t>10</w:t>
             </w:r>
           </w:p>
         </w:tc>
@@ -4740,6 +6407,14 @@
                 <w:sz w:val="16"/>
                 <w:szCs w:val="16"/>
               </w:rPr>
+              <w:t>1</w:t>
+            </w:r>
+            <w:r>
+              <w:rPr>
+                <w:rFonts w:ascii="Arial" w:hAnsi="Arial" w:cs="Arial"/>
+                <w:sz w:val="16"/>
+                <w:szCs w:val="16"/>
+              </w:rPr>
               <w:t>4</w:t>
             </w:r>
           </w:p>
@@ -4771,7 +6446,7 @@
                 <w:sz w:val="16"/>
                 <w:szCs w:val="16"/>
               </w:rPr>
-              <w:t>3</w:t>
+              <w:t>7</w:t>
             </w:r>
           </w:p>
         </w:tc>
@@ -4985,6 +6660,14 @@
                 <w:szCs w:val="16"/>
               </w:rPr>
             </w:pPr>
+            <w:r>
+              <w:rPr>
+                <w:rFonts w:ascii="Arial" w:hAnsi="Arial" w:cs="Arial"/>
+                <w:sz w:val="16"/>
+                <w:szCs w:val="16"/>
+              </w:rPr>
+              <w:t>ref</w:t>
+            </w:r>
           </w:p>
         </w:tc>
         <w:tc>
@@ -5013,7 +6696,7 @@
                 <w:sz w:val="16"/>
                 <w:szCs w:val="16"/>
               </w:rPr>
-              <w:t>0</w:t>
+              <w:t>10</w:t>
             </w:r>
           </w:p>
         </w:tc>
@@ -5075,7 +6758,7 @@
                 <w:sz w:val="16"/>
                 <w:szCs w:val="16"/>
               </w:rPr>
-              <w:t>4</w:t>
+              <w:t>11</w:t>
             </w:r>
           </w:p>
         </w:tc>
@@ -5106,7 +6789,7 @@
                 <w:sz w:val="16"/>
                 <w:szCs w:val="16"/>
               </w:rPr>
-              <w:t>3</w:t>
+              <w:t>10</w:t>
             </w:r>
           </w:p>
         </w:tc>
@@ -5137,7 +6820,7 @@
                 <w:sz w:val="16"/>
                 <w:szCs w:val="16"/>
               </w:rPr>
-              <w:t>2</w:t>
+              <w:t>9</w:t>
             </w:r>
           </w:p>
         </w:tc>
@@ -5289,6 +6972,14 @@
                 <w:szCs w:val="16"/>
               </w:rPr>
             </w:pPr>
+            <w:r>
+              <w:rPr>
+                <w:rFonts w:ascii="Arial" w:hAnsi="Arial" w:cs="Arial"/>
+                <w:sz w:val="16"/>
+                <w:szCs w:val="16"/>
+              </w:rPr>
+              <w:t>ref</w:t>
+            </w:r>
           </w:p>
         </w:tc>
         <w:tc>
@@ -5317,7 +7008,7 @@
                 <w:sz w:val="16"/>
                 <w:szCs w:val="16"/>
               </w:rPr>
-              <w:t>0</w:t>
+              <w:t>10</w:t>
             </w:r>
           </w:p>
         </w:tc>
@@ -5379,7 +7070,7 @@
                 <w:sz w:val="16"/>
                 <w:szCs w:val="16"/>
               </w:rPr>
-              <w:t>3</w:t>
+              <w:t>10</w:t>
             </w:r>
           </w:p>
         </w:tc>
@@ -5410,7 +7101,7 @@
                 <w:sz w:val="16"/>
                 <w:szCs w:val="16"/>
               </w:rPr>
-              <w:t>2</w:t>
+              <w:t>7</w:t>
             </w:r>
           </w:p>
         </w:tc>
@@ -5441,7 +7132,7 @@
                 <w:sz w:val="16"/>
                 <w:szCs w:val="16"/>
               </w:rPr>
-              <w:t>1</w:t>
+              <w:t>3</w:t>
             </w:r>
           </w:p>
         </w:tc>
@@ -5449,6 +7140,206 @@
     </w:tbl>
     <w:p/>
     <w:p>
+      <w:r>
+        <w:t xml:space="preserve">The results for the reference samples aren’t included in the table because they always stay in the same order. Therefore there are still only 4 rankings. However, the rankings will now be in the range 1… 14. So for example, Ann thought that sample zz90 was better than </w:t>
+      </w:r>
+      <w:r>
+        <w:rPr>
+          <w:i/>
+        </w:rPr>
+        <w:t>all</w:t>
+      </w:r>
+      <w:r>
+        <w:t xml:space="preserve"> the reference samples, and sample zz10 was worse </w:t>
+      </w:r>
+      <w:r>
+        <w:t>than all</w:t>
+      </w:r>
+      <w:r>
+        <w:rPr>
+          <w:i/>
+        </w:rPr>
+        <w:t xml:space="preserve"> </w:t>
+      </w:r>
+      <w:r>
+        <w:t>of them.</w:t>
+      </w:r>
+    </w:p>
+    <w:p>
+      <w:pPr>
+        <w:spacing w:before="0"/>
+        <w:rPr>
+          <w:rFonts w:ascii="Arial" w:hAnsi="Arial" w:cs="Arial"/>
+          <w:b/>
+          <w:bCs/>
+          <w:color w:val="000080"/>
+          <w:kern w:val="32"/>
+          <w:sz w:val="32"/>
+          <w:szCs w:val="32"/>
+        </w:rPr>
+      </w:pPr>
+      <w:r>
+        <w:br w:type="page"/>
+      </w:r>
+    </w:p>
+    <w:p>
+      <w:pPr>
+        <w:pStyle w:val="Heading1"/>
+      </w:pPr>
+      <w:bookmarkStart w:id="21" w:name="_Toc241786201"/>
+      <w:r>
+        <w:t>Analysing the data</w:t>
+      </w:r>
+      <w:bookmarkEnd w:id="21"/>
+    </w:p>
+    <w:p>
+      <w:pPr>
+        <w:pStyle w:val="Heading2"/>
+      </w:pPr>
+      <w:bookmarkStart w:id="22" w:name="_Toc241786202"/>
+      <w:r>
+        <w:t>Measures of agreement</w:t>
+      </w:r>
+      <w:bookmarkEnd w:id="22"/>
+    </w:p>
+    <w:p>
+      <w:r>
+        <w:t>The results of the ranking test have some special properties that make them amenable to some simple statistical measures of agreement.  Consider a group of 10 audio samples in a rating task. Each rank from 1 to 10</w:t>
+      </w:r>
+      <w:r>
+        <w:t xml:space="preserve"> will appear just once. Thus each set of ranki</w:t>
+      </w:r>
+      <w:r>
+        <w:t>ngs will have the same mean (5.5</w:t>
+      </w:r>
+      <w:r>
+        <w:t xml:space="preserve">) and </w:t>
+      </w:r>
+      <w:r>
+        <w:t>the same standard deviation (3.0). Therefore</w:t>
+      </w:r>
+      <w:r>
+        <w:t xml:space="preserve"> there </w:t>
+      </w:r>
+      <w:r>
+        <w:t>can</w:t>
+      </w:r>
+      <w:r>
+        <w:t xml:space="preserve"> no systematic bias between raters. </w:t>
+      </w:r>
+      <w:r>
+        <w:t xml:space="preserve">Under these circumstances many </w:t>
+      </w:r>
+      <w:r>
+        <w:t xml:space="preserve">coefficients of agreement, such as Pearson’s and Spearman’s correlation, intra-class correlation and </w:t>
+      </w:r>
+      <w:r>
+        <w:t xml:space="preserve">quadratic </w:t>
+      </w:r>
+      <w:r>
+        <w:t>we</w:t>
+      </w:r>
+      <w:r>
+        <w:t>ighted kappa become equivalent</w:t>
+      </w:r>
+      <w:r>
+        <w:t xml:space="preserve">. </w:t>
+      </w:r>
+    </w:p>
+    <w:p>
+      <w:pPr>
+        <w:pStyle w:val="Heading2"/>
+      </w:pPr>
+      <w:bookmarkStart w:id="23" w:name="_Toc241786203"/>
+      <w:r>
+        <w:t>Unrated samples</w:t>
+      </w:r>
+      <w:bookmarkEnd w:id="23"/>
+    </w:p>
+    <w:p>
+      <w:r>
+        <w:t>The biggest potential stumbling block to analysis is where you allow the raters to leave some audio samples unrated. Think carefully whether this is really what you want. Here are issues to think about:</w:t>
+      </w:r>
+    </w:p>
+    <w:p>
+      <w:pPr>
+        <w:numPr>
+          <w:ilvl w:val="0"/>
+          <w:numId w:val="4"/>
+        </w:numPr>
+      </w:pPr>
+      <w:r>
+        <w:t>First, the unrated samples will all be given the value zero. For most analysis, this is NOT the same as missing data. The zeros might be useful in some circumstances, for example to create a histogram showing missing data. HOWEVER in most cases you will need to replace the zeros with a blank, or whatever your own software uses to indicate missing data.</w:t>
+      </w:r>
+    </w:p>
+    <w:p>
+      <w:pPr>
+        <w:numPr>
+          <w:ilvl w:val="0"/>
+          <w:numId w:val="4"/>
+        </w:numPr>
+      </w:pPr>
+      <w:r>
+        <w:t>Second, ranks always start at 1 so it is the higher ranks that will be missing. Some statistical tests (Spearman’s rank correlation, for example) are relatively insensitive to this problem, but others are not. Even a simple mean score for each audio sample is probably wrong if you have missing data.</w:t>
+      </w:r>
+    </w:p>
+    <w:p>
+      <w:pPr>
+        <w:pStyle w:val="Heading2"/>
+      </w:pPr>
+      <w:bookmarkStart w:id="24" w:name="_Toc241786204"/>
+      <w:r>
+        <w:t>Using reference files</w:t>
+      </w:r>
+      <w:bookmarkEnd w:id="24"/>
+    </w:p>
+    <w:p>
+      <w:r>
+        <w:t>For similar reasons, if you’re using reference audio samples these special properties don’t hold true because the ranks of the reference files are not included in the results.  Therefore one rater might rank all the samples as better than the reference samples, while the next rater ranks them all as worse.</w:t>
+      </w:r>
+    </w:p>
+    <w:p>
+      <w:pPr>
+        <w:spacing w:before="0"/>
+        <w:rPr>
+          <w:rFonts w:ascii="Arial" w:hAnsi="Arial" w:cs="Arial"/>
+          <w:b/>
+          <w:bCs/>
+          <w:color w:val="000080"/>
+          <w:kern w:val="32"/>
+          <w:sz w:val="32"/>
+          <w:szCs w:val="32"/>
+        </w:rPr>
+      </w:pPr>
+      <w:r>
+        <w:br w:type="page"/>
+      </w:r>
+    </w:p>
+    <w:p>
+      <w:pPr>
+        <w:pStyle w:val="Heading1"/>
+      </w:pPr>
+      <w:bookmarkStart w:id="25" w:name="_Toc241786205"/>
+      <w:r>
+        <w:t>What’s different from the 2012 Windows version</w:t>
+      </w:r>
+      <w:bookmarkEnd w:id="25"/>
+    </w:p>
+    <w:p>
+      <w:r>
+        <w:t xml:space="preserve">The web version is intended as a drop-in replacement. The ranking task, the reference files and the results file all work as before, so existing </w:t>
+      </w:r>
+      <w:r>
+        <w:rPr>
+          <w:i/>
+        </w:rPr>
+        <w:t>NeAR.csv</w:t>
+      </w:r>
+      <w:r>
+        <w:t xml:space="preserve"> files can be carried on. The differences are:</w:t>
+      </w:r>
+    </w:p>
+    <w:p>
       <w:pPr>
         <w:numPr>
           <w:ilvl w:val="0"/>
@@ -5456,52 +7347,7 @@
         </w:numPr>
       </w:pPr>
       <w:r>
-        <w:t xml:space="preserve">The folder </w:t>
-      </w:r>
-      <w:r>
-        <w:rPr>
-          <w:i/>
-        </w:rPr>
-        <w:t>src</w:t>
-      </w:r>
-      <w:r>
-        <w:t xml:space="preserve"> contained 4 WAV files, named </w:t>
-      </w:r>
-      <w:r>
-        <w:rPr>
-          <w:i/>
-        </w:rPr>
-        <w:t>zz10</w:t>
-      </w:r>
-      <w:r>
-        <w:t xml:space="preserve">, </w:t>
-      </w:r>
-      <w:r>
-        <w:rPr>
-          <w:i/>
-        </w:rPr>
-        <w:t>zz24</w:t>
-      </w:r>
-      <w:r>
-        <w:t xml:space="preserve">, </w:t>
-      </w:r>
-      <w:r>
-        <w:rPr>
-          <w:i/>
-        </w:rPr>
-        <w:t>zz89</w:t>
-      </w:r>
-      <w:r>
-        <w:t xml:space="preserve"> and </w:t>
-      </w:r>
-      <w:r>
-        <w:rPr>
-          <w:i/>
-        </w:rPr>
-        <w:t>zz90.wav</w:t>
-      </w:r>
-      <w:r>
-        <w:t xml:space="preserve"> respectively.</w:t>
+        <w:t>It runs in a web browser, on Windows, Mac, Linux or an iPad. There is nothing to install, and it doesn’t need .NET or Windows Media Player.</w:t>
       </w:r>
     </w:p>
     <w:p>
@@ -5512,7 +7358,7 @@
         </w:numPr>
       </w:pPr>
       <w:r>
-        <w:t>Three rating sessions had been conducted to date, with the dates and times as shown. Dates are written year-month-day, and times use the 24-hour clock.</w:t>
+        <w:t>Windows Media Player is replaced by a simple player bar, so the option to run a stand-alone Windows Media Player has gone.</w:t>
       </w:r>
     </w:p>
     <w:p>
@@ -5523,25 +7369,7 @@
         </w:numPr>
       </w:pPr>
       <w:r>
-        <w:t xml:space="preserve">Anne thought </w:t>
-      </w:r>
-      <w:r>
-        <w:rPr>
-          <w:i/>
-        </w:rPr>
-        <w:t>zz90</w:t>
-      </w:r>
-      <w:r>
-        <w:t xml:space="preserve"> was the best audio sample, and </w:t>
-      </w:r>
-      <w:r>
-        <w:rPr>
-          <w:i/>
-        </w:rPr>
-        <w:t>zz10</w:t>
-      </w:r>
-      <w:r>
-        <w:t xml:space="preserve"> was the worst.</w:t>
+        <w:t>DATE and TIME are written as 2026-10-01 and 15:22:15, whatever the computer’s regional settings.</w:t>
       </w:r>
     </w:p>
     <w:p>
@@ -5552,16 +7380,7 @@
         </w:numPr>
       </w:pPr>
       <w:r>
-        <w:t xml:space="preserve">Brian thought </w:t>
-      </w:r>
-      <w:r>
-        <w:rPr>
-          <w:i/>
-        </w:rPr>
-        <w:t>zz10</w:t>
-      </w:r>
-      <w:r>
-        <w:t xml:space="preserve"> was best, but the others were in the same order as before.</w:t>
+        <w:t>SOURCE and REFERENCE contain the name of the folder rather than its full path.</w:t>
       </w:r>
     </w:p>
     <w:p>
@@ -5572,1387 +7391,7 @@
         </w:numPr>
       </w:pPr>
       <w:r>
-        <w:t xml:space="preserve">Claire was unable to rate </w:t>
-      </w:r>
-      <w:r>
-        <w:rPr>
-          <w:i/>
-        </w:rPr>
-        <w:t>zz10</w:t>
-      </w:r>
-      <w:r>
-        <w:t>, but had the other three samples in the same order as before.</w:t>
-      </w:r>
-    </w:p>
-    <w:p/>
-    <w:p>
-      <w:r>
-        <w:t xml:space="preserve">Notice that Claire was only able to leave a sample unrated because the corresponding option was ticked on the front page. If it wasn’t ticked, then she would have been obliged to rate all the audio samples to complete the task. See the </w:t>
-      </w:r>
-      <w:r>
-        <w:t>discussion of unrated samples</w:t>
-      </w:r>
-      <w:r>
-        <w:t xml:space="preserve"> below.</w:t>
-      </w:r>
-    </w:p>
-    <w:p/>
-    <w:p>
-      <w:r>
-        <w:t>SOURCE and REFERENCE give the name of the folder, because web browsers can’t see the full path. Rows written by the 2012 Windows version show the full path instead (C:\src), and dates in the style 25-Jul-08; old and new rows can sit in the same file without any problem.</w:t>
-      </w:r>
-    </w:p>
-    <w:p/>
-    <w:p>
-      <w:pPr>
-        <w:pStyle w:val="Heading2"/>
-      </w:pPr>
-      <w:bookmarkStart w:id="18" w:name="_Toc241782615"/>
-      <w:r>
-        <w:t>Using reference files</w:t>
-      </w:r>
-      <w:bookmarkEnd w:id="18"/>
-    </w:p>
-    <w:p>
-      <w:r>
-        <w:t xml:space="preserve">If you’ve used 10 reference samples stored in a folder called </w:t>
-      </w:r>
-      <w:r>
-        <w:rPr>
-          <w:i/>
-        </w:rPr>
-        <w:t>ref</w:t>
-      </w:r>
-      <w:r>
-        <w:t>, the file might look like this:</w:t>
-      </w:r>
-    </w:p>
-    <w:p/>
-    <w:tbl>
-      <w:tblPr>
-        <w:tblW w:w="9472" w:type="dxa"/>
-        <w:tblInd w:w="93" w:type="dxa"/>
-        <w:tblLook w:val="0000" w:firstRow="0" w:lastRow="0" w:firstColumn="0" w:lastColumn="0" w:noHBand="0" w:noVBand="0"/>
-      </w:tblPr>
-      <w:tblGrid>
-        <w:gridCol w:w="899"/>
-        <w:gridCol w:w="1085"/>
-        <w:gridCol w:w="932"/>
-        <w:gridCol w:w="901"/>
-        <w:gridCol w:w="1203"/>
-        <w:gridCol w:w="759"/>
-        <w:gridCol w:w="982"/>
-        <w:gridCol w:w="982"/>
-        <w:gridCol w:w="883"/>
-        <w:gridCol w:w="911"/>
-      </w:tblGrid>
-      <w:tr>
-        <w:trPr>
-          <w:trHeight w:val="255"/>
-        </w:trPr>
-        <w:tc>
-          <w:tcPr>
-            <w:tcW w:w="899" w:type="dxa"/>
-            <w:tcBorders>
-              <w:top w:val="nil"/>
-              <w:left w:val="nil"/>
-              <w:bottom w:val="nil"/>
-              <w:right w:val="nil"/>
-            </w:tcBorders>
-            <w:noWrap/>
-            <w:vAlign w:val="center"/>
-          </w:tcPr>
-          <w:p>
-            <w:pPr>
-              <w:jc w:val="center"/>
-              <w:rPr>
-                <w:rFonts w:ascii="Arial" w:hAnsi="Arial" w:cs="Arial"/>
-                <w:sz w:val="16"/>
-                <w:szCs w:val="16"/>
-              </w:rPr>
-            </w:pPr>
-            <w:r>
-              <w:rPr>
-                <w:rFonts w:ascii="Arial" w:hAnsi="Arial" w:cs="Arial"/>
-                <w:sz w:val="16"/>
-                <w:szCs w:val="16"/>
-              </w:rPr>
-              <w:t>RATER</w:t>
-            </w:r>
-          </w:p>
-        </w:tc>
-        <w:tc>
-          <w:tcPr>
-            <w:tcW w:w="1085" w:type="dxa"/>
-            <w:tcBorders>
-              <w:top w:val="nil"/>
-              <w:left w:val="nil"/>
-              <w:bottom w:val="nil"/>
-              <w:right w:val="nil"/>
-            </w:tcBorders>
-            <w:noWrap/>
-            <w:vAlign w:val="center"/>
-          </w:tcPr>
-          <w:p>
-            <w:pPr>
-              <w:jc w:val="center"/>
-              <w:rPr>
-                <w:rFonts w:ascii="Arial" w:hAnsi="Arial" w:cs="Arial"/>
-                <w:sz w:val="16"/>
-                <w:szCs w:val="16"/>
-              </w:rPr>
-            </w:pPr>
-            <w:r>
-              <w:rPr>
-                <w:rFonts w:ascii="Arial" w:hAnsi="Arial" w:cs="Arial"/>
-                <w:sz w:val="16"/>
-                <w:szCs w:val="16"/>
-              </w:rPr>
-              <w:t>DATE</w:t>
-            </w:r>
-          </w:p>
-        </w:tc>
-        <w:tc>
-          <w:tcPr>
-            <w:tcW w:w="932" w:type="dxa"/>
-            <w:tcBorders>
-              <w:top w:val="nil"/>
-              <w:left w:val="nil"/>
-              <w:bottom w:val="nil"/>
-              <w:right w:val="nil"/>
-            </w:tcBorders>
-            <w:noWrap/>
-            <w:vAlign w:val="center"/>
-          </w:tcPr>
-          <w:p>
-            <w:pPr>
-              <w:jc w:val="center"/>
-              <w:rPr>
-                <w:rFonts w:ascii="Arial" w:hAnsi="Arial" w:cs="Arial"/>
-                <w:sz w:val="16"/>
-                <w:szCs w:val="16"/>
-              </w:rPr>
-            </w:pPr>
-            <w:r>
-              <w:rPr>
-                <w:rFonts w:ascii="Arial" w:hAnsi="Arial" w:cs="Arial"/>
-                <w:sz w:val="16"/>
-                <w:szCs w:val="16"/>
-              </w:rPr>
-              <w:t>TIME</w:t>
-            </w:r>
-          </w:p>
-        </w:tc>
-        <w:tc>
-          <w:tcPr>
-            <w:tcW w:w="845" w:type="dxa"/>
-            <w:tcBorders>
-              <w:top w:val="nil"/>
-              <w:left w:val="nil"/>
-              <w:bottom w:val="nil"/>
-              <w:right w:val="nil"/>
-            </w:tcBorders>
-            <w:vAlign w:val="center"/>
-          </w:tcPr>
-          <w:p>
-            <w:pPr>
-              <w:jc w:val="center"/>
-              <w:rPr>
-                <w:rFonts w:ascii="Arial" w:hAnsi="Arial" w:cs="Arial"/>
-                <w:sz w:val="16"/>
-                <w:szCs w:val="16"/>
-              </w:rPr>
-            </w:pPr>
-            <w:r>
-              <w:rPr>
-                <w:rFonts w:ascii="Arial" w:hAnsi="Arial" w:cs="Arial"/>
-                <w:sz w:val="16"/>
-                <w:szCs w:val="16"/>
-              </w:rPr>
-              <w:t>SOURCE</w:t>
-            </w:r>
-          </w:p>
-        </w:tc>
-        <w:tc>
-          <w:tcPr>
-            <w:tcW w:w="1292" w:type="dxa"/>
-            <w:tcBorders>
-              <w:top w:val="nil"/>
-              <w:left w:val="nil"/>
-              <w:bottom w:val="nil"/>
-              <w:right w:val="nil"/>
-            </w:tcBorders>
-            <w:vAlign w:val="center"/>
-          </w:tcPr>
-          <w:p>
-            <w:pPr>
-              <w:jc w:val="center"/>
-              <w:rPr>
-                <w:rFonts w:ascii="Arial" w:hAnsi="Arial" w:cs="Arial"/>
-                <w:sz w:val="16"/>
-                <w:szCs w:val="16"/>
-              </w:rPr>
-            </w:pPr>
-            <w:r>
-              <w:rPr>
-                <w:rFonts w:ascii="Arial" w:hAnsi="Arial" w:cs="Arial"/>
-                <w:sz w:val="16"/>
-                <w:szCs w:val="16"/>
-              </w:rPr>
-              <w:t>REFERENCE</w:t>
-            </w:r>
-          </w:p>
-        </w:tc>
-        <w:tc>
-          <w:tcPr>
-            <w:tcW w:w="715" w:type="dxa"/>
-            <w:tcBorders>
-              <w:top w:val="nil"/>
-              <w:left w:val="nil"/>
-              <w:bottom w:val="nil"/>
-              <w:right w:val="nil"/>
-            </w:tcBorders>
-            <w:vAlign w:val="center"/>
-          </w:tcPr>
-          <w:p>
-            <w:pPr>
-              <w:jc w:val="center"/>
-              <w:rPr>
-                <w:rFonts w:ascii="Arial" w:hAnsi="Arial" w:cs="Arial"/>
-                <w:sz w:val="16"/>
-                <w:szCs w:val="16"/>
-              </w:rPr>
-            </w:pPr>
-            <w:r>
-              <w:rPr>
-                <w:rFonts w:ascii="Arial" w:hAnsi="Arial" w:cs="Arial"/>
-                <w:sz w:val="16"/>
-                <w:szCs w:val="16"/>
-              </w:rPr>
-              <w:t>NREFS</w:t>
-            </w:r>
-          </w:p>
-        </w:tc>
-        <w:tc>
-          <w:tcPr>
-            <w:tcW w:w="982" w:type="dxa"/>
-            <w:tcBorders>
-              <w:top w:val="nil"/>
-              <w:left w:val="nil"/>
-              <w:bottom w:val="nil"/>
-              <w:right w:val="nil"/>
-            </w:tcBorders>
-            <w:noWrap/>
-            <w:vAlign w:val="center"/>
-          </w:tcPr>
-          <w:p>
-            <w:pPr>
-              <w:jc w:val="center"/>
-              <w:rPr>
-                <w:rFonts w:ascii="Arial" w:hAnsi="Arial" w:cs="Arial"/>
-                <w:sz w:val="16"/>
-                <w:szCs w:val="16"/>
-              </w:rPr>
-            </w:pPr>
-            <w:r>
-              <w:rPr>
-                <w:rFonts w:ascii="Arial" w:hAnsi="Arial" w:cs="Arial"/>
-                <w:sz w:val="16"/>
-                <w:szCs w:val="16"/>
-              </w:rPr>
-              <w:t>zz10.wav</w:t>
-            </w:r>
-          </w:p>
-        </w:tc>
-        <w:tc>
-          <w:tcPr>
-            <w:tcW w:w="982" w:type="dxa"/>
-            <w:tcBorders>
-              <w:top w:val="nil"/>
-              <w:left w:val="nil"/>
-              <w:bottom w:val="nil"/>
-              <w:right w:val="nil"/>
-            </w:tcBorders>
-            <w:noWrap/>
-            <w:vAlign w:val="center"/>
-          </w:tcPr>
-          <w:p>
-            <w:pPr>
-              <w:jc w:val="center"/>
-              <w:rPr>
-                <w:rFonts w:ascii="Arial" w:hAnsi="Arial" w:cs="Arial"/>
-                <w:sz w:val="16"/>
-                <w:szCs w:val="16"/>
-              </w:rPr>
-            </w:pPr>
-            <w:r>
-              <w:rPr>
-                <w:rFonts w:ascii="Arial" w:hAnsi="Arial" w:cs="Arial"/>
-                <w:sz w:val="16"/>
-                <w:szCs w:val="16"/>
-              </w:rPr>
-              <w:t>zz24.wav</w:t>
-            </w:r>
-          </w:p>
-        </w:tc>
-        <w:tc>
-          <w:tcPr>
-            <w:tcW w:w="829" w:type="dxa"/>
-            <w:tcBorders>
-              <w:top w:val="nil"/>
-              <w:left w:val="nil"/>
-              <w:bottom w:val="nil"/>
-              <w:right w:val="nil"/>
-            </w:tcBorders>
-            <w:noWrap/>
-            <w:vAlign w:val="center"/>
-          </w:tcPr>
-          <w:p>
-            <w:pPr>
-              <w:jc w:val="center"/>
-              <w:rPr>
-                <w:rFonts w:ascii="Arial" w:hAnsi="Arial" w:cs="Arial"/>
-                <w:sz w:val="16"/>
-                <w:szCs w:val="16"/>
-              </w:rPr>
-            </w:pPr>
-            <w:r>
-              <w:rPr>
-                <w:rFonts w:ascii="Arial" w:hAnsi="Arial" w:cs="Arial"/>
-                <w:sz w:val="16"/>
-                <w:szCs w:val="16"/>
-              </w:rPr>
-              <w:t>zz89.wav</w:t>
-            </w:r>
-          </w:p>
-        </w:tc>
-        <w:tc>
-          <w:tcPr>
-            <w:tcW w:w="911" w:type="dxa"/>
-            <w:tcBorders>
-              <w:top w:val="nil"/>
-              <w:left w:val="nil"/>
-              <w:bottom w:val="nil"/>
-              <w:right w:val="nil"/>
-            </w:tcBorders>
-            <w:noWrap/>
-            <w:vAlign w:val="center"/>
-          </w:tcPr>
-          <w:p>
-            <w:pPr>
-              <w:jc w:val="center"/>
-              <w:rPr>
-                <w:rFonts w:ascii="Arial" w:hAnsi="Arial" w:cs="Arial"/>
-                <w:sz w:val="16"/>
-                <w:szCs w:val="16"/>
-              </w:rPr>
-            </w:pPr>
-            <w:r>
-              <w:rPr>
-                <w:rFonts w:ascii="Arial" w:hAnsi="Arial" w:cs="Arial"/>
-                <w:sz w:val="16"/>
-                <w:szCs w:val="16"/>
-              </w:rPr>
-              <w:t>zz90.wav</w:t>
-            </w:r>
-          </w:p>
-        </w:tc>
-      </w:tr>
-      <w:tr>
-        <w:trPr>
-          <w:trHeight w:val="255"/>
-        </w:trPr>
-        <w:tc>
-          <w:tcPr>
-            <w:tcW w:w="899" w:type="dxa"/>
-            <w:tcBorders>
-              <w:top w:val="nil"/>
-              <w:left w:val="nil"/>
-              <w:bottom w:val="nil"/>
-              <w:right w:val="nil"/>
-            </w:tcBorders>
-            <w:noWrap/>
-            <w:vAlign w:val="center"/>
-          </w:tcPr>
-          <w:p>
-            <w:pPr>
-              <w:jc w:val="center"/>
-              <w:rPr>
-                <w:rFonts w:ascii="Arial" w:hAnsi="Arial" w:cs="Arial"/>
-                <w:sz w:val="16"/>
-                <w:szCs w:val="16"/>
-              </w:rPr>
-            </w:pPr>
-            <w:r>
-              <w:rPr>
-                <w:rFonts w:ascii="Arial" w:hAnsi="Arial" w:cs="Arial"/>
-                <w:sz w:val="16"/>
-                <w:szCs w:val="16"/>
-              </w:rPr>
-              <w:t>Anne</w:t>
-            </w:r>
-          </w:p>
-        </w:tc>
-        <w:tc>
-          <w:tcPr>
-            <w:tcW w:w="1085" w:type="dxa"/>
-            <w:tcBorders>
-              <w:top w:val="nil"/>
-              <w:left w:val="nil"/>
-              <w:bottom w:val="nil"/>
-              <w:right w:val="nil"/>
-            </w:tcBorders>
-            <w:noWrap/>
-            <w:vAlign w:val="center"/>
-          </w:tcPr>
-          <w:p>
-            <w:pPr>
-              <w:jc w:val="center"/>
-              <w:rPr>
-                <w:rFonts w:ascii="Arial" w:hAnsi="Arial" w:cs="Arial"/>
-                <w:sz w:val="16"/>
-                <w:szCs w:val="16"/>
-              </w:rPr>
-            </w:pPr>
-            <w:r>
-              <w:rPr>
-                <w:rFonts w:ascii="Arial" w:hAnsi="Arial" w:cs="Arial"/>
-                <w:sz w:val="16"/>
-                <w:szCs w:val="16"/>
-              </w:rPr>
-              <w:t>2008-07-25</w:t>
-            </w:r>
-          </w:p>
-        </w:tc>
-        <w:tc>
-          <w:tcPr>
-            <w:tcW w:w="932" w:type="dxa"/>
-            <w:tcBorders>
-              <w:top w:val="nil"/>
-              <w:left w:val="nil"/>
-              <w:bottom w:val="nil"/>
-              <w:right w:val="nil"/>
-            </w:tcBorders>
-            <w:noWrap/>
-            <w:vAlign w:val="center"/>
-          </w:tcPr>
-          <w:p>
-            <w:pPr>
-              <w:jc w:val="center"/>
-              <w:rPr>
-                <w:rFonts w:ascii="Arial" w:hAnsi="Arial" w:cs="Arial"/>
-                <w:sz w:val="16"/>
-                <w:szCs w:val="16"/>
-              </w:rPr>
-            </w:pPr>
-            <w:r>
-              <w:rPr>
-                <w:rFonts w:ascii="Arial" w:hAnsi="Arial" w:cs="Arial"/>
-                <w:sz w:val="16"/>
-                <w:szCs w:val="16"/>
-              </w:rPr>
-              <w:t>18:59:12</w:t>
-            </w:r>
-          </w:p>
-        </w:tc>
-        <w:tc>
-          <w:tcPr>
-            <w:tcW w:w="845" w:type="dxa"/>
-            <w:tcBorders>
-              <w:top w:val="nil"/>
-              <w:left w:val="nil"/>
-              <w:bottom w:val="nil"/>
-              <w:right w:val="nil"/>
-            </w:tcBorders>
-            <w:vAlign w:val="center"/>
-          </w:tcPr>
-          <w:p>
-            <w:pPr>
-              <w:jc w:val="center"/>
-              <w:rPr>
-                <w:rFonts w:ascii="Arial" w:hAnsi="Arial" w:cs="Arial"/>
-                <w:sz w:val="16"/>
-                <w:szCs w:val="16"/>
-              </w:rPr>
-            </w:pPr>
-            <w:r>
-              <w:rPr>
-                <w:rFonts w:ascii="Arial" w:hAnsi="Arial" w:cs="Arial"/>
-                <w:sz w:val="16"/>
-                <w:szCs w:val="16"/>
-              </w:rPr>
-              <w:t>src</w:t>
-            </w:r>
-          </w:p>
-        </w:tc>
-        <w:tc>
-          <w:tcPr>
-            <w:tcW w:w="1292" w:type="dxa"/>
-            <w:tcBorders>
-              <w:top w:val="nil"/>
-              <w:left w:val="nil"/>
-              <w:bottom w:val="nil"/>
-              <w:right w:val="nil"/>
-            </w:tcBorders>
-            <w:vAlign w:val="center"/>
-          </w:tcPr>
-          <w:p>
-            <w:pPr>
-              <w:jc w:val="center"/>
-              <w:rPr>
-                <w:rFonts w:ascii="Arial" w:hAnsi="Arial" w:cs="Arial"/>
-                <w:sz w:val="16"/>
-                <w:szCs w:val="16"/>
-              </w:rPr>
-            </w:pPr>
-            <w:r>
-              <w:rPr>
-                <w:rFonts w:ascii="Arial" w:hAnsi="Arial" w:cs="Arial"/>
-                <w:sz w:val="16"/>
-                <w:szCs w:val="16"/>
-              </w:rPr>
-              <w:t>ref</w:t>
-            </w:r>
-          </w:p>
-        </w:tc>
-        <w:tc>
-          <w:tcPr>
-            <w:tcW w:w="715" w:type="dxa"/>
-            <w:tcBorders>
-              <w:top w:val="nil"/>
-              <w:left w:val="nil"/>
-              <w:bottom w:val="nil"/>
-              <w:right w:val="nil"/>
-            </w:tcBorders>
-            <w:vAlign w:val="center"/>
-          </w:tcPr>
-          <w:p>
-            <w:pPr>
-              <w:jc w:val="center"/>
-              <w:rPr>
-                <w:rFonts w:ascii="Arial" w:hAnsi="Arial" w:cs="Arial"/>
-                <w:sz w:val="16"/>
-                <w:szCs w:val="16"/>
-              </w:rPr>
-            </w:pPr>
-            <w:r>
-              <w:rPr>
-                <w:rFonts w:ascii="Arial" w:hAnsi="Arial" w:cs="Arial"/>
-                <w:sz w:val="16"/>
-                <w:szCs w:val="16"/>
-              </w:rPr>
-              <w:t>10</w:t>
-            </w:r>
-          </w:p>
-        </w:tc>
-        <w:tc>
-          <w:tcPr>
-            <w:tcW w:w="982" w:type="dxa"/>
-            <w:tcBorders>
-              <w:top w:val="nil"/>
-              <w:left w:val="nil"/>
-              <w:bottom w:val="nil"/>
-              <w:right w:val="nil"/>
-            </w:tcBorders>
-            <w:noWrap/>
-            <w:vAlign w:val="center"/>
-          </w:tcPr>
-          <w:p>
-            <w:pPr>
-              <w:jc w:val="center"/>
-              <w:rPr>
-                <w:rFonts w:ascii="Arial" w:hAnsi="Arial" w:cs="Arial"/>
-                <w:sz w:val="16"/>
-                <w:szCs w:val="16"/>
-              </w:rPr>
-            </w:pPr>
-            <w:r>
-              <w:rPr>
-                <w:rFonts w:ascii="Arial" w:hAnsi="Arial" w:cs="Arial"/>
-                <w:sz w:val="16"/>
-                <w:szCs w:val="16"/>
-              </w:rPr>
-              <w:t>1</w:t>
-            </w:r>
-            <w:r>
-              <w:rPr>
-                <w:rFonts w:ascii="Arial" w:hAnsi="Arial" w:cs="Arial"/>
-                <w:sz w:val="16"/>
-                <w:szCs w:val="16"/>
-              </w:rPr>
-              <w:t>4</w:t>
-            </w:r>
-          </w:p>
-        </w:tc>
-        <w:tc>
-          <w:tcPr>
-            <w:tcW w:w="982" w:type="dxa"/>
-            <w:tcBorders>
-              <w:top w:val="nil"/>
-              <w:left w:val="nil"/>
-              <w:bottom w:val="nil"/>
-              <w:right w:val="nil"/>
-            </w:tcBorders>
-            <w:noWrap/>
-            <w:vAlign w:val="center"/>
-          </w:tcPr>
-          <w:p>
-            <w:pPr>
-              <w:jc w:val="center"/>
-              <w:rPr>
-                <w:rFonts w:ascii="Arial" w:hAnsi="Arial" w:cs="Arial"/>
-                <w:sz w:val="16"/>
-                <w:szCs w:val="16"/>
-              </w:rPr>
-            </w:pPr>
-            <w:r>
-              <w:rPr>
-                <w:rFonts w:ascii="Arial" w:hAnsi="Arial" w:cs="Arial"/>
-                <w:sz w:val="16"/>
-                <w:szCs w:val="16"/>
-              </w:rPr>
-              <w:t>7</w:t>
-            </w:r>
-          </w:p>
-        </w:tc>
-        <w:tc>
-          <w:tcPr>
-            <w:tcW w:w="829" w:type="dxa"/>
-            <w:tcBorders>
-              <w:top w:val="nil"/>
-              <w:left w:val="nil"/>
-              <w:bottom w:val="nil"/>
-              <w:right w:val="nil"/>
-            </w:tcBorders>
-            <w:noWrap/>
-            <w:vAlign w:val="center"/>
-          </w:tcPr>
-          <w:p>
-            <w:pPr>
-              <w:jc w:val="center"/>
-              <w:rPr>
-                <w:rFonts w:ascii="Arial" w:hAnsi="Arial" w:cs="Arial"/>
-                <w:sz w:val="16"/>
-                <w:szCs w:val="16"/>
-              </w:rPr>
-            </w:pPr>
-            <w:r>
-              <w:rPr>
-                <w:rFonts w:ascii="Arial" w:hAnsi="Arial" w:cs="Arial"/>
-                <w:sz w:val="16"/>
-                <w:szCs w:val="16"/>
-              </w:rPr>
-              <w:t>2</w:t>
-            </w:r>
-          </w:p>
-        </w:tc>
-        <w:tc>
-          <w:tcPr>
-            <w:tcW w:w="911" w:type="dxa"/>
-            <w:tcBorders>
-              <w:top w:val="nil"/>
-              <w:left w:val="nil"/>
-              <w:bottom w:val="nil"/>
-              <w:right w:val="nil"/>
-            </w:tcBorders>
-            <w:noWrap/>
-            <w:vAlign w:val="center"/>
-          </w:tcPr>
-          <w:p>
-            <w:pPr>
-              <w:jc w:val="center"/>
-              <w:rPr>
-                <w:rFonts w:ascii="Arial" w:hAnsi="Arial" w:cs="Arial"/>
-                <w:sz w:val="16"/>
-                <w:szCs w:val="16"/>
-              </w:rPr>
-            </w:pPr>
-            <w:r>
-              <w:rPr>
-                <w:rFonts w:ascii="Arial" w:hAnsi="Arial" w:cs="Arial"/>
-                <w:sz w:val="16"/>
-                <w:szCs w:val="16"/>
-              </w:rPr>
-              <w:t>1</w:t>
-            </w:r>
-          </w:p>
-        </w:tc>
-      </w:tr>
-      <w:tr>
-        <w:trPr>
-          <w:trHeight w:val="255"/>
-        </w:trPr>
-        <w:tc>
-          <w:tcPr>
-            <w:tcW w:w="899" w:type="dxa"/>
-            <w:tcBorders>
-              <w:top w:val="nil"/>
-              <w:left w:val="nil"/>
-              <w:bottom w:val="nil"/>
-              <w:right w:val="nil"/>
-            </w:tcBorders>
-            <w:noWrap/>
-            <w:vAlign w:val="center"/>
-          </w:tcPr>
-          <w:p>
-            <w:pPr>
-              <w:jc w:val="center"/>
-              <w:rPr>
-                <w:rFonts w:ascii="Arial" w:hAnsi="Arial" w:cs="Arial"/>
-                <w:sz w:val="16"/>
-                <w:szCs w:val="16"/>
-              </w:rPr>
-            </w:pPr>
-            <w:r>
-              <w:rPr>
-                <w:rFonts w:ascii="Arial" w:hAnsi="Arial" w:cs="Arial"/>
-                <w:sz w:val="16"/>
-                <w:szCs w:val="16"/>
-              </w:rPr>
-              <w:t>Brian</w:t>
-            </w:r>
-          </w:p>
-        </w:tc>
-        <w:tc>
-          <w:tcPr>
-            <w:tcW w:w="1085" w:type="dxa"/>
-            <w:tcBorders>
-              <w:top w:val="nil"/>
-              <w:left w:val="nil"/>
-              <w:bottom w:val="nil"/>
-              <w:right w:val="nil"/>
-            </w:tcBorders>
-            <w:noWrap/>
-            <w:vAlign w:val="center"/>
-          </w:tcPr>
-          <w:p>
-            <w:pPr>
-              <w:jc w:val="center"/>
-              <w:rPr>
-                <w:rFonts w:ascii="Arial" w:hAnsi="Arial" w:cs="Arial"/>
-                <w:sz w:val="16"/>
-                <w:szCs w:val="16"/>
-              </w:rPr>
-            </w:pPr>
-            <w:r>
-              <w:rPr>
-                <w:rFonts w:ascii="Arial" w:hAnsi="Arial" w:cs="Arial"/>
-                <w:sz w:val="16"/>
-                <w:szCs w:val="16"/>
-              </w:rPr>
-              <w:t>2008-07-25</w:t>
-            </w:r>
-          </w:p>
-        </w:tc>
-        <w:tc>
-          <w:tcPr>
-            <w:tcW w:w="932" w:type="dxa"/>
-            <w:tcBorders>
-              <w:top w:val="nil"/>
-              <w:left w:val="nil"/>
-              <w:bottom w:val="nil"/>
-              <w:right w:val="nil"/>
-            </w:tcBorders>
-            <w:noWrap/>
-            <w:vAlign w:val="center"/>
-          </w:tcPr>
-          <w:p>
-            <w:pPr>
-              <w:jc w:val="center"/>
-              <w:rPr>
-                <w:rFonts w:ascii="Arial" w:hAnsi="Arial" w:cs="Arial"/>
-                <w:sz w:val="16"/>
-                <w:szCs w:val="16"/>
-              </w:rPr>
-            </w:pPr>
-            <w:r>
-              <w:rPr>
-                <w:rFonts w:ascii="Arial" w:hAnsi="Arial" w:cs="Arial"/>
-                <w:sz w:val="16"/>
-                <w:szCs w:val="16"/>
-              </w:rPr>
-              <w:t>18:59:37</w:t>
-            </w:r>
-          </w:p>
-        </w:tc>
-        <w:tc>
-          <w:tcPr>
-            <w:tcW w:w="845" w:type="dxa"/>
-            <w:tcBorders>
-              <w:top w:val="nil"/>
-              <w:left w:val="nil"/>
-              <w:bottom w:val="nil"/>
-              <w:right w:val="nil"/>
-            </w:tcBorders>
-            <w:vAlign w:val="center"/>
-          </w:tcPr>
-          <w:p>
-            <w:pPr>
-              <w:jc w:val="center"/>
-              <w:rPr>
-                <w:rFonts w:ascii="Arial" w:hAnsi="Arial" w:cs="Arial"/>
-                <w:sz w:val="16"/>
-                <w:szCs w:val="16"/>
-              </w:rPr>
-            </w:pPr>
-            <w:r>
-              <w:rPr>
-                <w:rFonts w:ascii="Arial" w:hAnsi="Arial" w:cs="Arial"/>
-                <w:sz w:val="16"/>
-                <w:szCs w:val="16"/>
-              </w:rPr>
-              <w:t>src</w:t>
-            </w:r>
-          </w:p>
-        </w:tc>
-        <w:tc>
-          <w:tcPr>
-            <w:tcW w:w="1292" w:type="dxa"/>
-            <w:tcBorders>
-              <w:top w:val="nil"/>
-              <w:left w:val="nil"/>
-              <w:bottom w:val="nil"/>
-              <w:right w:val="nil"/>
-            </w:tcBorders>
-            <w:vAlign w:val="center"/>
-          </w:tcPr>
-          <w:p>
-            <w:pPr>
-              <w:jc w:val="center"/>
-              <w:rPr>
-                <w:rFonts w:ascii="Arial" w:hAnsi="Arial" w:cs="Arial"/>
-                <w:sz w:val="16"/>
-                <w:szCs w:val="16"/>
-              </w:rPr>
-            </w:pPr>
-            <w:r>
-              <w:rPr>
-                <w:rFonts w:ascii="Arial" w:hAnsi="Arial" w:cs="Arial"/>
-                <w:sz w:val="16"/>
-                <w:szCs w:val="16"/>
-              </w:rPr>
-              <w:t>ref</w:t>
-            </w:r>
-          </w:p>
-        </w:tc>
-        <w:tc>
-          <w:tcPr>
-            <w:tcW w:w="715" w:type="dxa"/>
-            <w:tcBorders>
-              <w:top w:val="nil"/>
-              <w:left w:val="nil"/>
-              <w:bottom w:val="nil"/>
-              <w:right w:val="nil"/>
-            </w:tcBorders>
-            <w:vAlign w:val="center"/>
-          </w:tcPr>
-          <w:p>
-            <w:pPr>
-              <w:jc w:val="center"/>
-              <w:rPr>
-                <w:rFonts w:ascii="Arial" w:hAnsi="Arial" w:cs="Arial"/>
-                <w:sz w:val="16"/>
-                <w:szCs w:val="16"/>
-              </w:rPr>
-            </w:pPr>
-            <w:r>
-              <w:rPr>
-                <w:rFonts w:ascii="Arial" w:hAnsi="Arial" w:cs="Arial"/>
-                <w:sz w:val="16"/>
-                <w:szCs w:val="16"/>
-              </w:rPr>
-              <w:t>10</w:t>
-            </w:r>
-          </w:p>
-        </w:tc>
-        <w:tc>
-          <w:tcPr>
-            <w:tcW w:w="982" w:type="dxa"/>
-            <w:tcBorders>
-              <w:top w:val="nil"/>
-              <w:left w:val="nil"/>
-              <w:bottom w:val="nil"/>
-              <w:right w:val="nil"/>
-            </w:tcBorders>
-            <w:noWrap/>
-            <w:vAlign w:val="center"/>
-          </w:tcPr>
-          <w:p>
-            <w:pPr>
-              <w:jc w:val="center"/>
-              <w:rPr>
-                <w:rFonts w:ascii="Arial" w:hAnsi="Arial" w:cs="Arial"/>
-                <w:sz w:val="16"/>
-                <w:szCs w:val="16"/>
-              </w:rPr>
-            </w:pPr>
-            <w:r>
-              <w:rPr>
-                <w:rFonts w:ascii="Arial" w:hAnsi="Arial" w:cs="Arial"/>
-                <w:sz w:val="16"/>
-                <w:szCs w:val="16"/>
-              </w:rPr>
-              <w:t>1</w:t>
-            </w:r>
-          </w:p>
-        </w:tc>
-        <w:tc>
-          <w:tcPr>
-            <w:tcW w:w="982" w:type="dxa"/>
-            <w:tcBorders>
-              <w:top w:val="nil"/>
-              <w:left w:val="nil"/>
-              <w:bottom w:val="nil"/>
-              <w:right w:val="nil"/>
-            </w:tcBorders>
-            <w:noWrap/>
-            <w:vAlign w:val="center"/>
-          </w:tcPr>
-          <w:p>
-            <w:pPr>
-              <w:jc w:val="center"/>
-              <w:rPr>
-                <w:rFonts w:ascii="Arial" w:hAnsi="Arial" w:cs="Arial"/>
-                <w:sz w:val="16"/>
-                <w:szCs w:val="16"/>
-              </w:rPr>
-            </w:pPr>
-            <w:r>
-              <w:rPr>
-                <w:rFonts w:ascii="Arial" w:hAnsi="Arial" w:cs="Arial"/>
-                <w:sz w:val="16"/>
-                <w:szCs w:val="16"/>
-              </w:rPr>
-              <w:t>11</w:t>
-            </w:r>
-          </w:p>
-        </w:tc>
-        <w:tc>
-          <w:tcPr>
-            <w:tcW w:w="829" w:type="dxa"/>
-            <w:tcBorders>
-              <w:top w:val="nil"/>
-              <w:left w:val="nil"/>
-              <w:bottom w:val="nil"/>
-              <w:right w:val="nil"/>
-            </w:tcBorders>
-            <w:noWrap/>
-            <w:vAlign w:val="center"/>
-          </w:tcPr>
-          <w:p>
-            <w:pPr>
-              <w:jc w:val="center"/>
-              <w:rPr>
-                <w:rFonts w:ascii="Arial" w:hAnsi="Arial" w:cs="Arial"/>
-                <w:sz w:val="16"/>
-                <w:szCs w:val="16"/>
-              </w:rPr>
-            </w:pPr>
-            <w:r>
-              <w:rPr>
-                <w:rFonts w:ascii="Arial" w:hAnsi="Arial" w:cs="Arial"/>
-                <w:sz w:val="16"/>
-                <w:szCs w:val="16"/>
-              </w:rPr>
-              <w:t>10</w:t>
-            </w:r>
-          </w:p>
-        </w:tc>
-        <w:tc>
-          <w:tcPr>
-            <w:tcW w:w="911" w:type="dxa"/>
-            <w:tcBorders>
-              <w:top w:val="nil"/>
-              <w:left w:val="nil"/>
-              <w:bottom w:val="nil"/>
-              <w:right w:val="nil"/>
-            </w:tcBorders>
-            <w:noWrap/>
-            <w:vAlign w:val="center"/>
-          </w:tcPr>
-          <w:p>
-            <w:pPr>
-              <w:jc w:val="center"/>
-              <w:rPr>
-                <w:rFonts w:ascii="Arial" w:hAnsi="Arial" w:cs="Arial"/>
-                <w:sz w:val="16"/>
-                <w:szCs w:val="16"/>
-              </w:rPr>
-            </w:pPr>
-            <w:r>
-              <w:rPr>
-                <w:rFonts w:ascii="Arial" w:hAnsi="Arial" w:cs="Arial"/>
-                <w:sz w:val="16"/>
-                <w:szCs w:val="16"/>
-              </w:rPr>
-              <w:t>9</w:t>
-            </w:r>
-          </w:p>
-        </w:tc>
-      </w:tr>
-      <w:tr>
-        <w:trPr>
-          <w:trHeight w:val="255"/>
-        </w:trPr>
-        <w:tc>
-          <w:tcPr>
-            <w:tcW w:w="899" w:type="dxa"/>
-            <w:tcBorders>
-              <w:top w:val="nil"/>
-              <w:left w:val="nil"/>
-              <w:bottom w:val="nil"/>
-              <w:right w:val="nil"/>
-            </w:tcBorders>
-            <w:noWrap/>
-            <w:vAlign w:val="center"/>
-          </w:tcPr>
-          <w:p>
-            <w:pPr>
-              <w:jc w:val="center"/>
-              <w:rPr>
-                <w:rFonts w:ascii="Arial" w:hAnsi="Arial" w:cs="Arial"/>
-                <w:sz w:val="16"/>
-                <w:szCs w:val="16"/>
-              </w:rPr>
-            </w:pPr>
-            <w:r>
-              <w:rPr>
-                <w:rFonts w:ascii="Arial" w:hAnsi="Arial" w:cs="Arial"/>
-                <w:sz w:val="16"/>
-                <w:szCs w:val="16"/>
-              </w:rPr>
-              <w:t>Claire</w:t>
-            </w:r>
-          </w:p>
-        </w:tc>
-        <w:tc>
-          <w:tcPr>
-            <w:tcW w:w="1085" w:type="dxa"/>
-            <w:tcBorders>
-              <w:top w:val="nil"/>
-              <w:left w:val="nil"/>
-              <w:bottom w:val="nil"/>
-              <w:right w:val="nil"/>
-            </w:tcBorders>
-            <w:noWrap/>
-            <w:vAlign w:val="center"/>
-          </w:tcPr>
-          <w:p>
-            <w:pPr>
-              <w:jc w:val="center"/>
-              <w:rPr>
-                <w:rFonts w:ascii="Arial" w:hAnsi="Arial" w:cs="Arial"/>
-                <w:sz w:val="16"/>
-                <w:szCs w:val="16"/>
-              </w:rPr>
-            </w:pPr>
-            <w:r>
-              <w:rPr>
-                <w:rFonts w:ascii="Arial" w:hAnsi="Arial" w:cs="Arial"/>
-                <w:sz w:val="16"/>
-                <w:szCs w:val="16"/>
-              </w:rPr>
-              <w:t>2008-07-25</w:t>
-            </w:r>
-          </w:p>
-        </w:tc>
-        <w:tc>
-          <w:tcPr>
-            <w:tcW w:w="932" w:type="dxa"/>
-            <w:tcBorders>
-              <w:top w:val="nil"/>
-              <w:left w:val="nil"/>
-              <w:bottom w:val="nil"/>
-              <w:right w:val="nil"/>
-            </w:tcBorders>
-            <w:noWrap/>
-            <w:vAlign w:val="center"/>
-          </w:tcPr>
-          <w:p>
-            <w:pPr>
-              <w:jc w:val="center"/>
-              <w:rPr>
-                <w:rFonts w:ascii="Arial" w:hAnsi="Arial" w:cs="Arial"/>
-                <w:sz w:val="16"/>
-                <w:szCs w:val="16"/>
-              </w:rPr>
-            </w:pPr>
-            <w:r>
-              <w:rPr>
-                <w:rFonts w:ascii="Arial" w:hAnsi="Arial" w:cs="Arial"/>
-                <w:sz w:val="16"/>
-                <w:szCs w:val="16"/>
-              </w:rPr>
-              <w:t>18:59:57</w:t>
-            </w:r>
-          </w:p>
-        </w:tc>
-        <w:tc>
-          <w:tcPr>
-            <w:tcW w:w="845" w:type="dxa"/>
-            <w:tcBorders>
-              <w:top w:val="nil"/>
-              <w:left w:val="nil"/>
-              <w:bottom w:val="nil"/>
-              <w:right w:val="nil"/>
-            </w:tcBorders>
-            <w:vAlign w:val="center"/>
-          </w:tcPr>
-          <w:p>
-            <w:pPr>
-              <w:jc w:val="center"/>
-              <w:rPr>
-                <w:rFonts w:ascii="Arial" w:hAnsi="Arial" w:cs="Arial"/>
-                <w:sz w:val="16"/>
-                <w:szCs w:val="16"/>
-              </w:rPr>
-            </w:pPr>
-            <w:r>
-              <w:rPr>
-                <w:rFonts w:ascii="Arial" w:hAnsi="Arial" w:cs="Arial"/>
-                <w:sz w:val="16"/>
-                <w:szCs w:val="16"/>
-              </w:rPr>
-              <w:t>src</w:t>
-            </w:r>
-          </w:p>
-        </w:tc>
-        <w:tc>
-          <w:tcPr>
-            <w:tcW w:w="1292" w:type="dxa"/>
-            <w:tcBorders>
-              <w:top w:val="nil"/>
-              <w:left w:val="nil"/>
-              <w:bottom w:val="nil"/>
-              <w:right w:val="nil"/>
-            </w:tcBorders>
-            <w:vAlign w:val="center"/>
-          </w:tcPr>
-          <w:p>
-            <w:pPr>
-              <w:jc w:val="center"/>
-              <w:rPr>
-                <w:rFonts w:ascii="Arial" w:hAnsi="Arial" w:cs="Arial"/>
-                <w:sz w:val="16"/>
-                <w:szCs w:val="16"/>
-              </w:rPr>
-            </w:pPr>
-            <w:r>
-              <w:rPr>
-                <w:rFonts w:ascii="Arial" w:hAnsi="Arial" w:cs="Arial"/>
-                <w:sz w:val="16"/>
-                <w:szCs w:val="16"/>
-              </w:rPr>
-              <w:t>ref</w:t>
-            </w:r>
-          </w:p>
-        </w:tc>
-        <w:tc>
-          <w:tcPr>
-            <w:tcW w:w="715" w:type="dxa"/>
-            <w:tcBorders>
-              <w:top w:val="nil"/>
-              <w:left w:val="nil"/>
-              <w:bottom w:val="nil"/>
-              <w:right w:val="nil"/>
-            </w:tcBorders>
-            <w:vAlign w:val="center"/>
-          </w:tcPr>
-          <w:p>
-            <w:pPr>
-              <w:jc w:val="center"/>
-              <w:rPr>
-                <w:rFonts w:ascii="Arial" w:hAnsi="Arial" w:cs="Arial"/>
-                <w:sz w:val="16"/>
-                <w:szCs w:val="16"/>
-              </w:rPr>
-            </w:pPr>
-            <w:r>
-              <w:rPr>
-                <w:rFonts w:ascii="Arial" w:hAnsi="Arial" w:cs="Arial"/>
-                <w:sz w:val="16"/>
-                <w:szCs w:val="16"/>
-              </w:rPr>
-              <w:t>10</w:t>
-            </w:r>
-          </w:p>
-        </w:tc>
-        <w:tc>
-          <w:tcPr>
-            <w:tcW w:w="982" w:type="dxa"/>
-            <w:tcBorders>
-              <w:top w:val="nil"/>
-              <w:left w:val="nil"/>
-              <w:bottom w:val="nil"/>
-              <w:right w:val="nil"/>
-            </w:tcBorders>
-            <w:noWrap/>
-            <w:vAlign w:val="center"/>
-          </w:tcPr>
-          <w:p>
-            <w:pPr>
-              <w:jc w:val="center"/>
-              <w:rPr>
-                <w:rFonts w:ascii="Arial" w:hAnsi="Arial" w:cs="Arial"/>
-                <w:sz w:val="16"/>
-                <w:szCs w:val="16"/>
-              </w:rPr>
-            </w:pPr>
-            <w:r>
-              <w:rPr>
-                <w:rFonts w:ascii="Arial" w:hAnsi="Arial" w:cs="Arial"/>
-                <w:sz w:val="16"/>
-                <w:szCs w:val="16"/>
-              </w:rPr>
-              <w:t>0</w:t>
-            </w:r>
-          </w:p>
-        </w:tc>
-        <w:tc>
-          <w:tcPr>
-            <w:tcW w:w="982" w:type="dxa"/>
-            <w:tcBorders>
-              <w:top w:val="nil"/>
-              <w:left w:val="nil"/>
-              <w:bottom w:val="nil"/>
-              <w:right w:val="nil"/>
-            </w:tcBorders>
-            <w:noWrap/>
-            <w:vAlign w:val="center"/>
-          </w:tcPr>
-          <w:p>
-            <w:pPr>
-              <w:jc w:val="center"/>
-              <w:rPr>
-                <w:rFonts w:ascii="Arial" w:hAnsi="Arial" w:cs="Arial"/>
-                <w:sz w:val="16"/>
-                <w:szCs w:val="16"/>
-              </w:rPr>
-            </w:pPr>
-            <w:r>
-              <w:rPr>
-                <w:rFonts w:ascii="Arial" w:hAnsi="Arial" w:cs="Arial"/>
-                <w:sz w:val="16"/>
-                <w:szCs w:val="16"/>
-              </w:rPr>
-              <w:t>10</w:t>
-            </w:r>
-          </w:p>
-        </w:tc>
-        <w:tc>
-          <w:tcPr>
-            <w:tcW w:w="829" w:type="dxa"/>
-            <w:tcBorders>
-              <w:top w:val="nil"/>
-              <w:left w:val="nil"/>
-              <w:bottom w:val="nil"/>
-              <w:right w:val="nil"/>
-            </w:tcBorders>
-            <w:noWrap/>
-            <w:vAlign w:val="center"/>
-          </w:tcPr>
-          <w:p>
-            <w:pPr>
-              <w:jc w:val="center"/>
-              <w:rPr>
-                <w:rFonts w:ascii="Arial" w:hAnsi="Arial" w:cs="Arial"/>
-                <w:sz w:val="16"/>
-                <w:szCs w:val="16"/>
-              </w:rPr>
-            </w:pPr>
-            <w:r>
-              <w:rPr>
-                <w:rFonts w:ascii="Arial" w:hAnsi="Arial" w:cs="Arial"/>
-                <w:sz w:val="16"/>
-                <w:szCs w:val="16"/>
-              </w:rPr>
-              <w:t>7</w:t>
-            </w:r>
-          </w:p>
-        </w:tc>
-        <w:tc>
-          <w:tcPr>
-            <w:tcW w:w="911" w:type="dxa"/>
-            <w:tcBorders>
-              <w:top w:val="nil"/>
-              <w:left w:val="nil"/>
-              <w:bottom w:val="nil"/>
-              <w:right w:val="nil"/>
-            </w:tcBorders>
-            <w:noWrap/>
-            <w:vAlign w:val="center"/>
-          </w:tcPr>
-          <w:p>
-            <w:pPr>
-              <w:jc w:val="center"/>
-              <w:rPr>
-                <w:rFonts w:ascii="Arial" w:hAnsi="Arial" w:cs="Arial"/>
-                <w:sz w:val="16"/>
-                <w:szCs w:val="16"/>
-              </w:rPr>
-            </w:pPr>
-            <w:r>
-              <w:rPr>
-                <w:rFonts w:ascii="Arial" w:hAnsi="Arial" w:cs="Arial"/>
-                <w:sz w:val="16"/>
-                <w:szCs w:val="16"/>
-              </w:rPr>
-              <w:t>3</w:t>
-            </w:r>
-          </w:p>
-        </w:tc>
-      </w:tr>
-    </w:tbl>
-    <w:p/>
-    <w:p>
-      <w:r>
-        <w:t xml:space="preserve">The results for the reference samples aren’t included in the table because they always stay in the same order. Therefore there are still only 4 rankings. However, the rankings will now be in the range 1… 14. So for example, Ann thought that sample zz90 was better than </w:t>
-      </w:r>
-      <w:r>
-        <w:rPr>
-          <w:i/>
-        </w:rPr>
-        <w:t>all</w:t>
-      </w:r>
-      <w:r>
-        <w:t xml:space="preserve"> the reference samples, and sample zz10 was worse </w:t>
-      </w:r>
-      <w:r>
-        <w:t>than all</w:t>
-      </w:r>
-      <w:r>
-        <w:rPr>
-          <w:i/>
-        </w:rPr>
-        <w:t xml:space="preserve"> </w:t>
-      </w:r>
-      <w:r>
-        <w:t>of them.</w:t>
-      </w:r>
-    </w:p>
-    <w:p/>
-    <w:p>
-      <w:pPr>
-        <w:pStyle w:val="Heading1"/>
-      </w:pPr>
-      <w:bookmarkStart w:id="19" w:name="_Toc241782616"/>
-      <w:r>
-        <w:t>What’s different from the 2012 Windows version</w:t>
-      </w:r>
-      <w:bookmarkEnd w:id="19"/>
-    </w:p>
-    <w:p>
-      <w:r>
-        <w:t xml:space="preserve">The web version is intended as a drop-in replacement. The ranking task, the reference files and the results file all work as before, so existing </w:t>
-      </w:r>
-      <w:r>
-        <w:rPr>
-          <w:i/>
-        </w:rPr>
-        <w:t>NeAR.csv</w:t>
-      </w:r>
-      <w:r>
-        <w:t xml:space="preserve"> files can be carried on. The differences are:</w:t>
+        <w:t>The random order is now properly random; the 2012 version shuffled the samples unevenly.</w:t>
       </w:r>
     </w:p>
     <w:p>
@@ -6963,7 +7402,7 @@
         </w:numPr>
       </w:pPr>
       <w:r>
-        <w:t>It runs in a web browser, on Windows, Mac, Linux or an iPad. There is nothing to install, and it doesn’t need .NET or Windows Media Player.</w:t>
+        <w:t>The warning about a session name that has already been used now only appears for an exact match. Previously, for example, 1 was mistaken for test1.</w:t>
       </w:r>
     </w:p>
     <w:p>
@@ -6974,7 +7413,7 @@
         </w:numPr>
       </w:pPr>
       <w:r>
-        <w:t>Windows Media Player is replaced by a simple player bar, so the option to run a stand-alone Windows Media Player has gone.</w:t>
+        <w:t>Reference samples no longer show the number 0 when the samples are labelled with numbers.</w:t>
       </w:r>
     </w:p>
     <w:p>
@@ -6985,61 +7424,6 @@
         </w:numPr>
       </w:pPr>
       <w:r>
-        <w:t>DATE and TIME are written as 2026-10-01 and 15:22:15, whatever the computer’s regional settings.</w:t>
-      </w:r>
-    </w:p>
-    <w:p>
-      <w:pPr>
-        <w:numPr>
-          <w:ilvl w:val="0"/>
-          <w:numId w:val="2"/>
-        </w:numPr>
-      </w:pPr>
-      <w:r>
-        <w:t>SOURCE and REFERENCE contain the name of the folder rather than its full path.</w:t>
-      </w:r>
-    </w:p>
-    <w:p>
-      <w:pPr>
-        <w:numPr>
-          <w:ilvl w:val="0"/>
-          <w:numId w:val="2"/>
-        </w:numPr>
-      </w:pPr>
-      <w:r>
-        <w:t>The random order is now properly random; the 2012 version shuffled the samples unevenly.</w:t>
-      </w:r>
-    </w:p>
-    <w:p>
-      <w:pPr>
-        <w:numPr>
-          <w:ilvl w:val="0"/>
-          <w:numId w:val="2"/>
-        </w:numPr>
-      </w:pPr>
-      <w:r>
-        <w:t>The warning about a session name that has already been used now only appears for an exact match. Previously, for example, 1 was mistaken for test1.</w:t>
-      </w:r>
-    </w:p>
-    <w:p>
-      <w:pPr>
-        <w:numPr>
-          <w:ilvl w:val="0"/>
-          <w:numId w:val="2"/>
-        </w:numPr>
-      </w:pPr>
-      <w:r>
-        <w:t>Reference samples no longer show the number 0 when the samples are labelled with numbers.</w:t>
-      </w:r>
-    </w:p>
-    <w:p>
-      <w:pPr>
-        <w:numPr>
-          <w:ilvl w:val="0"/>
-          <w:numId w:val="2"/>
-        </w:numPr>
-      </w:pPr>
-      <w:r>
         <w:t>Without Chrome or Edge, the results are kept in the browser and downloaded, rather than written into the folder.</w:t>
       </w:r>
     </w:p>
@@ -7048,312 +7432,156 @@
       <w:pPr>
         <w:pStyle w:val="Heading1"/>
       </w:pPr>
-      <w:r>
-        <w:br w:type="page"/>
-      </w:r>
-      <w:bookmarkStart w:id="20" w:name="_Toc241782617"/>
-      <w:r>
-        <w:t>Analysing the data</w:t>
-      </w:r>
-      <w:bookmarkEnd w:id="20"/>
-    </w:p>
-    <w:p>
-      <w:pPr>
-        <w:pStyle w:val="Heading2"/>
-      </w:pPr>
-      <w:bookmarkStart w:id="21" w:name="_Toc241782618"/>
-      <w:r>
-        <w:t>Measures of agreement</w:t>
-      </w:r>
-      <w:bookmarkEnd w:id="21"/>
-    </w:p>
-    <w:p>
-      <w:r>
-        <w:t xml:space="preserve">The results of the ranking test have some special properties that make them </w:t>
-      </w:r>
-      <w:r>
-        <w:t xml:space="preserve">amenable to some simple statistical measures of agreement. </w:t>
-      </w:r>
-      <w:r>
-        <w:t xml:space="preserve"> Consider a group of 10 audio samples in a rating task. Each rank from 1 to 10</w:t>
-      </w:r>
-      <w:r>
-        <w:t xml:space="preserve"> will appear just once. Thus each set of ranki</w:t>
-      </w:r>
-      <w:r>
-        <w:t>ngs will have the same mean (5.5</w:t>
-      </w:r>
-      <w:r>
-        <w:t xml:space="preserve">) and </w:t>
-      </w:r>
-      <w:r>
-        <w:t>the same standard deviation (3.0). Therefore</w:t>
-      </w:r>
-      <w:r>
-        <w:t xml:space="preserve"> there </w:t>
-      </w:r>
-      <w:r>
-        <w:t>can</w:t>
-      </w:r>
-      <w:r>
-        <w:t xml:space="preserve"> no systematic bias between raters. </w:t>
-      </w:r>
-      <w:r>
-        <w:t xml:space="preserve">Under these circumstances many </w:t>
-      </w:r>
-      <w:r>
-        <w:t xml:space="preserve">coefficients of agreement, such as Pearson’s and Spearman’s correlation, intra-class correlation and </w:t>
-      </w:r>
-      <w:r>
-        <w:t xml:space="preserve">quadratic </w:t>
-      </w:r>
-      <w:r>
-        <w:t>we</w:t>
-      </w:r>
-      <w:r>
-        <w:t>ighted kappa become equivalent</w:t>
-      </w:r>
-      <w:r>
-        <w:t xml:space="preserve">. </w:t>
+      <w:bookmarkStart w:id="26" w:name="_Toc241786206"/>
+      <w:r>
+        <w:t>References</w:t>
+      </w:r>
+      <w:bookmarkEnd w:id="26"/>
+    </w:p>
+    <w:p>
+      <w:pPr>
+        <w:spacing w:after="120"/>
+      </w:pPr>
+      <w:r>
+        <w:t xml:space="preserve">Clopper CG. Auditory free classification: Methods and analysis. </w:t>
+      </w:r>
+      <w:r>
+        <w:rPr>
+          <w:i/>
+        </w:rPr>
+        <w:t>Behavior Research Methods</w:t>
+      </w:r>
+      <w:r>
+        <w:t xml:space="preserve"> 2008; 40: 575-581.</w:t>
+      </w:r>
+    </w:p>
+    <w:p>
+      <w:pPr>
+        <w:spacing w:after="120"/>
+      </w:pPr>
+      <w:r>
+        <w:t xml:space="preserve">Granqvist S. The visual sort and rate method of perceptual evaluation in listening tests. </w:t>
+      </w:r>
+      <w:r>
+        <w:rPr>
+          <w:i/>
+        </w:rPr>
+        <w:t>Logopedics Phoniatrics Vocology</w:t>
+      </w:r>
+      <w:r>
+        <w:t xml:space="preserve"> 2003; 28: 109-116.</w:t>
+      </w:r>
+    </w:p>
+    <w:p>
+      <w:pPr>
+        <w:spacing w:after="120"/>
+      </w:pPr>
+      <w:r>
+        <w:t xml:space="preserve">Imai S, Garner WR. Discriminability and preference for attributes in free and constrained classification. </w:t>
+      </w:r>
+      <w:r>
+        <w:rPr>
+          <w:i/>
+        </w:rPr>
+        <w:t>Journal of Experimental Psychology</w:t>
+      </w:r>
+      <w:r>
+        <w:t xml:space="preserve"> 1965; 69: 596-608.</w:t>
+      </w:r>
+    </w:p>
+    <w:p>
+      <w:pPr>
+        <w:spacing w:after="120"/>
+      </w:pPr>
+      <w:r>
+        <w:t>R</w:t>
+      </w:r>
+      <w:r>
+        <w:t>ae</w:t>
+      </w:r>
+      <w:r>
+        <w:t xml:space="preserve"> G.</w:t>
+      </w:r>
+      <w:r>
+        <w:t xml:space="preserve"> </w:t>
+      </w:r>
+      <w:r>
+        <w:t>The equivalence o</w:t>
+      </w:r>
+      <w:r>
+        <w:t xml:space="preserve">f </w:t>
+      </w:r>
+      <w:r>
+        <w:t>multiple rater kapp</w:t>
+      </w:r>
+      <w:r>
+        <w:t xml:space="preserve">a statistics and intraclass correlation coefficients. </w:t>
+      </w:r>
+      <w:r>
+        <w:rPr>
+          <w:i/>
+        </w:rPr>
+        <w:t>Educational and psychological measurement</w:t>
+      </w:r>
+      <w:r>
+        <w:t xml:space="preserve"> 1</w:t>
+      </w:r>
+      <w:r>
+        <w:t>9</w:t>
+      </w:r>
+      <w:r>
+        <w:t>88; 48: 367-374.</w:t>
       </w:r>
     </w:p>
     <w:p/>
     <w:p>
       <w:pPr>
-        <w:pStyle w:val="Heading2"/>
-      </w:pPr>
-      <w:bookmarkStart w:id="22" w:name="_Toc241782619"/>
-      <w:r>
-        <w:t>Unrated samples</w:t>
-      </w:r>
-      <w:bookmarkEnd w:id="22"/>
-    </w:p>
-    <w:p>
-      <w:r>
-        <w:t xml:space="preserve">The biggest potential stumbling block </w:t>
-      </w:r>
-      <w:r>
-        <w:t xml:space="preserve">to analysis </w:t>
-      </w:r>
-      <w:r>
-        <w:t>is where you allow the raters to leave some audio samples unrated. Think carefully whether this is really what you want. Here are issues to think about:</w:t>
-      </w:r>
-    </w:p>
-    <w:p>
-      <w:pPr>
-        <w:numPr>
-          <w:ilvl w:val="0"/>
-          <w:numId w:val="4"/>
-        </w:numPr>
-      </w:pPr>
-      <w:r>
-        <w:t>First, the unrated samples will all be given the value zero. For most analysis, this is NOT the same as missing data. The zeros might be useful in some circumstances, for example to create a histogram showing missing data. HOWEVER in most cases you will need to replace the zeros with a blank, or whatever your own software uses to indicate missing data.</w:t>
-      </w:r>
-    </w:p>
-    <w:p>
-      <w:pPr>
-        <w:numPr>
-          <w:ilvl w:val="0"/>
-          <w:numId w:val="4"/>
-        </w:numPr>
-      </w:pPr>
-      <w:r>
-        <w:t>Second, ranks always start at 1 so it is the higher ranks that will be missing. Some statistical tests (Spearman’s rank correlation, for example) are relatively insensitive to this problem, but others are not. Even a simple mean score for each audio sample is probably wrong if you have missing data.</w:t>
+        <w:pStyle w:val="Heading1"/>
+      </w:pPr>
+      <w:bookmarkStart w:id="27" w:name="_Toc241786207"/>
+      <w:r>
+        <w:t>Acknowledgements</w:t>
+      </w:r>
+      <w:bookmarkEnd w:id="27"/>
+    </w:p>
+    <w:p>
+      <w:r>
+        <w:t xml:space="preserve">Thanks to the following people for </w:t>
+      </w:r>
+      <w:r>
+        <w:t xml:space="preserve">helping with the development, </w:t>
+      </w:r>
+      <w:r>
+        <w:t xml:space="preserve">finding bugs </w:t>
+      </w:r>
+      <w:r>
+        <w:t>or</w:t>
+      </w:r>
+      <w:r>
+        <w:t xml:space="preserve"> suggesting improvements: </w:t>
+      </w:r>
+    </w:p>
+    <w:p>
+      <w:r>
+        <w:t>Ben Barsties</w:t>
+      </w:r>
+      <w:r>
+        <w:t>; Paul Carding; Jim Gould; Meike Brockmann; Jess Waugh</w:t>
+      </w:r>
+      <w:r>
+        <w:t>.</w:t>
       </w:r>
     </w:p>
     <w:p/>
-    <w:p>
-      <w:pPr>
-        <w:pStyle w:val="Heading2"/>
-      </w:pPr>
-      <w:bookmarkStart w:id="23" w:name="_Toc241782620"/>
-      <w:r>
-        <w:t>Using</w:t>
-      </w:r>
-      <w:r>
-        <w:t xml:space="preserve"> reference files</w:t>
-      </w:r>
-      <w:bookmarkEnd w:id="23"/>
-    </w:p>
-    <w:p>
-      <w:r>
-        <w:t>For similar reasons, if you’re</w:t>
-      </w:r>
-      <w:r>
-        <w:t xml:space="preserve"> using reference audio samples these special properties</w:t>
-      </w:r>
-      <w:r>
-        <w:t xml:space="preserve"> don’t hold true because the ranks of the reference files a</w:t>
-      </w:r>
-      <w:r>
-        <w:t xml:space="preserve">re not included in the results.  Therefore one rater might rank all the samples </w:t>
-      </w:r>
-      <w:r>
-        <w:t xml:space="preserve">as </w:t>
-      </w:r>
-      <w:r>
-        <w:t xml:space="preserve">better than the reference samples, while the next rater ranks them all </w:t>
-      </w:r>
-      <w:r>
-        <w:t xml:space="preserve">as </w:t>
-      </w:r>
-      <w:r>
-        <w:t>worse.</w:t>
-      </w:r>
-    </w:p>
-    <w:p/>
-    <w:p/>
-    <w:p/>
-    <w:p>
-      <w:pPr>
-        <w:pStyle w:val="Heading1"/>
-      </w:pPr>
-      <w:bookmarkStart w:id="24" w:name="_Toc241782621"/>
-      <w:r>
-        <w:t>References</w:t>
-      </w:r>
-      <w:bookmarkEnd w:id="24"/>
-    </w:p>
-    <w:p>
-      <w:pPr>
-        <w:spacing w:after="120"/>
-      </w:pPr>
-      <w:r>
-        <w:t xml:space="preserve">Clopper CG. Auditory free classification: Methods and analysis. </w:t>
-      </w:r>
-      <w:r>
-        <w:rPr>
-          <w:i/>
-        </w:rPr>
-        <w:t>Behavior Research Methods</w:t>
-      </w:r>
-      <w:r>
-        <w:t xml:space="preserve"> 2008; 40: 575-581.</w:t>
-      </w:r>
-    </w:p>
-    <w:p>
-      <w:pPr>
-        <w:spacing w:after="120"/>
-      </w:pPr>
-      <w:r>
-        <w:t xml:space="preserve">Granqvist S. The visual sort and rate method of perceptual evaluation in listening tests. </w:t>
-      </w:r>
-      <w:r>
-        <w:rPr>
-          <w:i/>
-        </w:rPr>
-        <w:t>Logopedics Phoniatrics Vocology</w:t>
-      </w:r>
-      <w:r>
-        <w:t xml:space="preserve"> 2003; 28: 109-116.</w:t>
-      </w:r>
-    </w:p>
-    <w:p>
-      <w:pPr>
-        <w:spacing w:after="120"/>
-      </w:pPr>
-      <w:r>
-        <w:t xml:space="preserve">Imai S, Garner WR. Discriminability and preference for attributes in free and constrained classification. </w:t>
-      </w:r>
-      <w:r>
-        <w:rPr>
-          <w:i/>
-        </w:rPr>
-        <w:t>Journal of Experimental Psychology</w:t>
-      </w:r>
-      <w:r>
-        <w:t xml:space="preserve"> 1965; 69: 596-608.</w:t>
-      </w:r>
-    </w:p>
-    <w:p>
-      <w:pPr>
-        <w:spacing w:after="120"/>
-      </w:pPr>
-      <w:r>
-        <w:t>R</w:t>
-      </w:r>
-      <w:r>
-        <w:t>ae</w:t>
-      </w:r>
-      <w:r>
-        <w:t xml:space="preserve"> G.</w:t>
-      </w:r>
-      <w:r>
-        <w:t xml:space="preserve"> </w:t>
-      </w:r>
-      <w:r>
-        <w:t>The equivalence o</w:t>
-      </w:r>
-      <w:r>
-        <w:t xml:space="preserve">f </w:t>
-      </w:r>
-      <w:r>
-        <w:t>multiple rater kapp</w:t>
-      </w:r>
-      <w:r>
-        <w:t xml:space="preserve">a statistics and intraclass correlation coefficients. </w:t>
-      </w:r>
-      <w:r>
-        <w:rPr>
-          <w:i/>
-        </w:rPr>
-        <w:t>Educational and psychological measurement</w:t>
-      </w:r>
-      <w:r>
-        <w:t xml:space="preserve"> 1</w:t>
-      </w:r>
-      <w:r>
-        <w:t>9</w:t>
-      </w:r>
-      <w:r>
-        <w:t>88; 48: 367-374.</w:t>
-      </w:r>
-    </w:p>
-    <w:p/>
-    <w:p/>
-    <w:p>
-      <w:pPr>
-        <w:pStyle w:val="Heading1"/>
-      </w:pPr>
-      <w:bookmarkStart w:id="25" w:name="_Toc241782622"/>
-      <w:r>
-        <w:t>Acknowledgements</w:t>
-      </w:r>
-      <w:bookmarkEnd w:id="25"/>
-    </w:p>
-    <w:p>
-      <w:r>
-        <w:t xml:space="preserve">Thanks to the following people for </w:t>
-      </w:r>
-      <w:r>
-        <w:t xml:space="preserve">helping with the development, </w:t>
-      </w:r>
-      <w:r>
-        <w:t xml:space="preserve">finding bugs </w:t>
-      </w:r>
-      <w:r>
-        <w:t>or</w:t>
-      </w:r>
-      <w:r>
-        <w:t xml:space="preserve"> suggesting improvements: </w:t>
-      </w:r>
-    </w:p>
-    <w:p/>
-    <w:p>
-      <w:r>
-        <w:t>Ben Barsties</w:t>
-      </w:r>
-      <w:r>
-        <w:t>; Paul Carding; Jim Gould; Meike Brockmann; Jess Waugh</w:t>
-      </w:r>
-      <w:r>
-        <w:t>.</w:t>
-      </w:r>
-    </w:p>
     <w:sectPr>
-      <w:footerReference w:type="default" r:id="rId18"/>
+      <w:headerReference w:type="even" r:id="rId18"/>
+      <w:headerReference w:type="default" r:id="rId19"/>
+      <w:footerReference w:type="even" r:id="rId20"/>
+      <w:footerReference w:type="default" r:id="rId21"/>
+      <w:headerReference w:type="first" r:id="rId22"/>
+      <w:footerReference w:type="first" r:id="rId23"/>
       <w:pgSz w:w="11906" w:h="16838"/>
-      <w:pgMar w:top="1079" w:right="1466" w:bottom="719" w:left="1260" w:header="708" w:footer="708" w:gutter="0"/>
+      <w:pgMar w:top="851" w:right="1276" w:bottom="816" w:left="1276" w:header="709" w:footer="709" w:gutter="0"/>
       <w:pgNumType w:start="0"/>
       <w:cols w:space="708"/>
       <w:titlePg/>
@@ -7384,6 +7612,16 @@
 
 <file path=word/footer1.xml><?xml version="1.0" encoding="utf-8"?>
 <w:ftr xmlns:wpc="http://schemas.microsoft.com/office/word/2010/wordprocessingCanvas" xmlns:cx="http://schemas.microsoft.com/office/drawing/2014/chartex" xmlns:cx1="http://schemas.microsoft.com/office/drawing/2015/9/8/chartex" xmlns:cx2="http://schemas.microsoft.com/office/drawing/2015/10/21/chartex" xmlns:cx3="http://schemas.microsoft.com/office/drawing/2016/5/9/chartex" xmlns:cx4="http://schemas.microsoft.com/office/drawing/2016/5/10/chartex" xmlns:cx5="http://schemas.microsoft.com/office/drawing/2016/5/11/chartex" xmlns:cx6="http://schemas.microsoft.com/office/drawing/2016/5/12/chartex" xmlns:cx7="http://schemas.microsoft.com/office/drawing/2016/5/13/chartex" xmlns:cx8="http://schemas.microsoft.com/office/drawing/2016/5/14/chartex" xmlns:mc="http://schemas.openxmlformats.org/markup-compatibility/2006" xmlns:aink="http://schemas.microsoft.com/office/drawing/2016/ink" xmlns:am3d="http://schemas.microsoft.com/office/drawing/2017/model3d" xmlns:o="urn:schemas-microsoft-com:office:office" xmlns:oel="http://schemas.microsoft.com/office/2019/extlst" xmlns:r="http://schemas.openxmlformats.org/officeDocument/2006/relationships" xmlns:m="http://schemas.openxmlformats.org/officeDocument/2006/math" xmlns:v="urn:schemas-microsoft-com:vml" xmlns:wp14="http://schemas.microsoft.com/office/word/2010/wordprocessingDrawing" xmlns:wp="http://schemas.openxmlformats.org/drawingml/2006/wordprocessingDrawing" xmlns:w10="urn:schemas-microsoft-com:office:word" xmlns:w="http://schemas.openxmlformats.org/wordprocessingml/2006/main" xmlns:w14="http://schemas.microsoft.com/office/word/2010/wordml" xmlns:w15="http://schemas.microsoft.com/office/word/2012/wordml" xmlns:w16cex="http://schemas.microsoft.com/office/word/2018/wordml/cex" xmlns:w16cid="http://schemas.microsoft.com/office/word/2016/wordml/cid" xmlns:w16="http://schemas.microsoft.com/office/word/2018/wordml" xmlns:w16du="http://schemas.microsoft.com/office/word/2023/wordml/word16du" xmlns:w16sdtdh="http://schemas.microsoft.com/office/word/2020/wordml/sdtdatahash" xmlns:w16sdtfl="http://schemas.microsoft.com/office/word/2024/wordml/sdtformatlock" xmlns:w16se="http://schemas.microsoft.com/office/word/2015/wordml/symex" xmlns:wpg="http://schemas.microsoft.com/office/word/2010/wordprocessingGroup" xmlns:wpi="http://schemas.microsoft.com/office/word/2010/wordprocessingInk" xmlns:wne="http://schemas.microsoft.com/office/word/2006/wordml" xmlns:wps="http://schemas.microsoft.com/office/word/2010/wordprocessingShape" mc:Ignorable="w14 w15 w16se w16cid w16 w16cex w16sdtdh w16sdtfl w16du wp14">
+  <w:p>
+    <w:pPr>
+      <w:pStyle w:val="Footer"/>
+    </w:pPr>
+  </w:p>
+</w:ftr>
+</file>
+
+<file path=word/footer2.xml><?xml version="1.0" encoding="utf-8"?>
+<w:ftr xmlns:wpc="http://schemas.microsoft.com/office/word/2010/wordprocessingCanvas" xmlns:cx="http://schemas.microsoft.com/office/drawing/2014/chartex" xmlns:cx1="http://schemas.microsoft.com/office/drawing/2015/9/8/chartex" xmlns:cx2="http://schemas.microsoft.com/office/drawing/2015/10/21/chartex" xmlns:cx3="http://schemas.microsoft.com/office/drawing/2016/5/9/chartex" xmlns:cx4="http://schemas.microsoft.com/office/drawing/2016/5/10/chartex" xmlns:cx5="http://schemas.microsoft.com/office/drawing/2016/5/11/chartex" xmlns:cx6="http://schemas.microsoft.com/office/drawing/2016/5/12/chartex" xmlns:cx7="http://schemas.microsoft.com/office/drawing/2016/5/13/chartex" xmlns:cx8="http://schemas.microsoft.com/office/drawing/2016/5/14/chartex" xmlns:mc="http://schemas.openxmlformats.org/markup-compatibility/2006" xmlns:aink="http://schemas.microsoft.com/office/drawing/2016/ink" xmlns:am3d="http://schemas.microsoft.com/office/drawing/2017/model3d" xmlns:o="urn:schemas-microsoft-com:office:office" xmlns:oel="http://schemas.microsoft.com/office/2019/extlst" xmlns:r="http://schemas.openxmlformats.org/officeDocument/2006/relationships" xmlns:m="http://schemas.openxmlformats.org/officeDocument/2006/math" xmlns:v="urn:schemas-microsoft-com:vml" xmlns:wp14="http://schemas.microsoft.com/office/word/2010/wordprocessingDrawing" xmlns:wp="http://schemas.openxmlformats.org/drawingml/2006/wordprocessingDrawing" xmlns:w10="urn:schemas-microsoft-com:office:word" xmlns:w="http://schemas.openxmlformats.org/wordprocessingml/2006/main" xmlns:w14="http://schemas.microsoft.com/office/word/2010/wordml" xmlns:w15="http://schemas.microsoft.com/office/word/2012/wordml" xmlns:w16cex="http://schemas.microsoft.com/office/word/2018/wordml/cex" xmlns:w16cid="http://schemas.microsoft.com/office/word/2016/wordml/cid" xmlns:w16="http://schemas.microsoft.com/office/word/2018/wordml" xmlns:w16du="http://schemas.microsoft.com/office/word/2023/wordml/word16du" xmlns:w16sdtdh="http://schemas.microsoft.com/office/word/2020/wordml/sdtdatahash" xmlns:w16sdtfl="http://schemas.microsoft.com/office/word/2024/wordml/sdtformatlock" xmlns:w16se="http://schemas.microsoft.com/office/word/2015/wordml/symex" xmlns:wpg="http://schemas.microsoft.com/office/word/2010/wordprocessingGroup" xmlns:wpi="http://schemas.microsoft.com/office/word/2010/wordprocessingInk" xmlns:wne="http://schemas.microsoft.com/office/word/2006/wordml" xmlns:wps="http://schemas.microsoft.com/office/word/2010/wordprocessingShape" mc:Ignorable="w14 w15 w16se w16cid w16 w16cex w16sdtdh w16sdtfl w16du wp14">
   <w:tbl>
     <w:tblPr>
       <w:tblpPr w:leftFromText="187" w:rightFromText="187" w:vertAnchor="text" w:tblpY="1"/>
@@ -7391,9 +7629,9 @@
       <w:tblLook w:val="04A0" w:firstRow="1" w:lastRow="0" w:firstColumn="1" w:lastColumn="0" w:noHBand="0" w:noVBand="1"/>
     </w:tblPr>
     <w:tblGrid>
-      <w:gridCol w:w="4228"/>
-      <w:gridCol w:w="940"/>
-      <w:gridCol w:w="4228"/>
+      <w:gridCol w:w="4010"/>
+      <w:gridCol w:w="1443"/>
+      <w:gridCol w:w="4117"/>
     </w:tblGrid>
     <w:tr>
       <w:trPr>
@@ -7401,7 +7639,7 @@
       </w:trPr>
       <w:tc>
         <w:tcPr>
-          <w:tcW w:w="2250" w:type="pct"/>
+          <w:tcW w:w="2095" w:type="pct"/>
           <w:tcBorders>
             <w:bottom w:val="single" w:sz="4" w:space="0" w:color="4F81BD"/>
           </w:tcBorders>
@@ -7419,7 +7657,7 @@
       </w:tc>
       <w:tc>
         <w:tcPr>
-          <w:tcW w:w="500" w:type="pct"/>
+          <w:tcW w:w="754" w:type="pct"/>
           <w:vMerge w:val="restart"/>
           <w:noWrap/>
           <w:vAlign w:val="center"/>
@@ -7427,6 +7665,7 @@
         <w:p>
           <w:pPr>
             <w:pStyle w:val="NoSpacing"/>
+            <w:jc w:val="center"/>
             <w:rPr>
               <w:rFonts w:ascii="Cambria" w:eastAsia="Times New Roman" w:hAnsi="Cambria" w:cs="Times New Roman"/>
             </w:rPr>
@@ -7476,7 +7715,7 @@
       </w:tc>
       <w:tc>
         <w:tcPr>
-          <w:tcW w:w="2250" w:type="pct"/>
+          <w:tcW w:w="2151" w:type="pct"/>
           <w:tcBorders>
             <w:bottom w:val="single" w:sz="4" w:space="0" w:color="4F81BD"/>
           </w:tcBorders>
@@ -7499,7 +7738,7 @@
       </w:trPr>
       <w:tc>
         <w:tcPr>
-          <w:tcW w:w="2250" w:type="pct"/>
+          <w:tcW w:w="2095" w:type="pct"/>
           <w:tcBorders>
             <w:top w:val="single" w:sz="4" w:space="0" w:color="4F81BD"/>
           </w:tcBorders>
@@ -7517,7 +7756,7 @@
       </w:tc>
       <w:tc>
         <w:tcPr>
-          <w:tcW w:w="500" w:type="pct"/>
+          <w:tcW w:w="754" w:type="pct"/>
           <w:vMerge/>
         </w:tcPr>
         <w:p>
@@ -7534,7 +7773,7 @@
       </w:tc>
       <w:tc>
         <w:tcPr>
-          <w:tcW w:w="2250" w:type="pct"/>
+          <w:tcW w:w="2151" w:type="pct"/>
           <w:tcBorders>
             <w:top w:val="single" w:sz="4" w:space="0" w:color="4F81BD"/>
           </w:tcBorders>
@@ -7560,6 +7799,16 @@
 </w:ftr>
 </file>
 
+<file path=word/footer3.xml><?xml version="1.0" encoding="utf-8"?>
+<w:ftr xmlns:wpc="http://schemas.microsoft.com/office/word/2010/wordprocessingCanvas" xmlns:cx="http://schemas.microsoft.com/office/drawing/2014/chartex" xmlns:cx1="http://schemas.microsoft.com/office/drawing/2015/9/8/chartex" xmlns:cx2="http://schemas.microsoft.com/office/drawing/2015/10/21/chartex" xmlns:cx3="http://schemas.microsoft.com/office/drawing/2016/5/9/chartex" xmlns:cx4="http://schemas.microsoft.com/office/drawing/2016/5/10/chartex" xmlns:cx5="http://schemas.microsoft.com/office/drawing/2016/5/11/chartex" xmlns:cx6="http://schemas.microsoft.com/office/drawing/2016/5/12/chartex" xmlns:cx7="http://schemas.microsoft.com/office/drawing/2016/5/13/chartex" xmlns:cx8="http://schemas.microsoft.com/office/drawing/2016/5/14/chartex" xmlns:mc="http://schemas.openxmlformats.org/markup-compatibility/2006" xmlns:aink="http://schemas.microsoft.com/office/drawing/2016/ink" xmlns:am3d="http://schemas.microsoft.com/office/drawing/2017/model3d" xmlns:o="urn:schemas-microsoft-com:office:office" xmlns:oel="http://schemas.microsoft.com/office/2019/extlst" xmlns:r="http://schemas.openxmlformats.org/officeDocument/2006/relationships" xmlns:m="http://schemas.openxmlformats.org/officeDocument/2006/math" xmlns:v="urn:schemas-microsoft-com:vml" xmlns:wp14="http://schemas.microsoft.com/office/word/2010/wordprocessingDrawing" xmlns:wp="http://schemas.openxmlformats.org/drawingml/2006/wordprocessingDrawing" xmlns:w10="urn:schemas-microsoft-com:office:word" xmlns:w="http://schemas.openxmlformats.org/wordprocessingml/2006/main" xmlns:w14="http://schemas.microsoft.com/office/word/2010/wordml" xmlns:w15="http://schemas.microsoft.com/office/word/2012/wordml" xmlns:w16cex="http://schemas.microsoft.com/office/word/2018/wordml/cex" xmlns:w16cid="http://schemas.microsoft.com/office/word/2016/wordml/cid" xmlns:w16="http://schemas.microsoft.com/office/word/2018/wordml" xmlns:w16du="http://schemas.microsoft.com/office/word/2023/wordml/word16du" xmlns:w16sdtdh="http://schemas.microsoft.com/office/word/2020/wordml/sdtdatahash" xmlns:w16sdtfl="http://schemas.microsoft.com/office/word/2024/wordml/sdtformatlock" xmlns:w16se="http://schemas.microsoft.com/office/word/2015/wordml/symex" xmlns:wpg="http://schemas.microsoft.com/office/word/2010/wordprocessingGroup" xmlns:wpi="http://schemas.microsoft.com/office/word/2010/wordprocessingInk" xmlns:wne="http://schemas.microsoft.com/office/word/2006/wordml" xmlns:wps="http://schemas.microsoft.com/office/word/2010/wordprocessingShape" mc:Ignorable="w14 w15 w16se w16cid w16 w16cex w16sdtdh w16sdtfl w16du wp14">
+  <w:p>
+    <w:pPr>
+      <w:pStyle w:val="Footer"/>
+    </w:pPr>
+  </w:p>
+</w:ftr>
+</file>
+
 <file path=word/footnotes.xml><?xml version="1.0" encoding="utf-8"?>
 <w:footnotes xmlns:wpc="http://schemas.microsoft.com/office/word/2010/wordprocessingCanvas" xmlns:cx="http://schemas.microsoft.com/office/drawing/2014/chartex" xmlns:cx1="http://schemas.microsoft.com/office/drawing/2015/9/8/chartex" xmlns:cx2="http://schemas.microsoft.com/office/drawing/2015/10/21/chartex" xmlns:cx3="http://schemas.microsoft.com/office/drawing/2016/5/9/chartex" xmlns:cx4="http://schemas.microsoft.com/office/drawing/2016/5/10/chartex" xmlns:cx5="http://schemas.microsoft.com/office/drawing/2016/5/11/chartex" xmlns:cx6="http://schemas.microsoft.com/office/drawing/2016/5/12/chartex" xmlns:cx7="http://schemas.microsoft.com/office/drawing/2016/5/13/chartex" xmlns:cx8="http://schemas.microsoft.com/office/drawing/2016/5/14/chartex" xmlns:mc="http://schemas.openxmlformats.org/markup-compatibility/2006" xmlns:aink="http://schemas.microsoft.com/office/drawing/2016/ink" xmlns:am3d="http://schemas.microsoft.com/office/drawing/2017/model3d" xmlns:o="urn:schemas-microsoft-com:office:office" xmlns:oel="http://schemas.microsoft.com/office/2019/extlst" xmlns:r="http://schemas.openxmlformats.org/officeDocument/2006/relationships" xmlns:m="http://schemas.openxmlformats.org/officeDocument/2006/math" xmlns:v="urn:schemas-microsoft-com:vml" xmlns:wp14="http://schemas.microsoft.com/office/word/2010/wordprocessingDrawing" xmlns:wp="http://schemas.openxmlformats.org/drawingml/2006/wordprocessingDrawing" xmlns:w10="urn:schemas-microsoft-com:office:word" xmlns:w="http://schemas.openxmlformats.org/wordprocessingml/2006/main" xmlns:w14="http://schemas.microsoft.com/office/word/2010/wordml" xmlns:w15="http://schemas.microsoft.com/office/word/2012/wordml" xmlns:w16cex="http://schemas.microsoft.com/office/word/2018/wordml/cex" xmlns:w16cid="http://schemas.microsoft.com/office/word/2016/wordml/cid" xmlns:w16="http://schemas.microsoft.com/office/word/2018/wordml" xmlns:w16du="http://schemas.microsoft.com/office/word/2023/wordml/word16du" xmlns:w16sdtdh="http://schemas.microsoft.com/office/word/2020/wordml/sdtdatahash" xmlns:w16sdtfl="http://schemas.microsoft.com/office/word/2024/wordml/sdtformatlock" xmlns:w16se="http://schemas.microsoft.com/office/word/2015/wordml/symex" xmlns:wpg="http://schemas.microsoft.com/office/word/2010/wordprocessingGroup" xmlns:wpi="http://schemas.microsoft.com/office/word/2010/wordprocessingInk" xmlns:wne="http://schemas.microsoft.com/office/word/2006/wordml" xmlns:wps="http://schemas.microsoft.com/office/word/2010/wordprocessingShape" mc:Ignorable="w14 w15 w16se w16cid w16 w16cex w16sdtdh w16sdtfl w16du wp14">
   <w:footnote w:type="separator" w:id="-1">
@@ -7577,6 +7826,36 @@
     </w:p>
   </w:footnote>
 </w:footnotes>
+</file>
+
+<file path=word/header1.xml><?xml version="1.0" encoding="utf-8"?>
+<w:hdr xmlns:wpc="http://schemas.microsoft.com/office/word/2010/wordprocessingCanvas" xmlns:cx="http://schemas.microsoft.com/office/drawing/2014/chartex" xmlns:cx1="http://schemas.microsoft.com/office/drawing/2015/9/8/chartex" xmlns:cx2="http://schemas.microsoft.com/office/drawing/2015/10/21/chartex" xmlns:cx3="http://schemas.microsoft.com/office/drawing/2016/5/9/chartex" xmlns:cx4="http://schemas.microsoft.com/office/drawing/2016/5/10/chartex" xmlns:cx5="http://schemas.microsoft.com/office/drawing/2016/5/11/chartex" xmlns:cx6="http://schemas.microsoft.com/office/drawing/2016/5/12/chartex" xmlns:cx7="http://schemas.microsoft.com/office/drawing/2016/5/13/chartex" xmlns:cx8="http://schemas.microsoft.com/office/drawing/2016/5/14/chartex" xmlns:mc="http://schemas.openxmlformats.org/markup-compatibility/2006" xmlns:aink="http://schemas.microsoft.com/office/drawing/2016/ink" xmlns:am3d="http://schemas.microsoft.com/office/drawing/2017/model3d" xmlns:o="urn:schemas-microsoft-com:office:office" xmlns:oel="http://schemas.microsoft.com/office/2019/extlst" xmlns:r="http://schemas.openxmlformats.org/officeDocument/2006/relationships" xmlns:m="http://schemas.openxmlformats.org/officeDocument/2006/math" xmlns:v="urn:schemas-microsoft-com:vml" xmlns:wp14="http://schemas.microsoft.com/office/word/2010/wordprocessingDrawing" xmlns:wp="http://schemas.openxmlformats.org/drawingml/2006/wordprocessingDrawing" xmlns:w10="urn:schemas-microsoft-com:office:word" xmlns:w="http://schemas.openxmlformats.org/wordprocessingml/2006/main" xmlns:w14="http://schemas.microsoft.com/office/word/2010/wordml" xmlns:w15="http://schemas.microsoft.com/office/word/2012/wordml" xmlns:w16cex="http://schemas.microsoft.com/office/word/2018/wordml/cex" xmlns:w16cid="http://schemas.microsoft.com/office/word/2016/wordml/cid" xmlns:w16="http://schemas.microsoft.com/office/word/2018/wordml" xmlns:w16du="http://schemas.microsoft.com/office/word/2023/wordml/word16du" xmlns:w16sdtdh="http://schemas.microsoft.com/office/word/2020/wordml/sdtdatahash" xmlns:w16sdtfl="http://schemas.microsoft.com/office/word/2024/wordml/sdtformatlock" xmlns:w16se="http://schemas.microsoft.com/office/word/2015/wordml/symex" xmlns:wpg="http://schemas.microsoft.com/office/word/2010/wordprocessingGroup" xmlns:wpi="http://schemas.microsoft.com/office/word/2010/wordprocessingInk" xmlns:wne="http://schemas.microsoft.com/office/word/2006/wordml" xmlns:wps="http://schemas.microsoft.com/office/word/2010/wordprocessingShape" mc:Ignorable="w14 w15 w16se w16cid w16 w16cex w16sdtdh w16sdtfl w16du wp14">
+  <w:p>
+    <w:pPr>
+      <w:pStyle w:val="Header"/>
+    </w:pPr>
+  </w:p>
+</w:hdr>
+</file>
+
+<file path=word/header2.xml><?xml version="1.0" encoding="utf-8"?>
+<w:hdr xmlns:wpc="http://schemas.microsoft.com/office/word/2010/wordprocessingCanvas" xmlns:cx="http://schemas.microsoft.com/office/drawing/2014/chartex" xmlns:cx1="http://schemas.microsoft.com/office/drawing/2015/9/8/chartex" xmlns:cx2="http://schemas.microsoft.com/office/drawing/2015/10/21/chartex" xmlns:cx3="http://schemas.microsoft.com/office/drawing/2016/5/9/chartex" xmlns:cx4="http://schemas.microsoft.com/office/drawing/2016/5/10/chartex" xmlns:cx5="http://schemas.microsoft.com/office/drawing/2016/5/11/chartex" xmlns:cx6="http://schemas.microsoft.com/office/drawing/2016/5/12/chartex" xmlns:cx7="http://schemas.microsoft.com/office/drawing/2016/5/13/chartex" xmlns:cx8="http://schemas.microsoft.com/office/drawing/2016/5/14/chartex" xmlns:mc="http://schemas.openxmlformats.org/markup-compatibility/2006" xmlns:aink="http://schemas.microsoft.com/office/drawing/2016/ink" xmlns:am3d="http://schemas.microsoft.com/office/drawing/2017/model3d" xmlns:o="urn:schemas-microsoft-com:office:office" xmlns:oel="http://schemas.microsoft.com/office/2019/extlst" xmlns:r="http://schemas.openxmlformats.org/officeDocument/2006/relationships" xmlns:m="http://schemas.openxmlformats.org/officeDocument/2006/math" xmlns:v="urn:schemas-microsoft-com:vml" xmlns:wp14="http://schemas.microsoft.com/office/word/2010/wordprocessingDrawing" xmlns:wp="http://schemas.openxmlformats.org/drawingml/2006/wordprocessingDrawing" xmlns:w10="urn:schemas-microsoft-com:office:word" xmlns:w="http://schemas.openxmlformats.org/wordprocessingml/2006/main" xmlns:w14="http://schemas.microsoft.com/office/word/2010/wordml" xmlns:w15="http://schemas.microsoft.com/office/word/2012/wordml" xmlns:w16cex="http://schemas.microsoft.com/office/word/2018/wordml/cex" xmlns:w16cid="http://schemas.microsoft.com/office/word/2016/wordml/cid" xmlns:w16="http://schemas.microsoft.com/office/word/2018/wordml" xmlns:w16du="http://schemas.microsoft.com/office/word/2023/wordml/word16du" xmlns:w16sdtdh="http://schemas.microsoft.com/office/word/2020/wordml/sdtdatahash" xmlns:w16sdtfl="http://schemas.microsoft.com/office/word/2024/wordml/sdtformatlock" xmlns:w16se="http://schemas.microsoft.com/office/word/2015/wordml/symex" xmlns:wpg="http://schemas.microsoft.com/office/word/2010/wordprocessingGroup" xmlns:wpi="http://schemas.microsoft.com/office/word/2010/wordprocessingInk" xmlns:wne="http://schemas.microsoft.com/office/word/2006/wordml" xmlns:wps="http://schemas.microsoft.com/office/word/2010/wordprocessingShape" mc:Ignorable="w14 w15 w16se w16cid w16 w16cex w16sdtdh w16sdtfl w16du wp14">
+  <w:p>
+    <w:pPr>
+      <w:pStyle w:val="Header"/>
+    </w:pPr>
+  </w:p>
+</w:hdr>
+</file>
+
+<file path=word/header3.xml><?xml version="1.0" encoding="utf-8"?>
+<w:hdr xmlns:wpc="http://schemas.microsoft.com/office/word/2010/wordprocessingCanvas" xmlns:cx="http://schemas.microsoft.com/office/drawing/2014/chartex" xmlns:cx1="http://schemas.microsoft.com/office/drawing/2015/9/8/chartex" xmlns:cx2="http://schemas.microsoft.com/office/drawing/2015/10/21/chartex" xmlns:cx3="http://schemas.microsoft.com/office/drawing/2016/5/9/chartex" xmlns:cx4="http://schemas.microsoft.com/office/drawing/2016/5/10/chartex" xmlns:cx5="http://schemas.microsoft.com/office/drawing/2016/5/11/chartex" xmlns:cx6="http://schemas.microsoft.com/office/drawing/2016/5/12/chartex" xmlns:cx7="http://schemas.microsoft.com/office/drawing/2016/5/13/chartex" xmlns:cx8="http://schemas.microsoft.com/office/drawing/2016/5/14/chartex" xmlns:mc="http://schemas.openxmlformats.org/markup-compatibility/2006" xmlns:aink="http://schemas.microsoft.com/office/drawing/2016/ink" xmlns:am3d="http://schemas.microsoft.com/office/drawing/2017/model3d" xmlns:o="urn:schemas-microsoft-com:office:office" xmlns:oel="http://schemas.microsoft.com/office/2019/extlst" xmlns:r="http://schemas.openxmlformats.org/officeDocument/2006/relationships" xmlns:m="http://schemas.openxmlformats.org/officeDocument/2006/math" xmlns:v="urn:schemas-microsoft-com:vml" xmlns:wp14="http://schemas.microsoft.com/office/word/2010/wordprocessingDrawing" xmlns:wp="http://schemas.openxmlformats.org/drawingml/2006/wordprocessingDrawing" xmlns:w10="urn:schemas-microsoft-com:office:word" xmlns:w="http://schemas.openxmlformats.org/wordprocessingml/2006/main" xmlns:w14="http://schemas.microsoft.com/office/word/2010/wordml" xmlns:w15="http://schemas.microsoft.com/office/word/2012/wordml" xmlns:w16cex="http://schemas.microsoft.com/office/word/2018/wordml/cex" xmlns:w16cid="http://schemas.microsoft.com/office/word/2016/wordml/cid" xmlns:w16="http://schemas.microsoft.com/office/word/2018/wordml" xmlns:w16du="http://schemas.microsoft.com/office/word/2023/wordml/word16du" xmlns:w16sdtdh="http://schemas.microsoft.com/office/word/2020/wordml/sdtdatahash" xmlns:w16sdtfl="http://schemas.microsoft.com/office/word/2024/wordml/sdtformatlock" xmlns:w16se="http://schemas.microsoft.com/office/word/2015/wordml/symex" xmlns:wpg="http://schemas.microsoft.com/office/word/2010/wordprocessingGroup" xmlns:wpi="http://schemas.microsoft.com/office/word/2010/wordprocessingInk" xmlns:wne="http://schemas.microsoft.com/office/word/2006/wordml" xmlns:wps="http://schemas.microsoft.com/office/word/2010/wordprocessingShape" mc:Ignorable="w14 w15 w16se w16cid w16 w16cex w16sdtdh w16sdtfl w16du wp14">
+  <w:p>
+    <w:pPr>
+      <w:pStyle w:val="Header"/>
+    </w:pPr>
+  </w:p>
+</w:hdr>
 </file>
 
 <file path=word/numbering.xml><?xml version="1.0" encoding="utf-8"?>
@@ -8572,7 +8851,10 @@
   <w:style w:type="paragraph" w:default="1" w:styleId="Normal">
     <w:name w:val="Normal"/>
     <w:qFormat/>
-    <w:rsid w:val="006C4D91"/>
+    <w:rsid w:val="00C4199F"/>
+    <w:pPr>
+      <w:spacing w:before="120"/>
+    </w:pPr>
     <w:rPr>
       <w:szCs w:val="24"/>
     </w:rPr>
@@ -8958,7 +9240,7 @@
     <w:charset w:val="80"/>
     <w:family w:val="modern"/>
     <w:pitch w:val="fixed"/>
-    <w:sig w:usb0="E00002FF" w:usb1="6AC7FDFB" w:usb2="00000012" w:usb3="00000000" w:csb0="0002009F" w:csb1="00000000"/>
+    <w:sig w:usb0="E00002FF" w:usb1="6AC7FDFB" w:usb2="08000012" w:usb3="00000000" w:csb0="0002009F" w:csb1="00000000"/>
   </w:font>
   <w:font w:name="Tahoma">
     <w:panose1 w:val="020B0604030504040204"/>
@@ -9004,10 +9286,16 @@
   </w:compat>
   <w:rsids>
     <w:rsidRoot w:val="00751B80"/>
+    <w:rsid w:val="00247632"/>
     <w:rsid w:val="00332B1A"/>
     <w:rsid w:val="004522CD"/>
+    <w:rsid w:val="005760F9"/>
     <w:rsid w:val="00751B80"/>
+    <w:rsid w:val="00A45C21"/>
+    <w:rsid w:val="00B30F14"/>
+    <w:rsid w:val="00B630E6"/>
     <w:rsid w:val="00D20BD6"/>
+    <w:rsid w:val="00E63130"/>
   </w:rsids>
   <m:mathPr>
     <m:mathFont m:val="Cambria Math"/>

--- a/docs/NeAR-user-manual.docx
+++ b/docs/NeAR-user-manual.docx
@@ -35,7 +35,7 @@
           </w:tblGrid>
           <w:tr>
             <w:trPr>
-              <w:trHeight w:val="2880"/>
+              <w:trHeight w:val="2061"/>
               <w:jc w:val="center"/>
             </w:trPr>
             <w:tc>
@@ -73,7 +73,6 @@
                 <w:dataBinding w:prefixMappings="xmlns:ns0='http://schemas.openxmlformats.org/package/2006/metadata/core-properties' xmlns:ns1='http://purl.org/dc/elements/1.1/'" w:xpath="/ns0:coreProperties[1]/ns1:title[1]" w:storeItemID="{6C3C8BC8-F283-45AE-878A-BAB7291924A1}"/>
                 <w:text/>
               </w:sdtPr>
-              <w:sdtEndPr/>
               <w:sdtContent>
                 <w:tc>
                   <w:tcPr>
@@ -126,7 +125,6 @@
                 <w:dataBinding w:prefixMappings="xmlns:ns0='http://schemas.openxmlformats.org/package/2006/metadata/core-properties' xmlns:ns1='http://purl.org/dc/elements/1.1/'" w:xpath="/ns0:coreProperties[1]/ns1:subject[1]" w:storeItemID="{6C3C8BC8-F283-45AE-878A-BAB7291924A1}"/>
                 <w:text/>
               </w:sdtPr>
-              <w:sdtEndPr/>
               <w:sdtContent>
                 <w:tc>
                   <w:tcPr>
@@ -198,7 +196,6 @@
                   <w:dataBinding w:prefixMappings="xmlns:ns0='http://schemas.openxmlformats.org/package/2006/metadata/core-properties' xmlns:ns1='http://purl.org/dc/elements/1.1/'" w:xpath="/ns0:coreProperties[1]/ns1:creator[1]" w:storeItemID="{6C3C8BC8-F283-45AE-878A-BAB7291924A1}"/>
                   <w:text/>
                 </w:sdtPr>
-                <w:sdtEndPr/>
                 <w:sdtContent>
                   <w:p>
                     <w:pPr>
@@ -220,6 +217,23 @@
                   </w:p>
                 </w:sdtContent>
               </w:sdt>
+              <w:p>
+                <w:pPr>
+                  <w:pStyle w:val="NoSpacing"/>
+                  <w:jc w:val="center"/>
+                  <w:rPr>
+                    <w:b/>
+                    <w:bCs/>
+                  </w:rPr>
+                </w:pPr>
+                <w:r>
+                  <w:rPr>
+                    <w:b/>
+                    <w:bCs/>
+                  </w:rPr>
+                  <w:t>Original Windows edition, 2010-2012</w:t>
+                </w:r>
+              </w:p>
               <w:p>
                 <w:pPr>
                   <w:pStyle w:val="NoSpacing"/>
@@ -397,6 +411,33 @@
                     <w:bCs/>
                   </w:rPr>
                 </w:pPr>
+                <w:r>
+                  <w:rPr>
+                    <w:b/>
+                    <w:bCs/>
+                  </w:rPr>
+                  <w:t>We hope you find NeAR useful.</w:t>
+                </w:r>
+              </w:p>
+              <w:p>
+                <w:pPr>
+                  <w:pStyle w:val="NoSpacing"/>
+                  <w:jc w:val="center"/>
+                  <w:rPr>
+                    <w:b/>
+                    <w:bCs/>
+                  </w:rPr>
+                </w:pPr>
+              </w:p>
+              <w:p>
+                <w:pPr>
+                  <w:pStyle w:val="NoSpacing"/>
+                  <w:jc w:val="center"/>
+                  <w:rPr>
+                    <w:b/>
+                    <w:bCs/>
+                  </w:rPr>
+                </w:pPr>
               </w:p>
               <w:p>
                 <w:pPr>
@@ -412,8 +453,81 @@
                     <w:b/>
                     <w:bCs/>
                   </w:rPr>
-                  <w:t>We hope you find NeAR useful.</w:t>
+                  <w:t xml:space="preserve">The </w:t>
                 </w:r>
+                <w:r>
+                  <w:rPr>
+                    <w:b/>
+                    <w:bCs/>
+                  </w:rPr>
+                  <w:t>original manuscript</w:t>
+                </w:r>
+                <w:r>
+                  <w:rPr>
+                    <w:b/>
+                    <w:bCs/>
+                  </w:rPr>
+                  <w:t xml:space="preserve"> describing a simple validation</w:t>
+                </w:r>
+                <w:r>
+                  <w:rPr>
+                    <w:b/>
+                    <w:bCs/>
+                  </w:rPr>
+                  <w:t xml:space="preserve"> is at:</w:t>
+                </w:r>
+              </w:p>
+              <w:p>
+                <w:pPr>
+                  <w:pStyle w:val="NoSpacing"/>
+                  <w:jc w:val="center"/>
+                  <w:rPr>
+                    <w:b/>
+                    <w:bCs/>
+                  </w:rPr>
+                </w:pPr>
+              </w:p>
+              <w:p>
+                <w:pPr>
+                  <w:pStyle w:val="NoSpacing"/>
+                  <w:jc w:val="center"/>
+                </w:pPr>
+                <w:hyperlink r:id="rId9" w:history="1">
+                  <w:r>
+                    <w:rPr>
+                      <w:rStyle w:val="Hyperlink"/>
+                    </w:rPr>
+                    <w:t>https://</w:t>
+                  </w:r>
+                  <w:r>
+                    <w:rPr>
+                      <w:rStyle w:val="Hyperlink"/>
+                    </w:rPr>
+                    <w:t>doi.org/10.1016</w:t>
+                  </w:r>
+                  <w:r>
+                    <w:rPr>
+                      <w:rStyle w:val="Hyperlink"/>
+                    </w:rPr>
+                    <w:t>/</w:t>
+                  </w:r>
+                  <w:r>
+                    <w:rPr>
+                      <w:rStyle w:val="Hyperlink"/>
+                    </w:rPr>
+                    <w:t>j.jvoice.2011.07.011</w:t>
+                  </w:r>
+                </w:hyperlink>
+              </w:p>
+              <w:p>
+                <w:pPr>
+                  <w:pStyle w:val="NoSpacing"/>
+                  <w:jc w:val="center"/>
+                  <w:rPr>
+                    <w:b/>
+                    <w:bCs/>
+                  </w:rPr>
+                </w:pPr>
               </w:p>
               <w:p>
                 <w:pPr>
@@ -456,22 +570,22 @@
                 <w:pPr>
                   <w:pStyle w:val="NoSpacing"/>
                   <w:jc w:val="center"/>
-                  <w:rPr>
-                    <w:b/>
-                    <w:bCs/>
-                  </w:rPr>
                 </w:pPr>
-                <w:hyperlink r:id="rId9" w:history="1">
+                <w:hyperlink r:id="rId10" w:history="1">
                   <w:r>
                     <w:rPr>
                       <w:rStyle w:val="Hyperlink"/>
-                      <w:b/>
-                      <w:bCs/>
                       <w:lang w:val="en-GB" w:eastAsia="en-GB"/>
                     </w:rPr>
                     <w:t>https://michaeldrinnan.github.io/NeAR/</w:t>
                   </w:r>
                 </w:hyperlink>
+              </w:p>
+              <w:p>
+                <w:pPr>
+                  <w:pStyle w:val="NoSpacing"/>
+                  <w:jc w:val="center"/>
+                </w:pPr>
               </w:p>
               <w:p>
                 <w:pPr>
@@ -519,7 +633,7 @@
                     <w:bCs/>
                   </w:rPr>
                 </w:pPr>
-                <w:hyperlink r:id="rId10" w:history="1">
+                <w:hyperlink r:id="rId11" w:history="1">
                   <w:r>
                     <w:rPr>
                       <w:rStyle w:val="Hyperlink"/>
@@ -2935,7 +3049,7 @@
       <w:r>
         <w:t xml:space="preserve"> (</w:t>
       </w:r>
-      <w:hyperlink r:id="rId11" w:history="1">
+      <w:hyperlink r:id="rId12" w:history="1">
         <w:r>
           <w:rPr>
             <w:rStyle w:val="Hyperlink"/>
@@ -3332,7 +3446,7 @@
                     </pic:cNvPicPr>
                   </pic:nvPicPr>
                   <pic:blipFill>
-                    <a:blip r:embed="rId12">
+                    <a:blip r:embed="rId13">
                       <a:extLst>
                         <a:ext uri="{28A0092B-C50C-407E-A947-70E740481C1C}">
                           <a14:useLocalDpi xmlns:a14="http://schemas.microsoft.com/office/drawing/2010/main" val="0"/>
@@ -3415,9 +3529,10 @@
         </w:numPr>
       </w:pPr>
       <w:r>
-        <w:t>If you’ve specified any reference files, they will appear at the top of the screen in plain blue, as in the example below.</w:t>
-      </w:r>
-    </w:p>
+        <w:t>If you specified reference files they appear at the top of the screen in plain blue, as in the example below.</w:t>
+      </w:r>
+    </w:p>
+    <w:p/>
     <w:p>
       <w:pPr>
         <w:jc w:val="center"/>
@@ -3429,11 +3544,10 @@
         <w:rPr>
           <w:noProof/>
         </w:rPr>
-        <w:lastRenderedPageBreak/>
         <w:drawing>
-          <wp:inline distT="0" distB="0" distL="0" distR="0" wp14:anchorId="27AEEDCF" wp14:editId="0D9F084E">
-            <wp:extent cx="4434003" cy="3336587"/>
-            <wp:effectExtent l="0" t="0" r="0" b="3810"/>
+          <wp:inline distT="0" distB="0" distL="0" distR="0" wp14:anchorId="27AEEDCF" wp14:editId="2E07963B">
+            <wp:extent cx="3562350" cy="2680669"/>
+            <wp:effectExtent l="0" t="0" r="0" b="5715"/>
             <wp:docPr id="17" name="Picture 1"/>
             <wp:cNvGraphicFramePr>
               <a:graphicFrameLocks xmlns:a="http://schemas.openxmlformats.org/drawingml/2006/main" noChangeAspect="1"/>
@@ -3448,7 +3562,7 @@
                     </pic:cNvPicPr>
                   </pic:nvPicPr>
                   <pic:blipFill>
-                    <a:blip r:embed="rId13">
+                    <a:blip r:embed="rId14">
                       <a:extLst>
                         <a:ext uri="{28A0092B-C50C-407E-A947-70E740481C1C}">
                           <a14:useLocalDpi xmlns:a14="http://schemas.microsoft.com/office/drawing/2010/main" val="0"/>
@@ -3463,7 +3577,7 @@
                   <pic:spPr bwMode="auto">
                     <a:xfrm>
                       <a:off x="0" y="0"/>
-                      <a:ext cx="4446116" cy="3345702"/>
+                      <a:ext cx="3584435" cy="2697288"/>
                     </a:xfrm>
                     <a:prstGeom prst="rect">
                       <a:avLst/>
@@ -3486,6 +3600,7 @@
       </w:pPr>
       <w:bookmarkStart w:id="12" w:name="_Toc241786192"/>
       <w:r>
+        <w:lastRenderedPageBreak/>
         <w:t>Perform</w:t>
       </w:r>
       <w:r>
@@ -3628,7 +3743,6 @@
         <w:rPr>
           <w:noProof/>
         </w:rPr>
-        <w:lastRenderedPageBreak/>
         <w:drawing>
           <wp:inline distT="0" distB="0" distL="0" distR="0" wp14:anchorId="1BBA3CB5" wp14:editId="69BE188E">
             <wp:extent cx="5351829" cy="4027251"/>
@@ -3647,7 +3761,7 @@
                     </pic:cNvPicPr>
                   </pic:nvPicPr>
                   <pic:blipFill>
-                    <a:blip r:embed="rId14">
+                    <a:blip r:embed="rId15">
                       <a:extLst>
                         <a:ext uri="{28A0092B-C50C-407E-A947-70E740481C1C}">
                           <a14:useLocalDpi xmlns:a14="http://schemas.microsoft.com/office/drawing/2010/main" val="0"/>
@@ -3807,11 +3921,7 @@
         <w:t xml:space="preserve"> to load the existing results file.</w:t>
       </w:r>
     </w:p>
-    <w:p>
-      <w:pPr>
-        <w:pStyle w:val="Heading1"/>
-      </w:pPr>
-    </w:p>
+    <w:p/>
     <w:p>
       <w:pPr>
         <w:pStyle w:val="Heading1"/>
@@ -3981,6 +4091,7 @@
       </w:pPr>
       <w:bookmarkStart w:id="18" w:name="_Toc241786198"/>
       <w:r>
+        <w:lastRenderedPageBreak/>
         <w:t>Loading the data into Excel</w:t>
       </w:r>
       <w:bookmarkEnd w:id="18"/>
@@ -4221,7 +4332,7 @@
           </mc:Choice>
           <mc:Fallback>
             <w:pict>
-              <v:rect w14:anchorId="774F889C" id="Rectangle 3" o:spid="_x0000_s1026" style="position:absolute;margin-left:34.5pt;margin-top:19.65pt;width:17pt;height:26pt;z-index:251659264;visibility:visible;mso-wrap-style:square;mso-width-percent:0;mso-wrap-distance-left:9pt;mso-wrap-distance-top:0;mso-wrap-distance-right:9pt;mso-wrap-distance-bottom:0;mso-position-horizontal:absolute;mso-position-horizontal-relative:text;mso-position-vertical:absolute;mso-position-vertical-relative:text;mso-width-percent:0;mso-width-relative:margin;v-text-anchor:middle" o:gfxdata="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" filled="f" strokecolor="#c00000" strokeweight="2pt"/>
+              <v:rect w14:anchorId="03EE8FD9" id="Rectangle 3" o:spid="_x0000_s1026" style="position:absolute;margin-left:34.5pt;margin-top:19.65pt;width:17pt;height:26pt;z-index:251659264;visibility:visible;mso-wrap-style:square;mso-width-percent:0;mso-wrap-distance-left:9pt;mso-wrap-distance-top:0;mso-wrap-distance-right:9pt;mso-wrap-distance-bottom:0;mso-position-horizontal:absolute;mso-position-horizontal-relative:text;mso-position-vertical:absolute;mso-position-vertical-relative:text;mso-width-percent:0;mso-width-relative:margin;v-text-anchor:middle" o:gfxdata="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" filled="f" strokecolor="#c00000" strokeweight="2pt"/>
             </w:pict>
           </mc:Fallback>
         </mc:AlternateContent>
@@ -4235,76 +4346,6 @@
             <wp:extent cx="5829300" cy="1551366"/>
             <wp:effectExtent l="0" t="0" r="0" b="0"/>
             <wp:docPr id="1" name="Picture 1"/>
-            <wp:cNvGraphicFramePr>
-              <a:graphicFrameLocks xmlns:a="http://schemas.openxmlformats.org/drawingml/2006/main" noChangeAspect="1"/>
-            </wp:cNvGraphicFramePr>
-            <a:graphic xmlns:a="http://schemas.openxmlformats.org/drawingml/2006/main">
-              <a:graphicData uri="http://schemas.openxmlformats.org/drawingml/2006/picture">
-                <pic:pic xmlns:pic="http://schemas.openxmlformats.org/drawingml/2006/picture">
-                  <pic:nvPicPr>
-                    <pic:cNvPr id="0" name=""/>
-                    <pic:cNvPicPr/>
-                  </pic:nvPicPr>
-                  <pic:blipFill>
-                    <a:blip r:embed="rId15"/>
-                    <a:stretch>
-                      <a:fillRect/>
-                    </a:stretch>
-                  </pic:blipFill>
-                  <pic:spPr>
-                    <a:xfrm>
-                      <a:off x="0" y="0"/>
-                      <a:ext cx="5829300" cy="1551366"/>
-                    </a:xfrm>
-                    <a:prstGeom prst="rect">
-                      <a:avLst/>
-                    </a:prstGeom>
-                  </pic:spPr>
-                </pic:pic>
-              </a:graphicData>
-            </a:graphic>
-          </wp:inline>
-        </w:drawing>
-      </w:r>
-    </w:p>
-    <w:p/>
-    <w:p>
-      <w:r>
-        <w:t xml:space="preserve">Select the file you want to import, then pick a </w:t>
-      </w:r>
-      <w:r>
-        <w:rPr>
-          <w:b/>
-        </w:rPr>
-        <w:t>Delimited</w:t>
-      </w:r>
-      <w:r>
-        <w:t xml:space="preserve"> file, and a </w:t>
-      </w:r>
-      <w:r>
-        <w:rPr>
-          <w:b/>
-        </w:rPr>
-        <w:t>Comma</w:t>
-      </w:r>
-      <w:r>
-        <w:t xml:space="preserve"> delimiter like this:</w:t>
-      </w:r>
-    </w:p>
-    <w:p/>
-    <w:p>
-      <w:pPr>
-        <w:jc w:val="center"/>
-      </w:pPr>
-      <w:r>
-        <w:rPr>
-          <w:noProof/>
-        </w:rPr>
-        <w:drawing>
-          <wp:inline distT="0" distB="0" distL="0" distR="0" wp14:anchorId="6858AB80" wp14:editId="2CB84CA8">
-            <wp:extent cx="2757858" cy="1980000"/>
-            <wp:effectExtent l="0" t="0" r="4445" b="1270"/>
-            <wp:docPr id="7" name="Picture 7"/>
             <wp:cNvGraphicFramePr>
               <a:graphicFrameLocks xmlns:a="http://schemas.openxmlformats.org/drawingml/2006/main" noChangeAspect="1"/>
             </wp:cNvGraphicFramePr>
@@ -4324,7 +4365,7 @@
                   <pic:spPr>
                     <a:xfrm>
                       <a:off x="0" y="0"/>
-                      <a:ext cx="2757858" cy="1980000"/>
+                      <a:ext cx="5829300" cy="1551366"/>
                     </a:xfrm>
                     <a:prstGeom prst="rect">
                       <a:avLst/>
@@ -4336,18 +4377,45 @@
           </wp:inline>
         </w:drawing>
       </w:r>
-      <w:r>
-        <w:t xml:space="preserve">        </w:t>
-      </w:r>
+    </w:p>
+    <w:p/>
+    <w:p>
+      <w:r>
+        <w:t xml:space="preserve">Select the file you want to import, then pick a </w:t>
+      </w:r>
+      <w:r>
+        <w:rPr>
+          <w:b/>
+        </w:rPr>
+        <w:t>Delimited</w:t>
+      </w:r>
+      <w:r>
+        <w:t xml:space="preserve"> file, and a </w:t>
+      </w:r>
+      <w:r>
+        <w:rPr>
+          <w:b/>
+        </w:rPr>
+        <w:t>Comma</w:t>
+      </w:r>
+      <w:r>
+        <w:t xml:space="preserve"> delimiter like this:</w:t>
+      </w:r>
+    </w:p>
+    <w:p/>
+    <w:p>
+      <w:pPr>
+        <w:jc w:val="center"/>
+      </w:pPr>
       <w:r>
         <w:rPr>
           <w:noProof/>
         </w:rPr>
         <w:drawing>
-          <wp:inline distT="0" distB="0" distL="0" distR="0" wp14:anchorId="356185E0" wp14:editId="7959A8BB">
-            <wp:extent cx="2757857" cy="1980000"/>
+          <wp:inline distT="0" distB="0" distL="0" distR="0" wp14:anchorId="6858AB80" wp14:editId="2CB84CA8">
+            <wp:extent cx="2757858" cy="1980000"/>
             <wp:effectExtent l="0" t="0" r="4445" b="1270"/>
-            <wp:docPr id="8" name="Picture 8"/>
+            <wp:docPr id="7" name="Picture 7"/>
             <wp:cNvGraphicFramePr>
               <a:graphicFrameLocks xmlns:a="http://schemas.openxmlformats.org/drawingml/2006/main" noChangeAspect="1"/>
             </wp:cNvGraphicFramePr>
@@ -4367,6 +4435,49 @@
                   <pic:spPr>
                     <a:xfrm>
                       <a:off x="0" y="0"/>
+                      <a:ext cx="2757858" cy="1980000"/>
+                    </a:xfrm>
+                    <a:prstGeom prst="rect">
+                      <a:avLst/>
+                    </a:prstGeom>
+                  </pic:spPr>
+                </pic:pic>
+              </a:graphicData>
+            </a:graphic>
+          </wp:inline>
+        </w:drawing>
+      </w:r>
+      <w:r>
+        <w:t xml:space="preserve">        </w:t>
+      </w:r>
+      <w:r>
+        <w:rPr>
+          <w:noProof/>
+        </w:rPr>
+        <w:drawing>
+          <wp:inline distT="0" distB="0" distL="0" distR="0" wp14:anchorId="356185E0" wp14:editId="7959A8BB">
+            <wp:extent cx="2757857" cy="1980000"/>
+            <wp:effectExtent l="0" t="0" r="4445" b="1270"/>
+            <wp:docPr id="8" name="Picture 8"/>
+            <wp:cNvGraphicFramePr>
+              <a:graphicFrameLocks xmlns:a="http://schemas.openxmlformats.org/drawingml/2006/main" noChangeAspect="1"/>
+            </wp:cNvGraphicFramePr>
+            <a:graphic xmlns:a="http://schemas.openxmlformats.org/drawingml/2006/main">
+              <a:graphicData uri="http://schemas.openxmlformats.org/drawingml/2006/picture">
+                <pic:pic xmlns:pic="http://schemas.openxmlformats.org/drawingml/2006/picture">
+                  <pic:nvPicPr>
+                    <pic:cNvPr id="0" name=""/>
+                    <pic:cNvPicPr/>
+                  </pic:nvPicPr>
+                  <pic:blipFill>
+                    <a:blip r:embed="rId18"/>
+                    <a:stretch>
+                      <a:fillRect/>
+                    </a:stretch>
+                  </pic:blipFill>
+                  <pic:spPr>
+                    <a:xfrm>
+                      <a:off x="0" y="0"/>
                       <a:ext cx="2757857" cy="1980000"/>
                     </a:xfrm>
                     <a:prstGeom prst="rect">
@@ -4426,6 +4537,7 @@
       </w:pPr>
       <w:bookmarkStart w:id="19" w:name="_Toc241786199"/>
       <w:r>
+        <w:lastRenderedPageBreak/>
         <w:t>The file format</w:t>
       </w:r>
       <w:bookmarkEnd w:id="19"/>
@@ -7188,6 +7300,7 @@
       </w:pPr>
       <w:bookmarkStart w:id="21" w:name="_Toc241786201"/>
       <w:r>
+        <w:lastRenderedPageBreak/>
         <w:t>Analysing the data</w:t>
       </w:r>
       <w:bookmarkEnd w:id="21"/>
@@ -7321,9 +7434,13 @@
       </w:pPr>
       <w:bookmarkStart w:id="25" w:name="_Toc241786205"/>
       <w:r>
+        <w:lastRenderedPageBreak/>
         <w:t>What’s different from the 2012 Windows version</w:t>
       </w:r>
       <w:bookmarkEnd w:id="25"/>
+      <w:r>
+        <w:t>?</w:t>
+      </w:r>
     </w:p>
     <w:p>
       <w:r>
@@ -7540,6 +7657,46 @@
       </w:pPr>
       <w:bookmarkStart w:id="27" w:name="_Toc241786207"/>
       <w:r>
+        <w:t>Citation for this work</w:t>
+      </w:r>
+    </w:p>
+    <w:p>
+      <w:pPr>
+        <w:rPr>
+          <w:iCs/>
+        </w:rPr>
+      </w:pPr>
+      <w:r>
+        <w:t xml:space="preserve">Gould J, Waugh J, Carding P, Drinnan M. </w:t>
+      </w:r>
+      <w:r>
+        <w:rPr>
+          <w:i/>
+        </w:rPr>
+        <w:t>A new voice rating tool for clinical practice</w:t>
+      </w:r>
+      <w:r>
+        <w:t xml:space="preserve">. </w:t>
+      </w:r>
+      <w:r>
+        <w:rPr>
+          <w:iCs/>
+        </w:rPr>
+        <w:t>Journal of Voice 2012; 26(4): e163-70. DOI: 10.1016/j.jvoice.2011.07.011</w:t>
+      </w:r>
+    </w:p>
+    <w:p>
+      <w:pPr>
+        <w:rPr>
+          <w:iCs/>
+        </w:rPr>
+      </w:pPr>
+    </w:p>
+    <w:p>
+      <w:pPr>
+        <w:pStyle w:val="Heading1"/>
+      </w:pPr>
+      <w:r>
         <w:t>Acknowledgements</w:t>
       </w:r>
       <w:bookmarkEnd w:id="27"/>
@@ -7570,16 +7727,22 @@
       </w:r>
       <w:r>
         <w:t>.</w:t>
+      </w:r>
+    </w:p>
+    <w:p/>
+    <w:p>
+      <w:r>
+        <w:t>Thanks also to Claude for help with the translation from C# to TypeScript.</w:t>
       </w:r>
     </w:p>
     <w:p/>
     <w:sectPr>
-      <w:headerReference w:type="even" r:id="rId18"/>
-      <w:headerReference w:type="default" r:id="rId19"/>
-      <w:footerReference w:type="even" r:id="rId20"/>
-      <w:footerReference w:type="default" r:id="rId21"/>
-      <w:headerReference w:type="first" r:id="rId22"/>
-      <w:footerReference w:type="first" r:id="rId23"/>
+      <w:headerReference w:type="even" r:id="rId19"/>
+      <w:headerReference w:type="default" r:id="rId20"/>
+      <w:footerReference w:type="even" r:id="rId21"/>
+      <w:footerReference w:type="default" r:id="rId22"/>
+      <w:headerReference w:type="first" r:id="rId23"/>
+      <w:footerReference w:type="first" r:id="rId24"/>
       <w:pgSz w:w="11906" w:h="16838"/>
       <w:pgMar w:top="851" w:right="1276" w:bottom="816" w:left="1276" w:header="709" w:footer="709" w:gutter="0"/>
       <w:pgNumType w:start="0"/>
@@ -8904,7 +9067,6 @@
   <w:style w:type="character" w:default="1" w:styleId="DefaultParagraphFont">
     <w:name w:val="Default Paragraph Font"/>
     <w:uiPriority w:val="1"/>
-    <w:semiHidden/>
     <w:unhideWhenUsed/>
   </w:style>
   <w:style w:type="table" w:default="1" w:styleId="TableNormal">
@@ -9118,6 +9280,27 @@
       <w:bCs/>
     </w:rPr>
   </w:style>
+  <w:style w:type="character" w:styleId="UnresolvedMention">
+    <w:name w:val="Unresolved Mention"/>
+    <w:basedOn w:val="DefaultParagraphFont"/>
+    <w:uiPriority w:val="99"/>
+    <w:semiHidden/>
+    <w:unhideWhenUsed/>
+    <w:rsid w:val="005239C5"/>
+    <w:rPr>
+      <w:color w:val="605E5C"/>
+      <w:shd w:val="clear" w:color="auto" w:fill="E1DFDD"/>
+    </w:rPr>
+  </w:style>
+  <w:style w:type="character" w:styleId="FollowedHyperlink">
+    <w:name w:val="FollowedHyperlink"/>
+    <w:basedOn w:val="DefaultParagraphFont"/>
+    <w:rsid w:val="005239C5"/>
+    <w:rPr>
+      <w:color w:val="800080" w:themeColor="followedHyperlink"/>
+      <w:u w:val="single"/>
+    </w:rPr>
+  </w:style>
 </w:styles>
 </file>
 
@@ -9235,7 +9418,6 @@
     <w:sig w:usb0="E4002EFF" w:usb1="C200247B" w:usb2="00000009" w:usb3="00000000" w:csb0="000001FF" w:csb1="00000000"/>
   </w:font>
   <w:font w:name="MS Mincho">
-    <w:altName w:val="ＭＳ 明朝"/>
     <w:panose1 w:val="02020609040205080304"/>
     <w:charset w:val="80"/>
     <w:family w:val="modern"/>
@@ -9293,9 +9475,11 @@
     <w:rsid w:val="00751B80"/>
     <w:rsid w:val="00A45C21"/>
     <w:rsid w:val="00B30F14"/>
+    <w:rsid w:val="00B50C68"/>
     <w:rsid w:val="00B630E6"/>
     <w:rsid w:val="00D20BD6"/>
     <w:rsid w:val="00E63130"/>
+    <w:rsid w:val="00FF35EB"/>
   </w:rsids>
   <m:mathPr>
     <m:mathFont m:val="Cambria Math"/>

--- a/docs/NeAR-user-manual.docx
+++ b/docs/NeAR-user-manual.docx
@@ -3430,7 +3430,7 @@
         </w:rPr>
         <w:drawing>
           <wp:inline distT="0" distB="0" distL="0" distR="0" wp14:anchorId="2CD82FCE" wp14:editId="7C9E0A79">
-            <wp:extent cx="3949430" cy="4295005"/>
+            <wp:extent cx="3949430" cy="4566528"/>
             <wp:effectExtent l="0" t="0" r="635" b="1905"/>
             <wp:docPr id="13" name="Picture 1"/>
             <wp:cNvGraphicFramePr>
@@ -3461,7 +3461,7 @@
                   <pic:spPr bwMode="auto">
                     <a:xfrm>
                       <a:off x="0" y="0"/>
-                      <a:ext cx="3949430" cy="4295005"/>
+                      <a:ext cx="3949430" cy="4566528"/>
                     </a:xfrm>
                     <a:prstGeom prst="rect">
                       <a:avLst/>

--- a/docs/NeAR-user-manual.docx
+++ b/docs/NeAR-user-manual.docx
@@ -3546,7 +3546,7 @@
         </w:rPr>
         <w:drawing>
           <wp:inline distT="0" distB="0" distL="0" distR="0" wp14:anchorId="27AEEDCF" wp14:editId="2E07963B">
-            <wp:extent cx="3562350" cy="2680669"/>
+            <wp:extent cx="3562350" cy="2694027"/>
             <wp:effectExtent l="0" t="0" r="0" b="5715"/>
             <wp:docPr id="17" name="Picture 1"/>
             <wp:cNvGraphicFramePr>
@@ -3577,7 +3577,7 @@
                   <pic:spPr bwMode="auto">
                     <a:xfrm>
                       <a:off x="0" y="0"/>
-                      <a:ext cx="3584435" cy="2697288"/>
+                      <a:ext cx="3584435" cy="2694027"/>
                     </a:xfrm>
                     <a:prstGeom prst="rect">
                       <a:avLst/>
@@ -3745,7 +3745,7 @@
         </w:rPr>
         <w:drawing>
           <wp:inline distT="0" distB="0" distL="0" distR="0" wp14:anchorId="1BBA3CB5" wp14:editId="69BE188E">
-            <wp:extent cx="5351829" cy="4027251"/>
+            <wp:extent cx="5351829" cy="4047320"/>
             <wp:effectExtent l="0" t="0" r="0" b="0"/>
             <wp:docPr id="23" name="Picture 1"/>
             <wp:cNvGraphicFramePr>
@@ -3776,7 +3776,7 @@
                   <pic:spPr bwMode="auto">
                     <a:xfrm>
                       <a:off x="0" y="0"/>
-                      <a:ext cx="5373786" cy="4043773"/>
+                      <a:ext cx="5373786" cy="4047320"/>
                     </a:xfrm>
                     <a:prstGeom prst="rect">
                       <a:avLst/>

--- a/docs/NeAR-user-manual.docx
+++ b/docs/NeAR-user-manual.docx
@@ -3387,6 +3387,19 @@
     <w:p>
       <w:pPr>
         <w:pStyle w:val="ListParagraph"/>
+        <w:numPr>
+          <w:ilvl w:val="0"/>
+          <w:numId w:val="5"/>
+        </w:numPr>
+        <w:ind w:left="357"/>
+      </w:pPr>
+      <w:r>
+        <w:t xml:space="preserve">The sixth tick box, ticked to begin with, animates the samples as they are dragged and dropped, so it is easier to see where each one goes. Untick it if movement on screen is uncomfortable for the rater.</w:t>
+      </w:r>
+    </w:p>
+    <w:p>
+      <w:pPr>
+        <w:pStyle w:val="ListParagraph"/>
         <w:ind w:left="360"/>
       </w:pPr>
     </w:p>
@@ -3430,7 +3443,7 @@
         </w:rPr>
         <w:drawing>
           <wp:inline distT="0" distB="0" distL="0" distR="0" wp14:anchorId="2CD82FCE" wp14:editId="7C9E0A79">
-            <wp:extent cx="3949430" cy="4566528"/>
+            <wp:extent cx="3949430" cy="4788683"/>
             <wp:effectExtent l="0" t="0" r="635" b="1905"/>
             <wp:docPr id="13" name="Picture 1"/>
             <wp:cNvGraphicFramePr>
@@ -3461,7 +3474,7 @@
                   <pic:spPr bwMode="auto">
                     <a:xfrm>
                       <a:off x="0" y="0"/>
-                      <a:ext cx="3949430" cy="4566528"/>
+                      <a:ext cx="3949430" cy="4788683"/>
                     </a:xfrm>
                     <a:prstGeom prst="rect">
                       <a:avLst/>

--- a/docs/NeAR-user-manual.docx
+++ b/docs/NeAR-user-manual.docx
@@ -416,7 +416,23 @@
                     <w:b/>
                     <w:bCs/>
                   </w:rPr>
-                  <w:t>We hope you find NeAR useful.</w:t>
+                  <w:t xml:space="preserve">We hope you find </w:t>
+                </w:r>
+                <w:proofErr w:type="spellStart"/>
+                <w:r>
+                  <w:rPr>
+                    <w:b/>
+                    <w:bCs/>
+                  </w:rPr>
+                  <w:t>NeAR</w:t>
+                </w:r>
+                <w:proofErr w:type="spellEnd"/>
+                <w:r>
+                  <w:rPr>
+                    <w:b/>
+                    <w:bCs/>
+                  </w:rPr>
+                  <w:t xml:space="preserve"> useful.</w:t>
                 </w:r>
               </w:p>
               <w:p>
@@ -453,14 +469,7 @@
                     <w:b/>
                     <w:bCs/>
                   </w:rPr>
-                  <w:t xml:space="preserve">The </w:t>
-                </w:r>
-                <w:r>
-                  <w:rPr>
-                    <w:b/>
-                    <w:bCs/>
-                  </w:rPr>
-                  <w:t>original manuscript</w:t>
+                  <w:t>The original manuscript</w:t>
                 </w:r>
                 <w:r>
                   <w:rPr>
@@ -497,25 +506,7 @@
                     <w:rPr>
                       <w:rStyle w:val="Hyperlink"/>
                     </w:rPr>
-                    <w:t>https://</w:t>
-                  </w:r>
-                  <w:r>
-                    <w:rPr>
-                      <w:rStyle w:val="Hyperlink"/>
-                    </w:rPr>
-                    <w:t>doi.org/10.1016</w:t>
-                  </w:r>
-                  <w:r>
-                    <w:rPr>
-                      <w:rStyle w:val="Hyperlink"/>
-                    </w:rPr>
-                    <w:t>/</w:t>
-                  </w:r>
-                  <w:r>
-                    <w:rPr>
-                      <w:rStyle w:val="Hyperlink"/>
-                    </w:rPr>
-                    <w:t>j.jvoice.2011.07.011</w:t>
+                    <w:t>https://doi.org/10.1016/j.jvoice.2011.07.011</w:t>
                   </w:r>
                 </w:hyperlink>
               </w:p>
@@ -741,7 +732,7 @@
           <w:r>
             <w:fldChar w:fldCharType="separate"/>
           </w:r>
-          <w:hyperlink w:anchor="_Toc241786180" w:history="1">
+          <w:hyperlink w:anchor="_Toc241790289" w:history="1">
             <w:r>
               <w:rPr>
                 <w:rStyle w:val="Hyperlink"/>
@@ -768,7 +759,7 @@
                 <w:noProof/>
                 <w:webHidden/>
               </w:rPr>
-              <w:instrText xml:space="preserve"> PAGEREF _Toc241786180 \h </w:instrText>
+              <w:instrText xml:space="preserve"> PAGEREF _Toc241790289 \h </w:instrText>
             </w:r>
             <w:r>
               <w:rPr>
@@ -813,7 +804,7 @@
               <w14:ligatures w14:val="standardContextual"/>
             </w:rPr>
           </w:pPr>
-          <w:hyperlink w:anchor="_Toc241786181" w:history="1">
+          <w:hyperlink w:anchor="_Toc241790290" w:history="1">
             <w:r>
               <w:rPr>
                 <w:rStyle w:val="Hyperlink"/>
@@ -840,7 +831,7 @@
                 <w:noProof/>
                 <w:webHidden/>
               </w:rPr>
-              <w:instrText xml:space="preserve"> PAGEREF _Toc241786181 \h </w:instrText>
+              <w:instrText xml:space="preserve"> PAGEREF _Toc241790290 \h </w:instrText>
             </w:r>
             <w:r>
               <w:rPr>
@@ -885,7 +876,7 @@
               <w14:ligatures w14:val="standardContextual"/>
             </w:rPr>
           </w:pPr>
-          <w:hyperlink w:anchor="_Toc241786182" w:history="1">
+          <w:hyperlink w:anchor="_Toc241790291" w:history="1">
             <w:r>
               <w:rPr>
                 <w:rStyle w:val="Hyperlink"/>
@@ -912,7 +903,7 @@
                 <w:noProof/>
                 <w:webHidden/>
               </w:rPr>
-              <w:instrText xml:space="preserve"> PAGEREF _Toc241786182 \h </w:instrText>
+              <w:instrText xml:space="preserve"> PAGEREF _Toc241790291 \h </w:instrText>
             </w:r>
             <w:r>
               <w:rPr>
@@ -957,7 +948,7 @@
               <w14:ligatures w14:val="standardContextual"/>
             </w:rPr>
           </w:pPr>
-          <w:hyperlink w:anchor="_Toc241786183" w:history="1">
+          <w:hyperlink w:anchor="_Toc241790292" w:history="1">
             <w:r>
               <w:rPr>
                 <w:rStyle w:val="Hyperlink"/>
@@ -984,7 +975,7 @@
                 <w:noProof/>
                 <w:webHidden/>
               </w:rPr>
-              <w:instrText xml:space="preserve"> PAGEREF _Toc241786183 \h </w:instrText>
+              <w:instrText xml:space="preserve"> PAGEREF _Toc241790292 \h </w:instrText>
             </w:r>
             <w:r>
               <w:rPr>
@@ -1029,7 +1020,7 @@
               <w14:ligatures w14:val="standardContextual"/>
             </w:rPr>
           </w:pPr>
-          <w:hyperlink w:anchor="_Toc241786184" w:history="1">
+          <w:hyperlink w:anchor="_Toc241790293" w:history="1">
             <w:r>
               <w:rPr>
                 <w:rStyle w:val="Hyperlink"/>
@@ -1056,7 +1047,7 @@
                 <w:noProof/>
                 <w:webHidden/>
               </w:rPr>
-              <w:instrText xml:space="preserve"> PAGEREF _Toc241786184 \h </w:instrText>
+              <w:instrText xml:space="preserve"> PAGEREF _Toc241790293 \h </w:instrText>
             </w:r>
             <w:r>
               <w:rPr>
@@ -1101,7 +1092,7 @@
               <w14:ligatures w14:val="standardContextual"/>
             </w:rPr>
           </w:pPr>
-          <w:hyperlink w:anchor="_Toc241786185" w:history="1">
+          <w:hyperlink w:anchor="_Toc241790294" w:history="1">
             <w:r>
               <w:rPr>
                 <w:rStyle w:val="Hyperlink"/>
@@ -1128,7 +1119,7 @@
                 <w:noProof/>
                 <w:webHidden/>
               </w:rPr>
-              <w:instrText xml:space="preserve"> PAGEREF _Toc241786185 \h </w:instrText>
+              <w:instrText xml:space="preserve"> PAGEREF _Toc241790294 \h </w:instrText>
             </w:r>
             <w:r>
               <w:rPr>
@@ -1173,7 +1164,7 @@
               <w14:ligatures w14:val="standardContextual"/>
             </w:rPr>
           </w:pPr>
-          <w:hyperlink w:anchor="_Toc241786186" w:history="1">
+          <w:hyperlink w:anchor="_Toc241790295" w:history="1">
             <w:r>
               <w:rPr>
                 <w:rStyle w:val="Hyperlink"/>
@@ -1200,7 +1191,7 @@
                 <w:noProof/>
                 <w:webHidden/>
               </w:rPr>
-              <w:instrText xml:space="preserve"> PAGEREF _Toc241786186 \h </w:instrText>
+              <w:instrText xml:space="preserve"> PAGEREF _Toc241790295 \h </w:instrText>
             </w:r>
             <w:r>
               <w:rPr>
@@ -1245,7 +1236,7 @@
               <w14:ligatures w14:val="standardContextual"/>
             </w:rPr>
           </w:pPr>
-          <w:hyperlink w:anchor="_Toc241786187" w:history="1">
+          <w:hyperlink w:anchor="_Toc241790296" w:history="1">
             <w:r>
               <w:rPr>
                 <w:rStyle w:val="Hyperlink"/>
@@ -1272,7 +1263,7 @@
                 <w:noProof/>
                 <w:webHidden/>
               </w:rPr>
-              <w:instrText xml:space="preserve"> PAGEREF _Toc241786187 \h </w:instrText>
+              <w:instrText xml:space="preserve"> PAGEREF _Toc241790296 \h </w:instrText>
             </w:r>
             <w:r>
               <w:rPr>
@@ -1317,7 +1308,7 @@
               <w14:ligatures w14:val="standardContextual"/>
             </w:rPr>
           </w:pPr>
-          <w:hyperlink w:anchor="_Toc241786188" w:history="1">
+          <w:hyperlink w:anchor="_Toc241790297" w:history="1">
             <w:r>
               <w:rPr>
                 <w:rStyle w:val="Hyperlink"/>
@@ -1344,7 +1335,7 @@
                 <w:noProof/>
                 <w:webHidden/>
               </w:rPr>
-              <w:instrText xml:space="preserve"> PAGEREF _Toc241786188 \h </w:instrText>
+              <w:instrText xml:space="preserve"> PAGEREF _Toc241790297 \h </w:instrText>
             </w:r>
             <w:r>
               <w:rPr>
@@ -1389,7 +1380,7 @@
               <w14:ligatures w14:val="standardContextual"/>
             </w:rPr>
           </w:pPr>
-          <w:hyperlink w:anchor="_Toc241786189" w:history="1">
+          <w:hyperlink w:anchor="_Toc241790298" w:history="1">
             <w:r>
               <w:rPr>
                 <w:rStyle w:val="Hyperlink"/>
@@ -1416,7 +1407,7 @@
                 <w:noProof/>
                 <w:webHidden/>
               </w:rPr>
-              <w:instrText xml:space="preserve"> PAGEREF _Toc241786189 \h </w:instrText>
+              <w:instrText xml:space="preserve"> PAGEREF _Toc241790298 \h </w:instrText>
             </w:r>
             <w:r>
               <w:rPr>
@@ -1461,7 +1452,7 @@
               <w14:ligatures w14:val="standardContextual"/>
             </w:rPr>
           </w:pPr>
-          <w:hyperlink w:anchor="_Toc241786190" w:history="1">
+          <w:hyperlink w:anchor="_Toc241790299" w:history="1">
             <w:r>
               <w:rPr>
                 <w:rStyle w:val="Hyperlink"/>
@@ -1488,7 +1479,7 @@
                 <w:noProof/>
                 <w:webHidden/>
               </w:rPr>
-              <w:instrText xml:space="preserve"> PAGEREF _Toc241786190 \h </w:instrText>
+              <w:instrText xml:space="preserve"> PAGEREF _Toc241790299 \h </w:instrText>
             </w:r>
             <w:r>
               <w:rPr>
@@ -1533,7 +1524,7 @@
               <w14:ligatures w14:val="standardContextual"/>
             </w:rPr>
           </w:pPr>
-          <w:hyperlink w:anchor="_Toc241786191" w:history="1">
+          <w:hyperlink w:anchor="_Toc241790300" w:history="1">
             <w:r>
               <w:rPr>
                 <w:rStyle w:val="Hyperlink"/>
@@ -1560,7 +1551,7 @@
                 <w:noProof/>
                 <w:webHidden/>
               </w:rPr>
-              <w:instrText xml:space="preserve"> PAGEREF _Toc241786191 \h </w:instrText>
+              <w:instrText xml:space="preserve"> PAGEREF _Toc241790300 \h </w:instrText>
             </w:r>
             <w:r>
               <w:rPr>
@@ -1605,7 +1596,7 @@
               <w14:ligatures w14:val="standardContextual"/>
             </w:rPr>
           </w:pPr>
-          <w:hyperlink w:anchor="_Toc241786192" w:history="1">
+          <w:hyperlink w:anchor="_Toc241790301" w:history="1">
             <w:r>
               <w:rPr>
                 <w:rStyle w:val="Hyperlink"/>
@@ -1632,7 +1623,7 @@
                 <w:noProof/>
                 <w:webHidden/>
               </w:rPr>
-              <w:instrText xml:space="preserve"> PAGEREF _Toc241786192 \h </w:instrText>
+              <w:instrText xml:space="preserve"> PAGEREF _Toc241790301 \h </w:instrText>
             </w:r>
             <w:r>
               <w:rPr>
@@ -1677,7 +1668,7 @@
               <w14:ligatures w14:val="standardContextual"/>
             </w:rPr>
           </w:pPr>
-          <w:hyperlink w:anchor="_Toc241786193" w:history="1">
+          <w:hyperlink w:anchor="_Toc241790302" w:history="1">
             <w:r>
               <w:rPr>
                 <w:rStyle w:val="Hyperlink"/>
@@ -1704,7 +1695,7 @@
                 <w:noProof/>
                 <w:webHidden/>
               </w:rPr>
-              <w:instrText xml:space="preserve"> PAGEREF _Toc241786193 \h </w:instrText>
+              <w:instrText xml:space="preserve"> PAGEREF _Toc241790302 \h </w:instrText>
             </w:r>
             <w:r>
               <w:rPr>
@@ -1724,7 +1715,7 @@
                 <w:noProof/>
                 <w:webHidden/>
               </w:rPr>
-              <w:t>7</w:t>
+              <w:t>6</w:t>
             </w:r>
             <w:r>
               <w:rPr>
@@ -1749,7 +1740,7 @@
               <w14:ligatures w14:val="standardContextual"/>
             </w:rPr>
           </w:pPr>
-          <w:hyperlink w:anchor="_Toc241786194" w:history="1">
+          <w:hyperlink w:anchor="_Toc241790303" w:history="1">
             <w:r>
               <w:rPr>
                 <w:rStyle w:val="Hyperlink"/>
@@ -1776,7 +1767,7 @@
                 <w:noProof/>
                 <w:webHidden/>
               </w:rPr>
-              <w:instrText xml:space="preserve"> PAGEREF _Toc241786194 \h </w:instrText>
+              <w:instrText xml:space="preserve"> PAGEREF _Toc241790303 \h </w:instrText>
             </w:r>
             <w:r>
               <w:rPr>
@@ -1796,7 +1787,7 @@
                 <w:noProof/>
                 <w:webHidden/>
               </w:rPr>
-              <w:t>7</w:t>
+              <w:t>6</w:t>
             </w:r>
             <w:r>
               <w:rPr>
@@ -1821,7 +1812,7 @@
               <w14:ligatures w14:val="standardContextual"/>
             </w:rPr>
           </w:pPr>
-          <w:hyperlink w:anchor="_Toc241786195" w:history="1">
+          <w:hyperlink w:anchor="_Toc241790304" w:history="1">
             <w:r>
               <w:rPr>
                 <w:rStyle w:val="Hyperlink"/>
@@ -1848,7 +1839,7 @@
                 <w:noProof/>
                 <w:webHidden/>
               </w:rPr>
-              <w:instrText xml:space="preserve"> PAGEREF _Toc241786195 \h </w:instrText>
+              <w:instrText xml:space="preserve"> PAGEREF _Toc241790304 \h </w:instrText>
             </w:r>
             <w:r>
               <w:rPr>
@@ -1868,7 +1859,7 @@
                 <w:noProof/>
                 <w:webHidden/>
               </w:rPr>
-              <w:t>7</w:t>
+              <w:t>6</w:t>
             </w:r>
             <w:r>
               <w:rPr>
@@ -1893,7 +1884,7 @@
               <w14:ligatures w14:val="standardContextual"/>
             </w:rPr>
           </w:pPr>
-          <w:hyperlink w:anchor="_Toc241786196" w:history="1">
+          <w:hyperlink w:anchor="_Toc241790305" w:history="1">
             <w:r>
               <w:rPr>
                 <w:rStyle w:val="Hyperlink"/>
@@ -1920,7 +1911,7 @@
                 <w:noProof/>
                 <w:webHidden/>
               </w:rPr>
-              <w:instrText xml:space="preserve"> PAGEREF _Toc241786196 \h </w:instrText>
+              <w:instrText xml:space="preserve"> PAGEREF _Toc241790305 \h </w:instrText>
             </w:r>
             <w:r>
               <w:rPr>
@@ -1940,7 +1931,7 @@
                 <w:noProof/>
                 <w:webHidden/>
               </w:rPr>
-              <w:t>7</w:t>
+              <w:t>6</w:t>
             </w:r>
             <w:r>
               <w:rPr>
@@ -1965,7 +1956,7 @@
               <w14:ligatures w14:val="standardContextual"/>
             </w:rPr>
           </w:pPr>
-          <w:hyperlink w:anchor="_Toc241786197" w:history="1">
+          <w:hyperlink w:anchor="_Toc241790306" w:history="1">
             <w:r>
               <w:rPr>
                 <w:rStyle w:val="Hyperlink"/>
@@ -1992,7 +1983,7 @@
                 <w:noProof/>
                 <w:webHidden/>
               </w:rPr>
-              <w:instrText xml:space="preserve"> PAGEREF _Toc241786197 \h </w:instrText>
+              <w:instrText xml:space="preserve"> PAGEREF _Toc241790306 \h </w:instrText>
             </w:r>
             <w:r>
               <w:rPr>
@@ -2012,7 +2003,7 @@
                 <w:noProof/>
                 <w:webHidden/>
               </w:rPr>
-              <w:t>7</w:t>
+              <w:t>6</w:t>
             </w:r>
             <w:r>
               <w:rPr>
@@ -2037,7 +2028,7 @@
               <w14:ligatures w14:val="standardContextual"/>
             </w:rPr>
           </w:pPr>
-          <w:hyperlink w:anchor="_Toc241786198" w:history="1">
+          <w:hyperlink w:anchor="_Toc241790307" w:history="1">
             <w:r>
               <w:rPr>
                 <w:rStyle w:val="Hyperlink"/>
@@ -2064,7 +2055,7 @@
                 <w:noProof/>
                 <w:webHidden/>
               </w:rPr>
-              <w:instrText xml:space="preserve"> PAGEREF _Toc241786198 \h </w:instrText>
+              <w:instrText xml:space="preserve"> PAGEREF _Toc241790307 \h </w:instrText>
             </w:r>
             <w:r>
               <w:rPr>
@@ -2084,7 +2075,7 @@
                 <w:noProof/>
                 <w:webHidden/>
               </w:rPr>
-              <w:t>8</w:t>
+              <w:t>7</w:t>
             </w:r>
             <w:r>
               <w:rPr>
@@ -2109,7 +2100,7 @@
               <w14:ligatures w14:val="standardContextual"/>
             </w:rPr>
           </w:pPr>
-          <w:hyperlink w:anchor="_Toc241786199" w:history="1">
+          <w:hyperlink w:anchor="_Toc241790308" w:history="1">
             <w:r>
               <w:rPr>
                 <w:rStyle w:val="Hyperlink"/>
@@ -2136,7 +2127,7 @@
                 <w:noProof/>
                 <w:webHidden/>
               </w:rPr>
-              <w:instrText xml:space="preserve"> PAGEREF _Toc241786199 \h </w:instrText>
+              <w:instrText xml:space="preserve"> PAGEREF _Toc241790308 \h </w:instrText>
             </w:r>
             <w:r>
               <w:rPr>
@@ -2156,7 +2147,7 @@
                 <w:noProof/>
                 <w:webHidden/>
               </w:rPr>
-              <w:t>9</w:t>
+              <w:t>8</w:t>
             </w:r>
             <w:r>
               <w:rPr>
@@ -2181,7 +2172,7 @@
               <w14:ligatures w14:val="standardContextual"/>
             </w:rPr>
           </w:pPr>
-          <w:hyperlink w:anchor="_Toc241786200" w:history="1">
+          <w:hyperlink w:anchor="_Toc241790309" w:history="1">
             <w:r>
               <w:rPr>
                 <w:rStyle w:val="Hyperlink"/>
@@ -2208,7 +2199,7 @@
                 <w:noProof/>
                 <w:webHidden/>
               </w:rPr>
-              <w:instrText xml:space="preserve"> PAGEREF _Toc241786200 \h </w:instrText>
+              <w:instrText xml:space="preserve"> PAGEREF _Toc241790309 \h </w:instrText>
             </w:r>
             <w:r>
               <w:rPr>
@@ -2228,7 +2219,7 @@
                 <w:noProof/>
                 <w:webHidden/>
               </w:rPr>
-              <w:t>9</w:t>
+              <w:t>8</w:t>
             </w:r>
             <w:r>
               <w:rPr>
@@ -2253,7 +2244,7 @@
               <w14:ligatures w14:val="standardContextual"/>
             </w:rPr>
           </w:pPr>
-          <w:hyperlink w:anchor="_Toc241786201" w:history="1">
+          <w:hyperlink w:anchor="_Toc241790310" w:history="1">
             <w:r>
               <w:rPr>
                 <w:rStyle w:val="Hyperlink"/>
@@ -2280,7 +2271,7 @@
                 <w:noProof/>
                 <w:webHidden/>
               </w:rPr>
-              <w:instrText xml:space="preserve"> PAGEREF _Toc241786201 \h </w:instrText>
+              <w:instrText xml:space="preserve"> PAGEREF _Toc241790310 \h </w:instrText>
             </w:r>
             <w:r>
               <w:rPr>
@@ -2300,7 +2291,7 @@
                 <w:noProof/>
                 <w:webHidden/>
               </w:rPr>
-              <w:t>10</w:t>
+              <w:t>9</w:t>
             </w:r>
             <w:r>
               <w:rPr>
@@ -2325,7 +2316,7 @@
               <w14:ligatures w14:val="standardContextual"/>
             </w:rPr>
           </w:pPr>
-          <w:hyperlink w:anchor="_Toc241786202" w:history="1">
+          <w:hyperlink w:anchor="_Toc241790311" w:history="1">
             <w:r>
               <w:rPr>
                 <w:rStyle w:val="Hyperlink"/>
@@ -2352,7 +2343,7 @@
                 <w:noProof/>
                 <w:webHidden/>
               </w:rPr>
-              <w:instrText xml:space="preserve"> PAGEREF _Toc241786202 \h </w:instrText>
+              <w:instrText xml:space="preserve"> PAGEREF _Toc241790311 \h </w:instrText>
             </w:r>
             <w:r>
               <w:rPr>
@@ -2372,7 +2363,7 @@
                 <w:noProof/>
                 <w:webHidden/>
               </w:rPr>
-              <w:t>10</w:t>
+              <w:t>9</w:t>
             </w:r>
             <w:r>
               <w:rPr>
@@ -2397,7 +2388,7 @@
               <w14:ligatures w14:val="standardContextual"/>
             </w:rPr>
           </w:pPr>
-          <w:hyperlink w:anchor="_Toc241786203" w:history="1">
+          <w:hyperlink w:anchor="_Toc241790312" w:history="1">
             <w:r>
               <w:rPr>
                 <w:rStyle w:val="Hyperlink"/>
@@ -2424,7 +2415,7 @@
                 <w:noProof/>
                 <w:webHidden/>
               </w:rPr>
-              <w:instrText xml:space="preserve"> PAGEREF _Toc241786203 \h </w:instrText>
+              <w:instrText xml:space="preserve"> PAGEREF _Toc241790312 \h </w:instrText>
             </w:r>
             <w:r>
               <w:rPr>
@@ -2444,7 +2435,7 @@
                 <w:noProof/>
                 <w:webHidden/>
               </w:rPr>
-              <w:t>10</w:t>
+              <w:t>9</w:t>
             </w:r>
             <w:r>
               <w:rPr>
@@ -2469,7 +2460,7 @@
               <w14:ligatures w14:val="standardContextual"/>
             </w:rPr>
           </w:pPr>
-          <w:hyperlink w:anchor="_Toc241786204" w:history="1">
+          <w:hyperlink w:anchor="_Toc241790313" w:history="1">
             <w:r>
               <w:rPr>
                 <w:rStyle w:val="Hyperlink"/>
@@ -2496,7 +2487,7 @@
                 <w:noProof/>
                 <w:webHidden/>
               </w:rPr>
-              <w:instrText xml:space="preserve"> PAGEREF _Toc241786204 \h </w:instrText>
+              <w:instrText xml:space="preserve"> PAGEREF _Toc241790313 \h </w:instrText>
             </w:r>
             <w:r>
               <w:rPr>
@@ -2516,7 +2507,7 @@
                 <w:noProof/>
                 <w:webHidden/>
               </w:rPr>
-              <w:t>10</w:t>
+              <w:t>9</w:t>
             </w:r>
             <w:r>
               <w:rPr>
@@ -2541,13 +2532,13 @@
               <w14:ligatures w14:val="standardContextual"/>
             </w:rPr>
           </w:pPr>
-          <w:hyperlink w:anchor="_Toc241786205" w:history="1">
+          <w:hyperlink w:anchor="_Toc241790314" w:history="1">
             <w:r>
               <w:rPr>
                 <w:rStyle w:val="Hyperlink"/>
                 <w:noProof/>
               </w:rPr>
-              <w:t>What’s different from the 2012 Windows version</w:t>
+              <w:t>What’s different from the 2012 Windows version?</w:t>
             </w:r>
             <w:r>
               <w:rPr>
@@ -2568,7 +2559,7 @@
                 <w:noProof/>
                 <w:webHidden/>
               </w:rPr>
-              <w:instrText xml:space="preserve"> PAGEREF _Toc241786205 \h </w:instrText>
+              <w:instrText xml:space="preserve"> PAGEREF _Toc241790314 \h </w:instrText>
             </w:r>
             <w:r>
               <w:rPr>
@@ -2588,7 +2579,7 @@
                 <w:noProof/>
                 <w:webHidden/>
               </w:rPr>
-              <w:t>11</w:t>
+              <w:t>10</w:t>
             </w:r>
             <w:r>
               <w:rPr>
@@ -2613,7 +2604,7 @@
               <w14:ligatures w14:val="standardContextual"/>
             </w:rPr>
           </w:pPr>
-          <w:hyperlink w:anchor="_Toc241786206" w:history="1">
+          <w:hyperlink w:anchor="_Toc241790315" w:history="1">
             <w:r>
               <w:rPr>
                 <w:rStyle w:val="Hyperlink"/>
@@ -2640,7 +2631,7 @@
                 <w:noProof/>
                 <w:webHidden/>
               </w:rPr>
-              <w:instrText xml:space="preserve"> PAGEREF _Toc241786206 \h </w:instrText>
+              <w:instrText xml:space="preserve"> PAGEREF _Toc241790315 \h </w:instrText>
             </w:r>
             <w:r>
               <w:rPr>
@@ -2660,7 +2651,7 @@
                 <w:noProof/>
                 <w:webHidden/>
               </w:rPr>
-              <w:t>11</w:t>
+              <w:t>10</w:t>
             </w:r>
             <w:r>
               <w:rPr>
@@ -2685,12 +2676,84 @@
               <w14:ligatures w14:val="standardContextual"/>
             </w:rPr>
           </w:pPr>
-          <w:hyperlink w:anchor="_Toc241786207" w:history="1">
+          <w:hyperlink w:anchor="_Toc241790316" w:history="1">
             <w:r>
               <w:rPr>
                 <w:rStyle w:val="Hyperlink"/>
                 <w:noProof/>
               </w:rPr>
+              <w:t>Citation for this work</w:t>
+            </w:r>
+            <w:r>
+              <w:rPr>
+                <w:noProof/>
+                <w:webHidden/>
+              </w:rPr>
+              <w:tab/>
+            </w:r>
+            <w:r>
+              <w:rPr>
+                <w:noProof/>
+                <w:webHidden/>
+              </w:rPr>
+              <w:fldChar w:fldCharType="begin"/>
+            </w:r>
+            <w:r>
+              <w:rPr>
+                <w:noProof/>
+                <w:webHidden/>
+              </w:rPr>
+              <w:instrText xml:space="preserve"> PAGEREF _Toc241790316 \h </w:instrText>
+            </w:r>
+            <w:r>
+              <w:rPr>
+                <w:noProof/>
+                <w:webHidden/>
+              </w:rPr>
+            </w:r>
+            <w:r>
+              <w:rPr>
+                <w:noProof/>
+                <w:webHidden/>
+              </w:rPr>
+              <w:fldChar w:fldCharType="separate"/>
+            </w:r>
+            <w:r>
+              <w:rPr>
+                <w:noProof/>
+                <w:webHidden/>
+              </w:rPr>
+              <w:t>10</w:t>
+            </w:r>
+            <w:r>
+              <w:rPr>
+                <w:noProof/>
+                <w:webHidden/>
+              </w:rPr>
+              <w:fldChar w:fldCharType="end"/>
+            </w:r>
+          </w:hyperlink>
+        </w:p>
+        <w:p>
+          <w:pPr>
+            <w:pStyle w:val="TOC1"/>
+            <w:tabs>
+              <w:tab w:val="right" w:leader="dot" w:pos="9344"/>
+            </w:tabs>
+            <w:rPr>
+              <w:rFonts w:asciiTheme="minorHAnsi" w:eastAsiaTheme="minorEastAsia" w:hAnsiTheme="minorHAnsi" w:cstheme="minorBidi"/>
+              <w:noProof/>
+              <w:kern w:val="2"/>
+              <w:sz w:val="24"/>
+              <w14:ligatures w14:val="standardContextual"/>
+            </w:rPr>
+          </w:pPr>
+          <w:hyperlink w:anchor="_Toc241790317" w:history="1">
+            <w:r>
+              <w:rPr>
+                <w:rStyle w:val="Hyperlink"/>
+                <w:noProof/>
+              </w:rPr>
               <w:t>Acknowledgements</w:t>
             </w:r>
             <w:r>
@@ -2712,7 +2775,7 @@
                 <w:noProof/>
                 <w:webHidden/>
               </w:rPr>
-              <w:instrText xml:space="preserve"> PAGEREF _Toc241786207 \h </w:instrText>
+              <w:instrText xml:space="preserve"> PAGEREF _Toc241790317 \h </w:instrText>
             </w:r>
             <w:r>
               <w:rPr>
@@ -2732,7 +2795,7 @@
                 <w:noProof/>
                 <w:webHidden/>
               </w:rPr>
-              <w:t>11</w:t>
+              <w:t>10</w:t>
             </w:r>
             <w:r>
               <w:rPr>
@@ -2775,7 +2838,7 @@
       <w:pPr>
         <w:pStyle w:val="Heading1"/>
       </w:pPr>
-      <w:bookmarkStart w:id="0" w:name="_Toc241786180"/>
+      <w:bookmarkStart w:id="0" w:name="_Toc241790289"/>
       <w:r>
         <w:lastRenderedPageBreak/>
         <w:t>Getting started and preparing the audio files</w:t>
@@ -2784,14 +2847,30 @@
     </w:p>
     <w:p>
       <w:r>
-        <w:t>The Newcastle audio ranking test (NeAR) is a mini-application for sorting and rating audio clips by repeated comparison. It is very simple to use. This edition of the manual describes the web version, which runs in your web browser. It replaces the 2012 Windows program and reads and writes the same results files.</w:t>
+        <w:t>The Newcastle audio ranking test (</w:t>
+      </w:r>
+      <w:proofErr w:type="spellStart"/>
+      <w:r>
+        <w:t>NeAR</w:t>
+      </w:r>
+      <w:proofErr w:type="spellEnd"/>
+      <w:r>
+        <w:t xml:space="preserve">) is a </w:t>
+      </w:r>
+      <w:proofErr w:type="gramStart"/>
+      <w:r>
+        <w:t>mini-application</w:t>
+      </w:r>
+      <w:proofErr w:type="gramEnd"/>
+      <w:r>
+        <w:t xml:space="preserve"> for sorting and rating audio clips by repeated comparison. It is very simple to use. This edition of the manual describes the web version, which runs in your web browser. It replaces the 2012 Windows program and reads and writes the same results files.</w:t>
       </w:r>
     </w:p>
     <w:p>
       <w:pPr>
         <w:pStyle w:val="Heading2"/>
       </w:pPr>
-      <w:bookmarkStart w:id="1" w:name="_Toc241786181"/>
+      <w:bookmarkStart w:id="1" w:name="_Toc241790290"/>
       <w:r>
         <w:t>Opening the app</w:t>
       </w:r>
@@ -2840,7 +2919,15 @@
         <w:t>NeAR.csv</w:t>
       </w:r>
       <w:r>
-        <w:t xml:space="preserve"> straight into it, just like the old Windows program. Other browsers (Safari, Firefox, and the browsers on iPads and phones) work too, but they can’t save into folders. Instead the results are kept inside the browser, and you download </w:t>
+        <w:t xml:space="preserve"> straight into it, just like the old Windows program. Other browsers (Safari, Firefox, and the browsers on iPads and phones) work too, but they can’t save into folders. </w:t>
+      </w:r>
+      <w:proofErr w:type="gramStart"/>
+      <w:r>
+        <w:t>Instead</w:t>
+      </w:r>
+      <w:proofErr w:type="gramEnd"/>
+      <w:r>
+        <w:t xml:space="preserve"> the results are kept inside the browser, and you download </w:t>
       </w:r>
       <w:r>
         <w:rPr>
@@ -2863,7 +2950,15 @@
     </w:p>
     <w:p>
       <w:r>
-        <w:t xml:space="preserve">If you’d like NeAR to behave like an ordinary program, with its own icon and window, you can install it. In Chrome or Edge (and on Android), click the </w:t>
+        <w:t xml:space="preserve">If you’d like </w:t>
+      </w:r>
+      <w:proofErr w:type="spellStart"/>
+      <w:r>
+        <w:t>NeAR</w:t>
+      </w:r>
+      <w:proofErr w:type="spellEnd"/>
+      <w:r>
+        <w:t xml:space="preserve"> to behave like an ordinary program, with its own icon and window, you can install it. In Chrome or Edge (and on Android), click the </w:t>
       </w:r>
       <w:r>
         <w:rPr>
@@ -2872,7 +2967,25 @@
         <w:t>Install app</w:t>
       </w:r>
       <w:r>
-        <w:t xml:space="preserve"> button at the top of the NeAR window; once installed, NeAR appears with your other programs and the button disappears. On an iPad or iPhone, use </w:t>
+        <w:t xml:space="preserve"> button at the top of the </w:t>
+      </w:r>
+      <w:proofErr w:type="spellStart"/>
+      <w:r>
+        <w:t>NeAR</w:t>
+      </w:r>
+      <w:proofErr w:type="spellEnd"/>
+      <w:r>
+        <w:t xml:space="preserve"> window; once installed, </w:t>
+      </w:r>
+      <w:proofErr w:type="spellStart"/>
+      <w:proofErr w:type="gramStart"/>
+      <w:r>
+        <w:t>NeAR</w:t>
+      </w:r>
+      <w:proofErr w:type="spellEnd"/>
+      <w:proofErr w:type="gramEnd"/>
+      <w:r>
+        <w:t xml:space="preserve"> appears with your other programs and the button disappears. On an iPad or iPhone, use </w:t>
       </w:r>
       <w:r>
         <w:rPr>
@@ -2906,15 +3019,20 @@
       <w:pPr>
         <w:pStyle w:val="Heading2"/>
       </w:pPr>
-      <w:bookmarkStart w:id="2" w:name="_Toc241786182"/>
+      <w:bookmarkStart w:id="2" w:name="_Toc241790291"/>
       <w:r>
         <w:t>Try it out with the example files</w:t>
       </w:r>
       <w:bookmarkEnd w:id="2"/>
     </w:p>
     <w:p>
-      <w:r>
-        <w:t>NeAR comes with a set of example files, so you can try it before preparing your own. They are synthetic recordings of a sustained “ah”, made with increasing amounts of hoarseness, so there is a right answer: 8 samples to rate (</w:t>
+      <w:proofErr w:type="spellStart"/>
+      <w:r>
+        <w:t>NeAR</w:t>
+      </w:r>
+      <w:proofErr w:type="spellEnd"/>
+      <w:r>
+        <w:t xml:space="preserve"> comes with a set of example files, so you can try it before preparing your own. They are synthetic recordings of a sustained “ah”, made with increasing amounts of hoarseness, so there is a right answer: 8 samples to rate (</w:t>
       </w:r>
       <w:r>
         <w:rPr>
@@ -2964,7 +3082,15 @@
         <w:t>Try with example files</w:t>
       </w:r>
       <w:r>
-        <w:t xml:space="preserve"> at the top of the start screen. The samples and references are loaded, the reference box is ticked and the session is named </w:t>
+        <w:t xml:space="preserve"> at the top of the start screen. The samples and references are loaded, the reference box is </w:t>
+      </w:r>
+      <w:proofErr w:type="gramStart"/>
+      <w:r>
+        <w:t>ticked</w:t>
+      </w:r>
+      <w:proofErr w:type="gramEnd"/>
+      <w:r>
+        <w:t xml:space="preserve"> and the session is named </w:t>
       </w:r>
       <w:r>
         <w:rPr>
@@ -2998,21 +3124,25 @@
       <w:r>
         <w:t xml:space="preserve"> link next to the button. Unzip the file, then choose its </w:t>
       </w:r>
+      <w:proofErr w:type="spellStart"/>
       <w:r>
         <w:rPr>
           <w:i/>
         </w:rPr>
         <w:t>TestItems</w:t>
       </w:r>
+      <w:proofErr w:type="spellEnd"/>
       <w:r>
         <w:t xml:space="preserve"> and </w:t>
       </w:r>
+      <w:proofErr w:type="spellStart"/>
       <w:r>
         <w:rPr>
           <w:i/>
         </w:rPr>
         <w:t>RefItems</w:t>
       </w:r>
+      <w:proofErr w:type="spellEnd"/>
       <w:r>
         <w:t xml:space="preserve"> folders. The file </w:t>
       </w:r>
@@ -3030,15 +3160,20 @@
       <w:pPr>
         <w:pStyle w:val="Heading2"/>
       </w:pPr>
-      <w:bookmarkStart w:id="3" w:name="_Toc241786183"/>
+      <w:bookmarkStart w:id="3" w:name="_Toc241790292"/>
       <w:r>
         <w:t>Getting the file format right</w:t>
       </w:r>
       <w:bookmarkEnd w:id="3"/>
     </w:p>
     <w:p>
-      <w:r>
-        <w:t xml:space="preserve">NeAR needs to have your audio files in .WAV format. This is pretty much the standard for uncompressed audio; if your software doesn’t create WAV files already, then it will almost certainly have an option to do so. If not, then there are many software applications that will convert between a bewildering array of different formats. I’d recommend the free audio editor </w:t>
+      <w:proofErr w:type="spellStart"/>
+      <w:r>
+        <w:t>NeAR</w:t>
+      </w:r>
+      <w:proofErr w:type="spellEnd"/>
+      <w:r>
+        <w:t xml:space="preserve"> needs to have your audio files in .WAV format. This is pretty much the standard for uncompressed audio; if your software doesn’t create WAV files already, then it will almost certainly have an option to do so. If not, then there are many software applications that will convert between a bewildering array of different formats. I’d recommend the free audio editor </w:t>
       </w:r>
       <w:r>
         <w:rPr>
@@ -3069,14 +3204,30 @@
         <w:t>NOTE:</w:t>
       </w:r>
       <w:r>
-        <w:t xml:space="preserve"> If you’ve got an over-riding reason to need to use wma or mp3 and you really can’t convert them to WAVs, then it would be fairly straightforward to adapt the software – I just didn’t do it yet.</w:t>
+        <w:t xml:space="preserve"> If you’ve got an over-riding reason to need to use </w:t>
+      </w:r>
+      <w:proofErr w:type="spellStart"/>
+      <w:r>
+        <w:t>wma</w:t>
+      </w:r>
+      <w:proofErr w:type="spellEnd"/>
+      <w:r>
+        <w:t xml:space="preserve"> or mp3 and you really can’t convert them to WAVs, then it would be </w:t>
+      </w:r>
+      <w:proofErr w:type="gramStart"/>
+      <w:r>
+        <w:t>fairly straightforward</w:t>
+      </w:r>
+      <w:proofErr w:type="gramEnd"/>
+      <w:r>
+        <w:t xml:space="preserve"> to adapt the software – I just didn’t do it yet.</w:t>
       </w:r>
     </w:p>
     <w:p>
       <w:pPr>
         <w:pStyle w:val="Heading2"/>
       </w:pPr>
-      <w:bookmarkStart w:id="4" w:name="_Toc241786184"/>
+      <w:bookmarkStart w:id="4" w:name="_Toc241790293"/>
       <w:r>
         <w:t>Put together the rating folder</w:t>
       </w:r>
@@ -3100,7 +3251,7 @@
       <w:pPr>
         <w:pStyle w:val="Heading2"/>
       </w:pPr>
-      <w:bookmarkStart w:id="5" w:name="_Toc241786185"/>
+      <w:bookmarkStart w:id="5" w:name="_Toc241790294"/>
       <w:r>
         <w:t>Optionally, put together a reference folder</w:t>
       </w:r>
@@ -3113,7 +3264,23 @@
     </w:p>
     <w:p>
       <w:r>
-        <w:t>When you come to do the rating, you won’t be able to move the reference files around. Therefore they need to be named correctly from the start. For example, if you’ve got 12 reference files you could name them: 01.wav … 12.wav, or A.wav … L.wav. The lowest number or letter will appear to the left on the screen, and should correspond to the ‘best’ sample – however you choose to interpret ‘best’.</w:t>
+        <w:t xml:space="preserve">When you come to do the rating, you won’t be able to move the reference files around. </w:t>
+      </w:r>
+      <w:proofErr w:type="gramStart"/>
+      <w:r>
+        <w:t>Therefore</w:t>
+      </w:r>
+      <w:proofErr w:type="gramEnd"/>
+      <w:r>
+        <w:t xml:space="preserve"> they need to be named correctly from the start. For example, if you’ve got 12 reference files you could name them: 01.wav … 12.wav, or A.wav … L.wav. The lowest number or letter will appear to the left on the </w:t>
+      </w:r>
+      <w:proofErr w:type="gramStart"/>
+      <w:r>
+        <w:t>screen, and</w:t>
+      </w:r>
+      <w:proofErr w:type="gramEnd"/>
+      <w:r>
+        <w:t xml:space="preserve"> should correspond to the ‘best’ sample – however you choose to interpret ‘best’.</w:t>
       </w:r>
     </w:p>
     <w:p/>
@@ -3124,7 +3291,7 @@
       <w:r>
         <w:br w:type="page"/>
       </w:r>
-      <w:bookmarkStart w:id="6" w:name="_Toc241786186"/>
+      <w:bookmarkStart w:id="6" w:name="_Toc241790295"/>
       <w:r>
         <w:lastRenderedPageBreak/>
         <w:t>Preparing the rating session</w:t>
@@ -3138,7 +3305,7 @@
       <w:pPr>
         <w:pStyle w:val="Heading2"/>
       </w:pPr>
-      <w:bookmarkStart w:id="7" w:name="_Toc241786187"/>
+      <w:bookmarkStart w:id="7" w:name="_Toc241790296"/>
       <w:r>
         <w:t>Select the files for rating</w:t>
       </w:r>
@@ -3146,7 +3313,20 @@
     </w:p>
     <w:p>
       <w:r>
-        <w:t xml:space="preserve">Open NeAR, and use the </w:t>
+        <w:t xml:space="preserve">Open </w:t>
+      </w:r>
+      <w:proofErr w:type="spellStart"/>
+      <w:proofErr w:type="gramStart"/>
+      <w:r>
+        <w:t>NeAR</w:t>
+      </w:r>
+      <w:proofErr w:type="spellEnd"/>
+      <w:r>
+        <w:t>, and</w:t>
+      </w:r>
+      <w:proofErr w:type="gramEnd"/>
+      <w:r>
+        <w:t xml:space="preserve"> use the </w:t>
       </w:r>
       <w:r>
         <w:rPr>
@@ -3155,12 +3335,40 @@
         <w:t>Choose folder…</w:t>
       </w:r>
       <w:r>
-        <w:t xml:space="preserve"> button at the top to pick out the folder you just created. Underneath, NeAR shows the name of the folder and the number of WAV files found there to rate.</w:t>
-      </w:r>
-    </w:p>
-    <w:p>
-      <w:r>
-        <w:t xml:space="preserve">In Chrome and Edge, the browser asks whether NeAR may view the files in the folder, and then whether it may save changes there. Allow both: NeAR needs to read the audio files and to write </w:t>
+        <w:t xml:space="preserve"> button at the top to pick out the folder you just created. Underneath, </w:t>
+      </w:r>
+      <w:proofErr w:type="spellStart"/>
+      <w:proofErr w:type="gramStart"/>
+      <w:r>
+        <w:t>NeAR</w:t>
+      </w:r>
+      <w:proofErr w:type="spellEnd"/>
+      <w:proofErr w:type="gramEnd"/>
+      <w:r>
+        <w:t xml:space="preserve"> shows the name of the folder and the number of WAV files found there to rate.</w:t>
+      </w:r>
+    </w:p>
+    <w:p>
+      <w:r>
+        <w:t xml:space="preserve">In Chrome and Edge, the browser asks whether </w:t>
+      </w:r>
+      <w:proofErr w:type="spellStart"/>
+      <w:proofErr w:type="gramStart"/>
+      <w:r>
+        <w:t>NeAR</w:t>
+      </w:r>
+      <w:proofErr w:type="spellEnd"/>
+      <w:proofErr w:type="gramEnd"/>
+      <w:r>
+        <w:t xml:space="preserve"> may view the files in the folder, and then whether it may save changes there. Allow both: </w:t>
+      </w:r>
+      <w:proofErr w:type="spellStart"/>
+      <w:r>
+        <w:t>NeAR</w:t>
+      </w:r>
+      <w:proofErr w:type="spellEnd"/>
+      <w:r>
+        <w:t xml:space="preserve"> needs to read the audio files and to write </w:t>
       </w:r>
       <w:r>
         <w:rPr>
@@ -3173,14 +3381,33 @@
       </w:r>
     </w:p>
     <w:p>
-      <w:r>
-        <w:t xml:space="preserve">NeAR remembers the folders you used last time. When you come back, a button such as </w:t>
+      <w:proofErr w:type="spellStart"/>
+      <w:r>
+        <w:t>NeAR</w:t>
+      </w:r>
+      <w:proofErr w:type="spellEnd"/>
+      <w:r>
+        <w:t xml:space="preserve"> remembers the folders you used last time. When you come back, a button such as </w:t>
       </w:r>
       <w:r>
         <w:rPr>
           <w:i/>
         </w:rPr>
-        <w:t>Use “TestItems” again</w:t>
+        <w:t>Use “</w:t>
+      </w:r>
+      <w:proofErr w:type="spellStart"/>
+      <w:r>
+        <w:rPr>
+          <w:i/>
+        </w:rPr>
+        <w:t>TestItems</w:t>
+      </w:r>
+      <w:proofErr w:type="spellEnd"/>
+      <w:r>
+        <w:rPr>
+          <w:i/>
+        </w:rPr>
+        <w:t>” again</w:t>
       </w:r>
       <w:r>
         <w:t xml:space="preserve"> appears; click it and confirm, rather than finding the folder again.</w:t>
@@ -3190,78 +3417,86 @@
       <w:r>
         <w:t xml:space="preserve">In other browsers there are two buttons, </w:t>
       </w:r>
+      <w:proofErr w:type="gramStart"/>
       <w:r>
         <w:rPr>
           <w:i/>
         </w:rPr>
+        <w:t>Choose</w:t>
+      </w:r>
+      <w:proofErr w:type="gramEnd"/>
+      <w:r>
+        <w:rPr>
+          <w:i/>
+        </w:rPr>
+        <w:t xml:space="preserve"> folder…</w:t>
+      </w:r>
+      <w:r>
+        <w:t xml:space="preserve"> and </w:t>
+      </w:r>
+      <w:r>
+        <w:rPr>
+          <w:i/>
+        </w:rPr>
+        <w:t>Choose files…</w:t>
+      </w:r>
+      <w:r>
+        <w:t xml:space="preserve">. On an iPad or phone, use </w:t>
+      </w:r>
+      <w:r>
+        <w:rPr>
+          <w:i/>
+        </w:rPr>
+        <w:t>Choose files…</w:t>
+      </w:r>
+      <w:r>
+        <w:t xml:space="preserve"> and select all the WAV files at once.</w:t>
+      </w:r>
+    </w:p>
+    <w:p>
+      <w:pPr>
+        <w:pStyle w:val="Heading2"/>
+      </w:pPr>
+      <w:bookmarkStart w:id="8" w:name="_Toc241790297"/>
+      <w:r>
+        <w:t>If necessary, select your reference files</w:t>
+      </w:r>
+      <w:bookmarkEnd w:id="8"/>
+    </w:p>
+    <w:p>
+      <w:r>
+        <w:t xml:space="preserve">If you want to use some reference files, tick the box and pick the relevant folder with the </w:t>
+      </w:r>
+      <w:r>
+        <w:rPr>
+          <w:i/>
+        </w:rPr>
         <w:t>Choose folder…</w:t>
       </w:r>
       <w:r>
-        <w:t xml:space="preserve"> and </w:t>
-      </w:r>
-      <w:r>
-        <w:rPr>
-          <w:i/>
-        </w:rPr>
-        <w:t>Choose files…</w:t>
-      </w:r>
-      <w:r>
-        <w:t xml:space="preserve">. On an iPad or phone, use </w:t>
-      </w:r>
-      <w:r>
-        <w:rPr>
-          <w:i/>
-        </w:rPr>
-        <w:t>Choose files…</w:t>
-      </w:r>
-      <w:r>
-        <w:t xml:space="preserve"> and select all the WAV files at once.</w:t>
+        <w:t xml:space="preserve"> button in the next box down.</w:t>
       </w:r>
     </w:p>
     <w:p>
       <w:pPr>
         <w:pStyle w:val="Heading2"/>
       </w:pPr>
-      <w:bookmarkStart w:id="8" w:name="_Toc241786188"/>
-      <w:r>
-        <w:t>If necessary, select your reference files</w:t>
-      </w:r>
-      <w:bookmarkEnd w:id="8"/>
-    </w:p>
-    <w:p>
-      <w:r>
-        <w:t xml:space="preserve">If you want to use some reference files, tick the box and pick the relevant folder with the </w:t>
-      </w:r>
-      <w:r>
-        <w:rPr>
-          <w:i/>
-        </w:rPr>
-        <w:t>Choose folder…</w:t>
-      </w:r>
-      <w:r>
-        <w:t xml:space="preserve"> button in the next box down.</w:t>
+      <w:bookmarkStart w:id="9" w:name="_Toc241790298"/>
+      <w:r>
+        <w:t>Choose a name to identify the rating session</w:t>
+      </w:r>
+      <w:bookmarkEnd w:id="9"/>
+    </w:p>
+    <w:p>
+      <w:r>
+        <w:t>To make the analysis easier, all the results go into the same file. The name you type here will help you identify this rating session. You can use the same name twice, but you’ll get a warning. The name can’t contain a comma, because that would upset the columns of the results file. The date and time of the session will also be saved, which might let you figure out which rater was which if you’ve forgotten.</w:t>
       </w:r>
     </w:p>
     <w:p>
       <w:pPr>
         <w:pStyle w:val="Heading2"/>
       </w:pPr>
-      <w:bookmarkStart w:id="9" w:name="_Toc241786189"/>
-      <w:r>
-        <w:t>Choose a name to identify the rating session</w:t>
-      </w:r>
-      <w:bookmarkEnd w:id="9"/>
-    </w:p>
-    <w:p>
-      <w:r>
-        <w:t>To make the analysis easier, all the results go into the same file. The name you type here will help you identify this rating session. You can use the same name twice, but you’ll get a warning. The name can’t contain a comma, because that would upset the columns of the results file. The date and time of the session will also be saved, which might let you figure out which rater was which if you’ve forgotten.</w:t>
-      </w:r>
-    </w:p>
-    <w:p>
-      <w:pPr>
-        <w:pStyle w:val="Heading2"/>
-      </w:pPr>
-      <w:bookmarkStart w:id="10" w:name="_Toc241786190"/>
+      <w:bookmarkStart w:id="10" w:name="_Toc241790299"/>
       <w:r>
         <w:t>Tick the rating options you want to use</w:t>
       </w:r>
@@ -3269,7 +3504,15 @@
     </w:p>
     <w:p>
       <w:r>
-        <w:t>Most of these are self–explanatory. It’s probably easier to have a trial run and just watch what happens when you pick the various options, but here is a short explanation of each (on the next page is a picture that might help guide you). NeAR remembers your choices for next time.</w:t>
+        <w:t xml:space="preserve">Most of these are self–explanatory. It’s probably easier to have a trial run and just watch what happens when you pick the various options, but here is a short explanation of each (on the next page is a picture that might help guide you). </w:t>
+      </w:r>
+      <w:proofErr w:type="spellStart"/>
+      <w:r>
+        <w:t>NeAR</w:t>
+      </w:r>
+      <w:proofErr w:type="spellEnd"/>
+      <w:r>
+        <w:t xml:space="preserve"> remembers your choices for next time.</w:t>
       </w:r>
     </w:p>
     <w:p>
@@ -3345,7 +3588,15 @@
         <w:ind w:left="357"/>
       </w:pPr>
       <w:r>
-        <w:t>The fourth tick box indicates how many times each sample has been played. Initially, it was in mind to restrict the users to playing the samples only a fixed number of times but this hasn’t proven necessary. If it would be useful then it would be a reasonably easy change.</w:t>
+        <w:t xml:space="preserve">The fourth tick box indicates how many times each sample has been played. Initially, it was in mind to restrict the users to playing the samples only a fixed number of </w:t>
+      </w:r>
+      <w:proofErr w:type="gramStart"/>
+      <w:r>
+        <w:t>times</w:t>
+      </w:r>
+      <w:proofErr w:type="gramEnd"/>
+      <w:r>
+        <w:t xml:space="preserve"> but this hasn’t proven necessary. If it would be useful then it would be a reasonably easy change.</w:t>
       </w:r>
     </w:p>
     <w:p>
@@ -3394,7 +3645,7 @@
         <w:ind w:left="357"/>
       </w:pPr>
       <w:r>
-        <w:t xml:space="preserve">The sixth tick box, ticked to begin with, animates the samples as they are dragged and dropped, so it is easier to see where each one goes. Untick it if movement on screen is uncomfortable for the rater.</w:t>
+        <w:t>The sixth tick box, ticked to begin with, animates the samples as they are dragged and dropped, so it is easier to see where each one goes. Untick it if movement on screen is uncomfortable for the rater.</w:t>
       </w:r>
     </w:p>
     <w:p>
@@ -3415,7 +3666,7 @@
       <w:r>
         <w:br w:type="page"/>
       </w:r>
-      <w:bookmarkStart w:id="11" w:name="_Toc241786191"/>
+      <w:bookmarkStart w:id="11" w:name="_Toc241790300"/>
       <w:r>
         <w:lastRenderedPageBreak/>
         <w:t>Start</w:t>
@@ -3442,9 +3693,9 @@
           <w:noProof/>
         </w:rPr>
         <w:drawing>
-          <wp:inline distT="0" distB="0" distL="0" distR="0" wp14:anchorId="2CD82FCE" wp14:editId="7C9E0A79">
-            <wp:extent cx="3949430" cy="4788683"/>
-            <wp:effectExtent l="0" t="0" r="635" b="1905"/>
+          <wp:inline distT="0" distB="0" distL="0" distR="0" wp14:anchorId="2CD82FCE" wp14:editId="4254A797">
+            <wp:extent cx="3597898" cy="4362450"/>
+            <wp:effectExtent l="0" t="0" r="3175" b="0"/>
             <wp:docPr id="13" name="Picture 1"/>
             <wp:cNvGraphicFramePr>
               <a:graphicFrameLocks xmlns:a="http://schemas.openxmlformats.org/drawingml/2006/main" noChangeAspect="1"/>
@@ -3474,7 +3725,7 @@
                   <pic:spPr bwMode="auto">
                     <a:xfrm>
                       <a:off x="0" y="0"/>
-                      <a:ext cx="3949430" cy="4788683"/>
+                      <a:ext cx="3603225" cy="4368909"/>
                     </a:xfrm>
                     <a:prstGeom prst="rect">
                       <a:avLst/>
@@ -3491,6 +3742,7 @@
         </w:drawing>
       </w:r>
     </w:p>
+    <w:p/>
     <w:p>
       <w:r>
         <w:t xml:space="preserve">Click the </w:t>
@@ -3542,10 +3794,17 @@
         </w:numPr>
       </w:pPr>
       <w:r>
-        <w:t>If you specified reference files they appear at the top of the screen in plain blue, as in the example below.</w:t>
-      </w:r>
-    </w:p>
-    <w:p/>
+        <w:t xml:space="preserve">If you specified reference </w:t>
+      </w:r>
+      <w:proofErr w:type="gramStart"/>
+      <w:r>
+        <w:t>files</w:t>
+      </w:r>
+      <w:proofErr w:type="gramEnd"/>
+      <w:r>
+        <w:t xml:space="preserve"> they appear at the top of the screen in plain blue, as in the example below.</w:t>
+      </w:r>
+    </w:p>
     <w:p>
       <w:pPr>
         <w:jc w:val="center"/>
@@ -3611,7 +3870,7 @@
       <w:pPr>
         <w:pStyle w:val="Heading1"/>
       </w:pPr>
-      <w:bookmarkStart w:id="12" w:name="_Toc241786192"/>
+      <w:bookmarkStart w:id="12" w:name="_Toc241790301"/>
       <w:r>
         <w:lastRenderedPageBreak/>
         <w:t>Perform</w:t>
@@ -3677,7 +3936,15 @@
         </w:numPr>
       </w:pPr>
       <w:r>
-        <w:t>Then, drag it up to the top box using the mouse (or your finger, on a touchscreen). It will turn bright-coloured when you drop it, to indicate that it has been rated.</w:t>
+        <w:t xml:space="preserve">Then, drag it up to the top box using the mouse (or your finger, on a touchscreen). It will turn </w:t>
+      </w:r>
+      <w:proofErr w:type="gramStart"/>
+      <w:r>
+        <w:t>bright-coloured</w:t>
+      </w:r>
+      <w:proofErr w:type="gramEnd"/>
+      <w:r>
+        <w:t xml:space="preserve"> when you drop it, to indicate that it has been rated.</w:t>
       </w:r>
     </w:p>
     <w:p>
@@ -3827,7 +4094,7 @@
       <w:pPr>
         <w:pStyle w:val="Heading1"/>
       </w:pPr>
-      <w:bookmarkStart w:id="13" w:name="_Toc241786193"/>
+      <w:bookmarkStart w:id="13" w:name="_Toc241790302"/>
       <w:r>
         <w:lastRenderedPageBreak/>
         <w:t>And then…</w:t>
@@ -3838,7 +4105,7 @@
       <w:pPr>
         <w:pStyle w:val="Heading2"/>
       </w:pPr>
-      <w:bookmarkStart w:id="14" w:name="_Toc241786194"/>
+      <w:bookmarkStart w:id="14" w:name="_Toc241790303"/>
       <w:r>
         <w:t>End the rating session</w:t>
       </w:r>
@@ -3882,7 +4149,7 @@
       <w:pPr>
         <w:pStyle w:val="Heading2"/>
       </w:pPr>
-      <w:bookmarkStart w:id="15" w:name="_Toc241786195"/>
+      <w:bookmarkStart w:id="15" w:name="_Toc241790304"/>
       <w:r>
         <w:t>Look at the results</w:t>
       </w:r>
@@ -3904,7 +4171,15 @@
     </w:p>
     <w:p>
       <w:r>
-        <w:t xml:space="preserve">In other browsers, the results are kept inside the browser, separately for each samples folder, and after each session NeAR offers to download an up-to-date copy of </w:t>
+        <w:t xml:space="preserve">In other browsers, the results are kept inside the browser, separately for each samples folder, and after each session </w:t>
+      </w:r>
+      <w:proofErr w:type="spellStart"/>
+      <w:r>
+        <w:t>NeAR</w:t>
+      </w:r>
+      <w:proofErr w:type="spellEnd"/>
+      <w:r>
+        <w:t xml:space="preserve"> offers to download an up-to-date copy of </w:t>
       </w:r>
       <w:r>
         <w:rPr>
@@ -3939,7 +4214,7 @@
       <w:pPr>
         <w:pStyle w:val="Heading1"/>
       </w:pPr>
-      <w:bookmarkStart w:id="16" w:name="_Toc241786196"/>
+      <w:bookmarkStart w:id="16" w:name="_Toc241790305"/>
       <w:r>
         <w:t>Finer</w:t>
       </w:r>
@@ -3957,7 +4232,7 @@
       <w:pPr>
         <w:pStyle w:val="Heading2"/>
       </w:pPr>
-      <w:bookmarkStart w:id="17" w:name="_Toc241786197"/>
+      <w:bookmarkStart w:id="17" w:name="_Toc241790306"/>
       <w:r>
         <w:t>How does the program deal with the results file NeAR</w:t>
       </w:r>
@@ -4080,7 +4355,15 @@
         </w:numPr>
       </w:pPr>
       <w:r>
-        <w:t xml:space="preserve">Normally, that’s the end of the story but occasionally the program fails to write the new results. This is probably because you’ve got the file open in another program. For example, Excel will lock the file and stop any other program from accessing it. In this case, you can close the other program and try again, or save the results as a new file. Be aware this is a one-off; the next set of results will go back to </w:t>
+        <w:t xml:space="preserve">Normally, that’s the end of the story but occasionally the program fails to write the new results. This is probably because you’ve got the file open in another program. For example, Excel will lock the file and stop any other program from accessing it. In this case, you can close the other program and try </w:t>
+      </w:r>
+      <w:proofErr w:type="gramStart"/>
+      <w:r>
+        <w:t>again, or</w:t>
+      </w:r>
+      <w:proofErr w:type="gramEnd"/>
+      <w:r>
+        <w:t xml:space="preserve"> save the results as a new file. Be aware this is a one-off; the next set of results will go back to </w:t>
       </w:r>
       <w:r>
         <w:rPr>
@@ -4102,7 +4385,7 @@
       <w:pPr>
         <w:pStyle w:val="Heading1"/>
       </w:pPr>
-      <w:bookmarkStart w:id="18" w:name="_Toc241786198"/>
+      <w:bookmarkStart w:id="18" w:name="_Toc241790307"/>
       <w:r>
         <w:lastRenderedPageBreak/>
         <w:t>Loading the data into Excel</w:t>
@@ -4345,7 +4628,7 @@
           </mc:Choice>
           <mc:Fallback>
             <w:pict>
-              <v:rect w14:anchorId="03EE8FD9" id="Rectangle 3" o:spid="_x0000_s1026" style="position:absolute;margin-left:34.5pt;margin-top:19.65pt;width:17pt;height:26pt;z-index:251659264;visibility:visible;mso-wrap-style:square;mso-width-percent:0;mso-wrap-distance-left:9pt;mso-wrap-distance-top:0;mso-wrap-distance-right:9pt;mso-wrap-distance-bottom:0;mso-position-horizontal:absolute;mso-position-horizontal-relative:text;mso-position-vertical:absolute;mso-position-vertical-relative:text;mso-width-percent:0;mso-width-relative:margin;v-text-anchor:middle" o:gfxdata="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" filled="f" strokecolor="#c00000" strokeweight="2pt"/>
+              <v:rect w14:anchorId="29D01E9B" id="Rectangle 3" o:spid="_x0000_s1026" style="position:absolute;margin-left:34.5pt;margin-top:19.65pt;width:17pt;height:26pt;z-index:251659264;visibility:visible;mso-wrap-style:square;mso-width-percent:0;mso-wrap-distance-left:9pt;mso-wrap-distance-top:0;mso-wrap-distance-right:9pt;mso-wrap-distance-bottom:0;mso-position-horizontal:absolute;mso-position-horizontal-relative:text;mso-position-vertical:absolute;mso-position-vertical-relative:text;mso-width-percent:0;mso-width-relative:margin;v-text-anchor:middle" o:gfxdata="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" filled="f" strokecolor="#c00000" strokeweight="2pt"/>
             </w:pict>
           </mc:Fallback>
         </mc:AlternateContent>
@@ -4548,7 +4831,7 @@
       <w:pPr>
         <w:pStyle w:val="Heading1"/>
       </w:pPr>
-      <w:bookmarkStart w:id="19" w:name="_Toc241786199"/>
+      <w:bookmarkStart w:id="19" w:name="_Toc241790308"/>
       <w:r>
         <w:lastRenderedPageBreak/>
         <w:t>The file format</w:t>
@@ -5013,6 +5296,7 @@
                 <w:szCs w:val="16"/>
               </w:rPr>
             </w:pPr>
+            <w:proofErr w:type="spellStart"/>
             <w:r>
               <w:rPr>
                 <w:rFonts w:ascii="Arial" w:hAnsi="Arial" w:cs="Arial"/>
@@ -5021,6 +5305,7 @@
               </w:rPr>
               <w:t>src</w:t>
             </w:r>
+            <w:proofErr w:type="spellEnd"/>
           </w:p>
         </w:tc>
         <w:tc>
@@ -5317,6 +5602,7 @@
                 <w:szCs w:val="16"/>
               </w:rPr>
             </w:pPr>
+            <w:proofErr w:type="spellStart"/>
             <w:r>
               <w:rPr>
                 <w:rFonts w:ascii="Arial" w:hAnsi="Arial" w:cs="Arial"/>
@@ -5325,6 +5611,7 @@
               </w:rPr>
               <w:t>src</w:t>
             </w:r>
+            <w:proofErr w:type="spellEnd"/>
           </w:p>
         </w:tc>
         <w:tc>
@@ -5621,6 +5908,7 @@
                 <w:szCs w:val="16"/>
               </w:rPr>
             </w:pPr>
+            <w:proofErr w:type="spellStart"/>
             <w:r>
               <w:rPr>
                 <w:rFonts w:ascii="Arial" w:hAnsi="Arial" w:cs="Arial"/>
@@ -5629,6 +5917,7 @@
               </w:rPr>
               <w:t>src</w:t>
             </w:r>
+            <w:proofErr w:type="spellEnd"/>
           </w:p>
         </w:tc>
         <w:tc>
@@ -5820,12 +6109,14 @@
       <w:r>
         <w:t xml:space="preserve">The folder </w:t>
       </w:r>
+      <w:proofErr w:type="spellStart"/>
       <w:r>
         <w:rPr>
           <w:i/>
         </w:rPr>
         <w:t>src</w:t>
       </w:r>
+      <w:proofErr w:type="spellEnd"/>
       <w:r>
         <w:t xml:space="preserve"> contained 4 WAV files, named </w:t>
       </w:r>
@@ -5936,6 +6227,7 @@
       <w:r>
         <w:t xml:space="preserve">Claire was unable to rate </w:t>
       </w:r>
+      <w:proofErr w:type="gramStart"/>
       <w:r>
         <w:rPr>
           <w:i/>
@@ -5943,7 +6235,11 @@
         <w:t>zz10</w:t>
       </w:r>
       <w:r>
-        <w:t>, but had the other three samples in the same order as before.</w:t>
+        <w:t>, but</w:t>
+      </w:r>
+      <w:proofErr w:type="gramEnd"/>
+      <w:r>
+        <w:t xml:space="preserve"> had the other three samples in the same order as before.</w:t>
       </w:r>
     </w:p>
     <w:p/>
@@ -5960,14 +6256,22 @@
     </w:p>
     <w:p>
       <w:r>
-        <w:t>SOURCE and REFERENCE give the name of the folder, because web browsers can’t see the full path. Rows written by the 2012 Windows version show the full path instead (C:\src), and dates in the style 25-Jul-08; old and new rows can sit in the same file without any problem.</w:t>
+        <w:t>SOURCE and REFERENCE give the name of the folder, because web browsers can’t see the full path. Rows written by the 2012 Windows version show the full path instead (C:\</w:t>
+      </w:r>
+      <w:proofErr w:type="spellStart"/>
+      <w:r>
+        <w:t>src</w:t>
+      </w:r>
+      <w:proofErr w:type="spellEnd"/>
+      <w:r>
+        <w:t>), and dates in the style 25-Jul-08; old and new rows can sit in the same file without any problem.</w:t>
       </w:r>
     </w:p>
     <w:p>
       <w:pPr>
         <w:pStyle w:val="Heading2"/>
       </w:pPr>
-      <w:bookmarkStart w:id="20" w:name="_Toc241786200"/>
+      <w:bookmarkStart w:id="20" w:name="_Toc241790309"/>
       <w:r>
         <w:t>Using reference files</w:t>
       </w:r>
@@ -6435,6 +6739,7 @@
                 <w:szCs w:val="16"/>
               </w:rPr>
             </w:pPr>
+            <w:proofErr w:type="spellStart"/>
             <w:r>
               <w:rPr>
                 <w:rFonts w:ascii="Arial" w:hAnsi="Arial" w:cs="Arial"/>
@@ -6443,6 +6748,7 @@
               </w:rPr>
               <w:t>src</w:t>
             </w:r>
+            <w:proofErr w:type="spellEnd"/>
           </w:p>
         </w:tc>
         <w:tc>
@@ -6755,6 +7061,7 @@
                 <w:szCs w:val="16"/>
               </w:rPr>
             </w:pPr>
+            <w:proofErr w:type="spellStart"/>
             <w:r>
               <w:rPr>
                 <w:rFonts w:ascii="Arial" w:hAnsi="Arial" w:cs="Arial"/>
@@ -6763,6 +7070,7 @@
               </w:rPr>
               <w:t>src</w:t>
             </w:r>
+            <w:proofErr w:type="spellEnd"/>
           </w:p>
         </w:tc>
         <w:tc>
@@ -7067,6 +7375,7 @@
                 <w:szCs w:val="16"/>
               </w:rPr>
             </w:pPr>
+            <w:proofErr w:type="spellStart"/>
             <w:r>
               <w:rPr>
                 <w:rFonts w:ascii="Arial" w:hAnsi="Arial" w:cs="Arial"/>
@@ -7075,6 +7384,7 @@
               </w:rPr>
               <w:t>src</w:t>
             </w:r>
+            <w:proofErr w:type="spellEnd"/>
           </w:p>
         </w:tc>
         <w:tc>
@@ -7266,7 +7576,23 @@
     <w:p/>
     <w:p>
       <w:r>
-        <w:t xml:space="preserve">The results for the reference samples aren’t included in the table because they always stay in the same order. Therefore there are still only 4 rankings. However, the rankings will now be in the range 1… 14. So for example, Ann thought that sample zz90 was better than </w:t>
+        <w:t xml:space="preserve">The results for the reference samples aren’t included in the table because they always stay in the same order. </w:t>
+      </w:r>
+      <w:proofErr w:type="gramStart"/>
+      <w:r>
+        <w:t>Therefore</w:t>
+      </w:r>
+      <w:proofErr w:type="gramEnd"/>
+      <w:r>
+        <w:t xml:space="preserve"> there are still only 4 rankings. However, the rankings will now be in the range 1… 14. </w:t>
+      </w:r>
+      <w:proofErr w:type="gramStart"/>
+      <w:r>
+        <w:t>So</w:t>
+      </w:r>
+      <w:proofErr w:type="gramEnd"/>
+      <w:r>
+        <w:t xml:space="preserve"> for example, Ann thought that sample zz90 was better than </w:t>
       </w:r>
       <w:r>
         <w:rPr>
@@ -7311,7 +7637,7 @@
       <w:pPr>
         <w:pStyle w:val="Heading1"/>
       </w:pPr>
-      <w:bookmarkStart w:id="21" w:name="_Toc241786201"/>
+      <w:bookmarkStart w:id="21" w:name="_Toc241790310"/>
       <w:r>
         <w:lastRenderedPageBreak/>
         <w:t>Analysing the data</w:t>
@@ -7322,7 +7648,7 @@
       <w:pPr>
         <w:pStyle w:val="Heading2"/>
       </w:pPr>
-      <w:bookmarkStart w:id="22" w:name="_Toc241786202"/>
+      <w:bookmarkStart w:id="22" w:name="_Toc241790311"/>
       <w:r>
         <w:t>Measures of agreement</w:t>
       </w:r>
@@ -7333,7 +7659,15 @@
         <w:t>The results of the ranking test have some special properties that make them amenable to some simple statistical measures of agreement.  Consider a group of 10 audio samples in a rating task. Each rank from 1 to 10</w:t>
       </w:r>
       <w:r>
-        <w:t xml:space="preserve"> will appear just once. Thus each set of ranki</w:t>
+        <w:t xml:space="preserve"> will appear just once. </w:t>
+      </w:r>
+      <w:proofErr w:type="gramStart"/>
+      <w:r>
+        <w:t>Thus</w:t>
+      </w:r>
+      <w:proofErr w:type="gramEnd"/>
+      <w:r>
+        <w:t xml:space="preserve"> each set of ranki</w:t>
       </w:r>
       <w:r>
         <w:t>ngs will have the same mean (5.5</w:t>
@@ -7342,8 +7676,13 @@
         <w:t xml:space="preserve">) and </w:t>
       </w:r>
       <w:r>
-        <w:t>the same standard deviation (3.0). Therefore</w:t>
-      </w:r>
+        <w:t xml:space="preserve">the same standard deviation (3.0). </w:t>
+      </w:r>
+      <w:proofErr w:type="gramStart"/>
+      <w:r>
+        <w:t>Therefore</w:t>
+      </w:r>
+      <w:proofErr w:type="gramEnd"/>
       <w:r>
         <w:t xml:space="preserve"> there </w:t>
       </w:r>
@@ -7351,7 +7690,15 @@
         <w:t>can</w:t>
       </w:r>
       <w:r>
-        <w:t xml:space="preserve"> no systematic bias between raters. </w:t>
+        <w:t xml:space="preserve"> no </w:t>
+      </w:r>
+      <w:proofErr w:type="gramStart"/>
+      <w:r>
+        <w:t>systematic</w:t>
+      </w:r>
+      <w:proofErr w:type="gramEnd"/>
+      <w:r>
+        <w:t xml:space="preserve"> bias between raters. </w:t>
       </w:r>
       <w:r>
         <w:t xml:space="preserve">Under these circumstances many </w:t>
@@ -7376,7 +7723,7 @@
       <w:pPr>
         <w:pStyle w:val="Heading2"/>
       </w:pPr>
-      <w:bookmarkStart w:id="23" w:name="_Toc241786203"/>
+      <w:bookmarkStart w:id="23" w:name="_Toc241790312"/>
       <w:r>
         <w:t>Unrated samples</w:t>
       </w:r>
@@ -7395,7 +7742,15 @@
         </w:numPr>
       </w:pPr>
       <w:r>
-        <w:t>First, the unrated samples will all be given the value zero. For most analysis, this is NOT the same as missing data. The zeros might be useful in some circumstances, for example to create a histogram showing missing data. HOWEVER in most cases you will need to replace the zeros with a blank, or whatever your own software uses to indicate missing data.</w:t>
+        <w:t xml:space="preserve">First, the unrated samples will all be given the value zero. For most analysis, this is NOT the same as missing data. The zeros might be useful in some circumstances, for example to create a histogram showing missing data. </w:t>
+      </w:r>
+      <w:proofErr w:type="gramStart"/>
+      <w:r>
+        <w:t>HOWEVER</w:t>
+      </w:r>
+      <w:proofErr w:type="gramEnd"/>
+      <w:r>
+        <w:t xml:space="preserve"> in most cases you will need to replace the zeros with a blank, or whatever your own software uses to indicate missing data.</w:t>
       </w:r>
     </w:p>
     <w:p>
@@ -7413,7 +7768,7 @@
       <w:pPr>
         <w:pStyle w:val="Heading2"/>
       </w:pPr>
-      <w:bookmarkStart w:id="24" w:name="_Toc241786204"/>
+      <w:bookmarkStart w:id="24" w:name="_Toc241790313"/>
       <w:r>
         <w:t>Using reference files</w:t>
       </w:r>
@@ -7421,7 +7776,15 @@
     </w:p>
     <w:p>
       <w:r>
-        <w:t>For similar reasons, if you’re using reference audio samples these special properties don’t hold true because the ranks of the reference files are not included in the results.  Therefore one rater might rank all the samples as better than the reference samples, while the next rater ranks them all as worse.</w:t>
+        <w:t xml:space="preserve">For similar reasons, if you’re using reference audio samples these special properties don’t hold true because the ranks of the reference files are not included in the results.  </w:t>
+      </w:r>
+      <w:proofErr w:type="gramStart"/>
+      <w:r>
+        <w:t>Therefore</w:t>
+      </w:r>
+      <w:proofErr w:type="gramEnd"/>
+      <w:r>
+        <w:t xml:space="preserve"> one rater might rank all the samples as better than the reference samples, while the next rater ranks them all as worse.</w:t>
       </w:r>
     </w:p>
     <w:p>
@@ -7445,15 +7808,15 @@
       <w:pPr>
         <w:pStyle w:val="Heading1"/>
       </w:pPr>
-      <w:bookmarkStart w:id="25" w:name="_Toc241786205"/>
+      <w:bookmarkStart w:id="25" w:name="_Toc241790314"/>
       <w:r>
         <w:lastRenderedPageBreak/>
         <w:t>What’s different from the 2012 Windows version</w:t>
       </w:r>
+      <w:r>
+        <w:t>?</w:t>
+      </w:r>
       <w:bookmarkEnd w:id="25"/>
-      <w:r>
-        <w:t>?</w:t>
-      </w:r>
     </w:p>
     <w:p>
       <w:r>
@@ -7562,7 +7925,7 @@
       <w:pPr>
         <w:pStyle w:val="Heading1"/>
       </w:pPr>
-      <w:bookmarkStart w:id="26" w:name="_Toc241786206"/>
+      <w:bookmarkStart w:id="26" w:name="_Toc241790315"/>
       <w:r>
         <w:t>References</w:t>
       </w:r>
@@ -7575,11 +7938,19 @@
       <w:r>
         <w:t xml:space="preserve">Clopper CG. Auditory free classification: Methods and analysis. </w:t>
       </w:r>
+      <w:proofErr w:type="spellStart"/>
       <w:r>
         <w:rPr>
           <w:i/>
         </w:rPr>
-        <w:t>Behavior Research Methods</w:t>
+        <w:t>Behavior</w:t>
+      </w:r>
+      <w:proofErr w:type="spellEnd"/>
+      <w:r>
+        <w:rPr>
+          <w:i/>
+        </w:rPr>
+        <w:t xml:space="preserve"> Research Methods</w:t>
       </w:r>
       <w:r>
         <w:t xml:space="preserve"> 2008; 40: 575-581.</w:t>
@@ -7592,11 +7963,19 @@
       <w:r>
         <w:t xml:space="preserve">Granqvist S. The visual sort and rate method of perceptual evaluation in listening tests. </w:t>
       </w:r>
+      <w:proofErr w:type="spellStart"/>
       <w:r>
         <w:rPr>
           <w:i/>
         </w:rPr>
-        <w:t>Logopedics Phoniatrics Vocology</w:t>
+        <w:t>Logopedics</w:t>
+      </w:r>
+      <w:proofErr w:type="spellEnd"/>
+      <w:r>
+        <w:rPr>
+          <w:i/>
+        </w:rPr>
+        <w:t xml:space="preserve"> Phoniatrics Vocology</w:t>
       </w:r>
       <w:r>
         <w:t xml:space="preserve"> 2003; 28: 109-116.</w:t>
@@ -7668,10 +8047,11 @@
       <w:pPr>
         <w:pStyle w:val="Heading1"/>
       </w:pPr>
-      <w:bookmarkStart w:id="27" w:name="_Toc241786207"/>
+      <w:bookmarkStart w:id="27" w:name="_Toc241790316"/>
       <w:r>
         <w:t>Citation for this work</w:t>
       </w:r>
+      <w:bookmarkEnd w:id="27"/>
     </w:p>
     <w:p>
       <w:pPr>
@@ -7709,10 +8089,11 @@
       <w:pPr>
         <w:pStyle w:val="Heading1"/>
       </w:pPr>
+      <w:bookmarkStart w:id="28" w:name="_Toc241790317"/>
       <w:r>
         <w:t>Acknowledgements</w:t>
       </w:r>
-      <w:bookmarkEnd w:id="27"/>
+      <w:bookmarkEnd w:id="28"/>
     </w:p>
     <w:p>
       <w:r>
@@ -7745,7 +8126,19 @@
     <w:p/>
     <w:p>
       <w:r>
-        <w:t>Thanks also to Claude for help with the translation from C# to TypeScript.</w:t>
+        <w:t xml:space="preserve">Thanks also to Claude for help with the translation from C# </w:t>
+      </w:r>
+      <w:r>
+        <w:t xml:space="preserve">(Windows desktop) </w:t>
+      </w:r>
+      <w:r>
+        <w:t>to TypeScript</w:t>
+      </w:r>
+      <w:r>
+        <w:t xml:space="preserve"> (web app)</w:t>
+      </w:r>
+      <w:r>
+        <w:t>.</w:t>
       </w:r>
     </w:p>
     <w:p/>
@@ -9080,6 +9473,7 @@
   <w:style w:type="character" w:default="1" w:styleId="DefaultParagraphFont">
     <w:name w:val="Default Paragraph Font"/>
     <w:uiPriority w:val="1"/>
+    <w:semiHidden/>
     <w:unhideWhenUsed/>
   </w:style>
   <w:style w:type="table" w:default="1" w:styleId="TableNormal">
@@ -9431,6 +9825,7 @@
     <w:sig w:usb0="E4002EFF" w:usb1="C200247B" w:usb2="00000009" w:usb3="00000000" w:csb0="000001FF" w:csb1="00000000"/>
   </w:font>
   <w:font w:name="MS Mincho">
+    <w:altName w:val="ＭＳ 明朝"/>
     <w:panose1 w:val="02020609040205080304"/>
     <w:charset w:val="80"/>
     <w:family w:val="modern"/>
@@ -9485,6 +9880,8 @@
     <w:rsid w:val="00332B1A"/>
     <w:rsid w:val="004522CD"/>
     <w:rsid w:val="005760F9"/>
+    <w:rsid w:val="005C13B6"/>
+    <w:rsid w:val="005D6A66"/>
     <w:rsid w:val="00751B80"/>
     <w:rsid w:val="00A45C21"/>
     <w:rsid w:val="00B30F14"/>

--- a/docs/NeAR-user-manual.docx
+++ b/docs/NeAR-user-manual.docx
@@ -4171,7 +4171,7 @@
     </w:p>
     <w:p>
       <w:r>
-        <w:t xml:space="preserve">In other browsers, the results are kept inside the browser, separately for each samples folder, and after each session </w:t>
+        <w:t xml:space="preserve">In other browsers, the results are kept inside the browser, separately for each study (NeAR asks you to choose or name a study for each set of recordings), and after each session </w:t>
       </w:r>
       <w:proofErr w:type="spellStart"/>
       <w:r>

--- a/docs/NeAR-user-manual.docx
+++ b/docs/NeAR-user-manual.docx
@@ -3032,7 +3032,7 @@
       </w:r>
       <w:proofErr w:type="spellEnd"/>
       <w:r>
-        <w:t xml:space="preserve"> comes with a set of example files, so you can try it before preparing your own. They are synthetic recordings of a sustained “ah”, made with increasing amounts of hoarseness, so there is a right answer: 8 samples to rate (</w:t>
+        <w:t xml:space="preserve"> comes with a set of example files, so you can try it before preparing your own. They are synthetic recordings of a sustained “ah”, made with varying amounts of hoarseness: 8 samples to rate (</w:t>
       </w:r>
       <w:r>
         <w:rPr>
@@ -3144,16 +3144,7 @@
       </w:r>
       <w:proofErr w:type="spellEnd"/>
       <w:r>
-        <w:t xml:space="preserve"> folders. The file </w:t>
-      </w:r>
-      <w:r>
-        <w:rPr>
-          <w:i/>
-        </w:rPr>
-        <w:t>ANSWER-KEY.txt</w:t>
-      </w:r>
-      <w:r>
-        <w:t xml:space="preserve"> in the zip gives the correct order, so you can check your ranking.</w:t>
+        <w:t xml:space="preserve"> folders.</w:t>
       </w:r>
     </w:p>
     <w:p>
